--- a/flutter_documents/f17_flutter_CLI_&_common_issues_documentary.docx
+++ b/flutter_documents/f17_flutter_CLI_&_common_issues_documentary.docx
@@ -142,8 +142,20 @@
           <w:sz w:val="32"/>
           <w:szCs w:val="32"/>
         </w:rPr>
-        <w:t>flutter create my_app</w:t>
-      </w:r>
+        <w:t xml:space="preserve">flutter create </w:t>
+      </w:r>
+      <w:proofErr w:type="spellStart"/>
+      <w:r>
+        <w:rPr>
+          <w:b/>
+          <w:bCs/>
+          <w:color w:val="60CAF3" w:themeColor="accent4" w:themeTint="99"/>
+          <w:sz w:val="32"/>
+          <w:szCs w:val="32"/>
+        </w:rPr>
+        <w:t>my_app</w:t>
+      </w:r>
+      <w:proofErr w:type="spellEnd"/>
     </w:p>
     <w:p>
       <w:pPr>
@@ -196,8 +208,20 @@
           <w:sz w:val="32"/>
           <w:szCs w:val="32"/>
         </w:rPr>
-        <w:t>flutter create .</w:t>
-      </w:r>
+        <w:t xml:space="preserve">flutter </w:t>
+      </w:r>
+      <w:proofErr w:type="gramStart"/>
+      <w:r>
+        <w:rPr>
+          <w:b/>
+          <w:bCs/>
+          <w:color w:val="60CAF3" w:themeColor="accent4" w:themeTint="99"/>
+          <w:sz w:val="32"/>
+          <w:szCs w:val="32"/>
+        </w:rPr>
+        <w:t>create .</w:t>
+      </w:r>
+      <w:proofErr w:type="gramEnd"/>
     </w:p>
     <w:p>
       <w:pPr>
@@ -230,6 +254,7 @@
         </w:rPr>
         <w:t xml:space="preserve"> flag to set the app’s package identifier (like </w:t>
       </w:r>
+      <w:proofErr w:type="spellStart"/>
       <w:r>
         <w:rPr>
           <w:b/>
@@ -239,6 +264,7 @@
         </w:rPr>
         <w:t>com.example</w:t>
       </w:r>
+      <w:proofErr w:type="spellEnd"/>
       <w:r>
         <w:rPr>
           <w:sz w:val="32"/>
@@ -266,8 +292,42 @@
           <w:sz w:val="32"/>
           <w:szCs w:val="32"/>
         </w:rPr>
-        <w:t>flutter create --org com.nazmul.app my_app</w:t>
-      </w:r>
+        <w:t xml:space="preserve">flutter create --org </w:t>
+      </w:r>
+      <w:proofErr w:type="spellStart"/>
+      <w:r>
+        <w:rPr>
+          <w:b/>
+          <w:bCs/>
+          <w:color w:val="60CAF3" w:themeColor="accent4" w:themeTint="99"/>
+          <w:sz w:val="32"/>
+          <w:szCs w:val="32"/>
+        </w:rPr>
+        <w:t>com.nazmul.app</w:t>
+      </w:r>
+      <w:proofErr w:type="spellEnd"/>
+      <w:r>
+        <w:rPr>
+          <w:b/>
+          <w:bCs/>
+          <w:color w:val="60CAF3" w:themeColor="accent4" w:themeTint="99"/>
+          <w:sz w:val="32"/>
+          <w:szCs w:val="32"/>
+        </w:rPr>
+        <w:t xml:space="preserve"> </w:t>
+      </w:r>
+      <w:proofErr w:type="spellStart"/>
+      <w:r>
+        <w:rPr>
+          <w:b/>
+          <w:bCs/>
+          <w:color w:val="60CAF3" w:themeColor="accent4" w:themeTint="99"/>
+          <w:sz w:val="32"/>
+          <w:szCs w:val="32"/>
+        </w:rPr>
+        <w:t>my_app</w:t>
+      </w:r>
+      <w:proofErr w:type="spellEnd"/>
     </w:p>
     <w:p>
       <w:pPr>
@@ -320,1618 +380,79 @@
           <w:sz w:val="32"/>
           <w:szCs w:val="32"/>
         </w:rPr>
-        <w:t>flutter create my_app --platforms android, ios, web</w:t>
-      </w:r>
-    </w:p>
-    <w:p>
-      <w:pPr>
-        <w:jc w:val="both"/>
-        <w:rPr>
-          <w:b/>
-          <w:bCs/>
-          <w:sz w:val="32"/>
-          <w:szCs w:val="32"/>
-        </w:rPr>
-      </w:pPr>
-    </w:p>
-    <w:p>
-      <w:pPr>
-        <w:numPr>
-          <w:ilvl w:val="0"/>
-          <w:numId w:val="7"/>
-        </w:numPr>
-        <w:jc w:val="both"/>
-        <w:rPr>
-          <w:sz w:val="32"/>
-          <w:szCs w:val="32"/>
-        </w:rPr>
-      </w:pPr>
-      <w:r>
-        <w:rPr>
-          <w:sz w:val="32"/>
-          <w:szCs w:val="32"/>
-        </w:rPr>
-        <w:t>Dependency Management:</w:t>
-      </w:r>
-    </w:p>
-    <w:p>
-      <w:pPr>
-        <w:jc w:val="both"/>
-        <w:rPr>
-          <w:sz w:val="32"/>
-          <w:szCs w:val="32"/>
-        </w:rPr>
-      </w:pPr>
-      <w:r>
-        <w:rPr>
-          <w:sz w:val="32"/>
-          <w:szCs w:val="32"/>
-        </w:rPr>
-        <w:t># Download</w:t>
-      </w:r>
-      <w:r>
-        <w:rPr>
-          <w:sz w:val="32"/>
-          <w:szCs w:val="32"/>
-        </w:rPr>
-        <w:t xml:space="preserve"> all</w:t>
-      </w:r>
-      <w:r>
-        <w:rPr>
-          <w:sz w:val="32"/>
-          <w:szCs w:val="32"/>
-        </w:rPr>
-        <w:t xml:space="preserve"> dependencies or packages from </w:t>
-      </w:r>
-      <w:r>
-        <w:rPr>
-          <w:b/>
-          <w:bCs/>
-          <w:sz w:val="32"/>
-          <w:szCs w:val="32"/>
-        </w:rPr>
-        <w:t>pubsec.yaml</w:t>
-      </w:r>
-    </w:p>
-    <w:p>
-      <w:pPr>
-        <w:jc w:val="both"/>
-        <w:rPr>
-          <w:b/>
-          <w:bCs/>
-          <w:color w:val="60CAF3" w:themeColor="accent4" w:themeTint="99"/>
-          <w:sz w:val="32"/>
-          <w:szCs w:val="32"/>
-        </w:rPr>
-      </w:pPr>
-      <w:r>
-        <w:rPr>
-          <w:b/>
-          <w:bCs/>
-          <w:color w:val="60CAF3" w:themeColor="accent4" w:themeTint="99"/>
-          <w:sz w:val="32"/>
-          <w:szCs w:val="32"/>
-        </w:rPr>
-        <w:t>flutter pub get</w:t>
-      </w:r>
-    </w:p>
-    <w:p>
-      <w:pPr>
-        <w:jc w:val="both"/>
-        <w:rPr>
-          <w:sz w:val="32"/>
-          <w:szCs w:val="32"/>
-        </w:rPr>
-      </w:pPr>
-      <w:r>
-        <w:rPr>
-          <w:sz w:val="32"/>
-          <w:szCs w:val="32"/>
-        </w:rPr>
-        <w:t># Upgrade packages to latest allowed versions</w:t>
-      </w:r>
-    </w:p>
-    <w:p>
-      <w:pPr>
-        <w:jc w:val="both"/>
-        <w:rPr>
-          <w:b/>
-          <w:bCs/>
-          <w:color w:val="60CAF3" w:themeColor="accent4" w:themeTint="99"/>
-          <w:sz w:val="32"/>
-          <w:szCs w:val="32"/>
-        </w:rPr>
-      </w:pPr>
-      <w:r>
-        <w:rPr>
-          <w:b/>
-          <w:bCs/>
-          <w:color w:val="60CAF3" w:themeColor="accent4" w:themeTint="99"/>
-          <w:sz w:val="32"/>
-          <w:szCs w:val="32"/>
-        </w:rPr>
-        <w:t>flutter pub upgrade</w:t>
-      </w:r>
-    </w:p>
-    <w:p>
-      <w:pPr>
-        <w:jc w:val="both"/>
-        <w:rPr>
-          <w:sz w:val="32"/>
-          <w:szCs w:val="32"/>
-        </w:rPr>
-      </w:pPr>
-      <w:r>
-        <w:rPr>
-          <w:sz w:val="32"/>
-          <w:szCs w:val="32"/>
-        </w:rPr>
-        <w:t xml:space="preserve"># Download a package or plugin from </w:t>
-      </w:r>
-      <w:r>
-        <w:rPr>
-          <w:b/>
-          <w:bCs/>
-          <w:sz w:val="32"/>
-          <w:szCs w:val="32"/>
-        </w:rPr>
-        <w:t>pub.dev</w:t>
-      </w:r>
-    </w:p>
-    <w:p>
-      <w:pPr>
-        <w:jc w:val="both"/>
-        <w:rPr>
-          <w:b/>
-          <w:bCs/>
-          <w:color w:val="60CAF3" w:themeColor="accent4" w:themeTint="99"/>
-          <w:sz w:val="32"/>
-          <w:szCs w:val="32"/>
-        </w:rPr>
-      </w:pPr>
-      <w:r>
-        <w:rPr>
-          <w:b/>
-          <w:bCs/>
-          <w:color w:val="60CAF3" w:themeColor="accent4" w:themeTint="99"/>
-          <w:sz w:val="32"/>
-          <w:szCs w:val="32"/>
-        </w:rPr>
-        <w:t>flutter pub add provider</w:t>
-      </w:r>
-    </w:p>
-    <w:p>
-      <w:pPr>
-        <w:jc w:val="both"/>
-        <w:rPr>
-          <w:sz w:val="32"/>
-          <w:szCs w:val="32"/>
-        </w:rPr>
-      </w:pPr>
-      <w:r>
-        <w:rPr>
-          <w:sz w:val="32"/>
-          <w:szCs w:val="32"/>
-        </w:rPr>
-        <w:t xml:space="preserve"># Download </w:t>
-      </w:r>
-      <w:r>
-        <w:rPr>
-          <w:sz w:val="32"/>
-          <w:szCs w:val="32"/>
-        </w:rPr>
-        <w:t xml:space="preserve">a </w:t>
-      </w:r>
-      <w:r>
-        <w:rPr>
-          <w:sz w:val="32"/>
-          <w:szCs w:val="32"/>
-        </w:rPr>
-        <w:t>packag</w:t>
-      </w:r>
-      <w:r>
-        <w:rPr>
-          <w:sz w:val="32"/>
-          <w:szCs w:val="32"/>
-        </w:rPr>
-        <w:t>e</w:t>
-      </w:r>
-      <w:r>
-        <w:rPr>
-          <w:sz w:val="32"/>
-          <w:szCs w:val="32"/>
-        </w:rPr>
-        <w:t xml:space="preserve"> and add them to </w:t>
-      </w:r>
-      <w:r>
-        <w:rPr>
-          <w:b/>
-          <w:bCs/>
-          <w:sz w:val="32"/>
-          <w:szCs w:val="32"/>
-        </w:rPr>
-        <w:t>dev_dependencies:</w:t>
-      </w:r>
-      <w:r>
-        <w:rPr>
-          <w:sz w:val="32"/>
-          <w:szCs w:val="32"/>
-        </w:rPr>
-        <w:t xml:space="preserve"> (if package doesn’t need to be added or bundled with our production app</w:t>
-      </w:r>
-      <w:r>
-        <w:rPr>
-          <w:sz w:val="32"/>
-          <w:szCs w:val="32"/>
-        </w:rPr>
-        <w:t>’s APK</w:t>
-      </w:r>
-      <w:r>
-        <w:rPr>
-          <w:sz w:val="32"/>
-          <w:szCs w:val="32"/>
-        </w:rPr>
-        <w:t>, meaning they won’t available and no extra weight</w:t>
-      </w:r>
-      <w:r>
-        <w:rPr>
-          <w:sz w:val="32"/>
-          <w:szCs w:val="32"/>
-        </w:rPr>
-        <w:t>)</w:t>
-      </w:r>
-    </w:p>
-    <w:p>
-      <w:pPr>
-        <w:jc w:val="both"/>
-        <w:rPr>
-          <w:b/>
-          <w:bCs/>
-          <w:color w:val="60CAF3" w:themeColor="accent4" w:themeTint="99"/>
-          <w:sz w:val="32"/>
-          <w:szCs w:val="32"/>
-        </w:rPr>
-      </w:pPr>
-      <w:r>
-        <w:rPr>
-          <w:b/>
-          <w:bCs/>
-          <w:color w:val="60CAF3" w:themeColor="accent4" w:themeTint="99"/>
-          <w:sz w:val="32"/>
-          <w:szCs w:val="32"/>
-        </w:rPr>
-        <w:t>flutter pub add --dev mocktail</w:t>
-      </w:r>
-    </w:p>
-    <w:p>
-      <w:pPr>
-        <w:jc w:val="both"/>
-        <w:rPr>
-          <w:sz w:val="32"/>
-          <w:szCs w:val="32"/>
-        </w:rPr>
-      </w:pPr>
-      <w:r>
-        <w:rPr>
-          <w:sz w:val="32"/>
-          <w:szCs w:val="32"/>
-        </w:rPr>
-        <w:lastRenderedPageBreak/>
-        <w:t># Upgrade only major versions of packages, useful for old projects</w:t>
-      </w:r>
-    </w:p>
-    <w:p>
-      <w:pPr>
-        <w:jc w:val="both"/>
-        <w:rPr>
-          <w:b/>
-          <w:bCs/>
-          <w:color w:val="60CAF3" w:themeColor="accent4" w:themeTint="99"/>
-          <w:sz w:val="32"/>
-          <w:szCs w:val="32"/>
-        </w:rPr>
-      </w:pPr>
-      <w:r>
-        <w:rPr>
-          <w:b/>
-          <w:bCs/>
-          <w:color w:val="60CAF3" w:themeColor="accent4" w:themeTint="99"/>
-          <w:sz w:val="32"/>
-          <w:szCs w:val="32"/>
-        </w:rPr>
-        <w:t>flutter pub upgrade --major-versions</w:t>
-      </w:r>
-    </w:p>
-    <w:p>
-      <w:pPr>
-        <w:jc w:val="both"/>
-        <w:rPr>
-          <w:sz w:val="32"/>
-          <w:szCs w:val="32"/>
-        </w:rPr>
-      </w:pPr>
-      <w:r>
-        <w:rPr>
-          <w:sz w:val="32"/>
-          <w:szCs w:val="32"/>
-        </w:rPr>
-        <w:t># Remove unused packages cache</w:t>
-      </w:r>
-    </w:p>
-    <w:p>
-      <w:pPr>
-        <w:jc w:val="both"/>
-        <w:rPr>
-          <w:b/>
-          <w:bCs/>
-          <w:color w:val="60CAF3" w:themeColor="accent4" w:themeTint="99"/>
-          <w:sz w:val="32"/>
-          <w:szCs w:val="32"/>
-        </w:rPr>
-      </w:pPr>
-      <w:r>
-        <w:rPr>
-          <w:b/>
-          <w:bCs/>
-          <w:color w:val="60CAF3" w:themeColor="accent4" w:themeTint="99"/>
-          <w:sz w:val="32"/>
-          <w:szCs w:val="32"/>
-        </w:rPr>
-        <w:t>flutter pub cache clean</w:t>
-      </w:r>
-    </w:p>
-    <w:p>
-      <w:pPr>
-        <w:jc w:val="both"/>
-        <w:rPr>
-          <w:b/>
-          <w:bCs/>
-          <w:sz w:val="32"/>
-          <w:szCs w:val="32"/>
-        </w:rPr>
-      </w:pPr>
-    </w:p>
-    <w:p>
-      <w:pPr>
-        <w:numPr>
-          <w:ilvl w:val="0"/>
-          <w:numId w:val="7"/>
-        </w:numPr>
-        <w:jc w:val="both"/>
-        <w:rPr>
-          <w:sz w:val="32"/>
-          <w:szCs w:val="32"/>
-        </w:rPr>
-      </w:pPr>
-      <w:r>
-        <w:rPr>
-          <w:sz w:val="32"/>
-          <w:szCs w:val="32"/>
-        </w:rPr>
-        <w:t>Running Apps:</w:t>
-      </w:r>
-    </w:p>
-    <w:p>
-      <w:pPr>
-        <w:jc w:val="both"/>
-        <w:rPr>
-          <w:sz w:val="32"/>
-          <w:szCs w:val="32"/>
-        </w:rPr>
-      </w:pPr>
-      <w:r>
-        <w:rPr>
-          <w:sz w:val="32"/>
-          <w:szCs w:val="32"/>
-        </w:rPr>
-        <w:t># Run app</w:t>
-      </w:r>
-    </w:p>
-    <w:p>
-      <w:pPr>
-        <w:jc w:val="both"/>
-        <w:rPr>
-          <w:b/>
-          <w:bCs/>
-          <w:color w:val="60CAF3" w:themeColor="accent4" w:themeTint="99"/>
-          <w:sz w:val="32"/>
-          <w:szCs w:val="32"/>
-        </w:rPr>
-      </w:pPr>
-      <w:r>
-        <w:rPr>
-          <w:b/>
-          <w:bCs/>
-          <w:color w:val="60CAF3" w:themeColor="accent4" w:themeTint="99"/>
-          <w:sz w:val="32"/>
-          <w:szCs w:val="32"/>
-        </w:rPr>
-        <w:t>flutter run</w:t>
-      </w:r>
-    </w:p>
-    <w:p>
-      <w:pPr>
-        <w:jc w:val="both"/>
-        <w:rPr>
-          <w:sz w:val="32"/>
-          <w:szCs w:val="32"/>
-        </w:rPr>
-      </w:pPr>
-      <w:r>
-        <w:rPr>
-          <w:sz w:val="32"/>
-          <w:szCs w:val="32"/>
-        </w:rPr>
-        <w:t># Run on specific device</w:t>
-      </w:r>
-    </w:p>
-    <w:p>
-      <w:pPr>
-        <w:jc w:val="both"/>
-        <w:rPr>
-          <w:b/>
-          <w:bCs/>
-          <w:color w:val="60CAF3" w:themeColor="accent4" w:themeTint="99"/>
-          <w:sz w:val="32"/>
-          <w:szCs w:val="32"/>
-        </w:rPr>
-      </w:pPr>
-      <w:r>
-        <w:rPr>
-          <w:b/>
-          <w:bCs/>
-          <w:color w:val="60CAF3" w:themeColor="accent4" w:themeTint="99"/>
-          <w:sz w:val="32"/>
-          <w:szCs w:val="32"/>
-        </w:rPr>
-        <w:t>flutter devices</w:t>
-      </w:r>
-    </w:p>
-    <w:p>
-      <w:pPr>
-        <w:jc w:val="both"/>
-        <w:rPr>
-          <w:b/>
-          <w:bCs/>
-          <w:color w:val="60CAF3" w:themeColor="accent4" w:themeTint="99"/>
-          <w:sz w:val="32"/>
-          <w:szCs w:val="32"/>
-        </w:rPr>
-      </w:pPr>
-      <w:r>
-        <w:rPr>
-          <w:b/>
-          <w:bCs/>
-          <w:color w:val="60CAF3" w:themeColor="accent4" w:themeTint="99"/>
-          <w:sz w:val="32"/>
-          <w:szCs w:val="32"/>
-        </w:rPr>
-        <w:t>flutter run -d chrome</w:t>
-      </w:r>
-    </w:p>
-    <w:p>
-      <w:pPr>
-        <w:jc w:val="both"/>
-        <w:rPr>
-          <w:b/>
-          <w:bCs/>
-          <w:color w:val="60CAF3" w:themeColor="accent4" w:themeTint="99"/>
-          <w:sz w:val="32"/>
-          <w:szCs w:val="32"/>
-        </w:rPr>
-      </w:pPr>
-      <w:r>
-        <w:rPr>
-          <w:b/>
-          <w:bCs/>
-          <w:color w:val="60CAF3" w:themeColor="accent4" w:themeTint="99"/>
-          <w:sz w:val="32"/>
-          <w:szCs w:val="32"/>
-        </w:rPr>
-        <w:t>flutter run -d windows</w:t>
-      </w:r>
-    </w:p>
-    <w:p>
-      <w:pPr>
-        <w:jc w:val="both"/>
-        <w:rPr>
-          <w:b/>
-          <w:bCs/>
-          <w:color w:val="60CAF3" w:themeColor="accent4" w:themeTint="99"/>
-          <w:sz w:val="32"/>
-          <w:szCs w:val="32"/>
-        </w:rPr>
-      </w:pPr>
-      <w:r>
-        <w:rPr>
-          <w:b/>
-          <w:bCs/>
-          <w:color w:val="60CAF3" w:themeColor="accent4" w:themeTint="99"/>
-          <w:sz w:val="32"/>
-          <w:szCs w:val="32"/>
-        </w:rPr>
-        <w:t>flutter run -d emulator-5554</w:t>
-      </w:r>
-      <w:r>
-        <w:rPr>
-          <w:b/>
-          <w:bCs/>
-          <w:color w:val="60CAF3" w:themeColor="accent4" w:themeTint="99"/>
-          <w:sz w:val="32"/>
-          <w:szCs w:val="32"/>
-        </w:rPr>
-        <w:t xml:space="preserve"> </w:t>
-      </w:r>
-      <w:r>
-        <w:rPr>
-          <w:sz w:val="32"/>
-          <w:szCs w:val="32"/>
-        </w:rPr>
-        <w:t>// for launching pixel phones in AS</w:t>
-      </w:r>
-    </w:p>
-    <w:p>
-      <w:pPr>
-        <w:jc w:val="both"/>
-        <w:rPr>
-          <w:sz w:val="32"/>
-          <w:szCs w:val="32"/>
-        </w:rPr>
-      </w:pPr>
-      <w:r>
-        <w:rPr>
-          <w:sz w:val="32"/>
-          <w:szCs w:val="32"/>
-        </w:rPr>
-        <w:t># Run release mode</w:t>
-      </w:r>
-    </w:p>
-    <w:p>
-      <w:pPr>
-        <w:jc w:val="both"/>
-        <w:rPr>
-          <w:b/>
-          <w:bCs/>
-          <w:color w:val="60CAF3" w:themeColor="accent4" w:themeTint="99"/>
-          <w:sz w:val="32"/>
-          <w:szCs w:val="32"/>
-        </w:rPr>
-      </w:pPr>
-      <w:r>
-        <w:rPr>
-          <w:b/>
-          <w:bCs/>
-          <w:color w:val="60CAF3" w:themeColor="accent4" w:themeTint="99"/>
-          <w:sz w:val="32"/>
-          <w:szCs w:val="32"/>
-        </w:rPr>
-        <w:t>flutter run --release</w:t>
-      </w:r>
-    </w:p>
-    <w:p>
-      <w:pPr>
-        <w:jc w:val="both"/>
-        <w:rPr>
-          <w:sz w:val="32"/>
-          <w:szCs w:val="32"/>
-        </w:rPr>
-      </w:pPr>
-      <w:r>
-        <w:rPr>
-          <w:sz w:val="32"/>
-          <w:szCs w:val="32"/>
-        </w:rPr>
-        <w:t># Run profile mode, useful for performance testing.</w:t>
-      </w:r>
-    </w:p>
-    <w:p>
-      <w:pPr>
-        <w:jc w:val="both"/>
-        <w:rPr>
-          <w:b/>
-          <w:bCs/>
-          <w:color w:val="60CAF3" w:themeColor="accent4" w:themeTint="99"/>
-          <w:sz w:val="32"/>
-          <w:szCs w:val="32"/>
-        </w:rPr>
-      </w:pPr>
-      <w:r>
-        <w:rPr>
-          <w:b/>
-          <w:bCs/>
-          <w:color w:val="60CAF3" w:themeColor="accent4" w:themeTint="99"/>
-          <w:sz w:val="32"/>
-          <w:szCs w:val="32"/>
-        </w:rPr>
-        <w:t xml:space="preserve">flutter run </w:t>
-      </w:r>
-      <w:r>
-        <w:rPr>
-          <w:b/>
-          <w:bCs/>
-          <w:color w:val="60CAF3" w:themeColor="accent4" w:themeTint="99"/>
-          <w:sz w:val="32"/>
-          <w:szCs w:val="32"/>
-        </w:rPr>
-        <w:t>--</w:t>
-      </w:r>
-      <w:r>
-        <w:rPr>
-          <w:b/>
-          <w:bCs/>
-          <w:color w:val="60CAF3" w:themeColor="accent4" w:themeTint="99"/>
-          <w:sz w:val="32"/>
-          <w:szCs w:val="32"/>
-        </w:rPr>
-        <w:t>profile</w:t>
-      </w:r>
-    </w:p>
-    <w:p>
-      <w:pPr>
-        <w:jc w:val="both"/>
-        <w:rPr>
-          <w:sz w:val="32"/>
-          <w:szCs w:val="32"/>
-        </w:rPr>
-      </w:pPr>
-      <w:r>
-        <w:rPr>
-          <w:sz w:val="32"/>
-          <w:szCs w:val="32"/>
-        </w:rPr>
-        <w:t xml:space="preserve"># Run specific </w:t>
-      </w:r>
-      <w:r>
-        <w:rPr>
-          <w:b/>
-          <w:bCs/>
-          <w:sz w:val="32"/>
-          <w:szCs w:val="32"/>
-        </w:rPr>
-        <w:t>Dart</w:t>
-      </w:r>
-      <w:r>
-        <w:rPr>
-          <w:sz w:val="32"/>
-          <w:szCs w:val="32"/>
-        </w:rPr>
-        <w:t xml:space="preserve"> Entry-point based on Flavor using this command. If we have multiple</w:t>
-      </w:r>
-      <w:r>
-        <w:rPr>
-          <w:b/>
-          <w:bCs/>
-          <w:sz w:val="32"/>
-          <w:szCs w:val="32"/>
-        </w:rPr>
-        <w:t xml:space="preserve"> main.dart</w:t>
-      </w:r>
-      <w:r>
-        <w:rPr>
-          <w:sz w:val="32"/>
-          <w:szCs w:val="32"/>
-        </w:rPr>
-        <w:t xml:space="preserve"> like </w:t>
-      </w:r>
-      <w:r>
-        <w:rPr>
-          <w:b/>
-          <w:bCs/>
-          <w:sz w:val="32"/>
-          <w:szCs w:val="32"/>
-        </w:rPr>
-        <w:t>main_dev.dart</w:t>
-      </w:r>
-      <w:r>
-        <w:rPr>
-          <w:sz w:val="32"/>
-          <w:szCs w:val="32"/>
-        </w:rPr>
-        <w:t xml:space="preserve">, </w:t>
-      </w:r>
-      <w:r>
-        <w:rPr>
-          <w:b/>
-          <w:bCs/>
-          <w:sz w:val="32"/>
-          <w:szCs w:val="32"/>
-        </w:rPr>
-        <w:t xml:space="preserve">main_staging.dart </w:t>
-      </w:r>
-      <w:r>
-        <w:rPr>
-          <w:sz w:val="32"/>
-          <w:szCs w:val="32"/>
-        </w:rPr>
-        <w:t xml:space="preserve">and </w:t>
-      </w:r>
-      <w:r>
-        <w:rPr>
-          <w:b/>
-          <w:bCs/>
-          <w:sz w:val="32"/>
-          <w:szCs w:val="32"/>
-        </w:rPr>
-        <w:t xml:space="preserve">main_prod.dart </w:t>
-      </w:r>
-      <w:r>
-        <w:rPr>
-          <w:sz w:val="32"/>
-          <w:szCs w:val="32"/>
-        </w:rPr>
-        <w:t>we can use the</w:t>
-      </w:r>
-      <w:r>
-        <w:rPr>
-          <w:b/>
-          <w:bCs/>
-          <w:sz w:val="32"/>
-          <w:szCs w:val="32"/>
-        </w:rPr>
-        <w:t xml:space="preserve"> -t</w:t>
-      </w:r>
-      <w:r>
-        <w:rPr>
-          <w:sz w:val="32"/>
-          <w:szCs w:val="32"/>
-        </w:rPr>
-        <w:t xml:space="preserve"> flag and file path to run that Entry-point based on Flavor</w:t>
-      </w:r>
-    </w:p>
-    <w:p>
-      <w:pPr>
-        <w:jc w:val="both"/>
-        <w:rPr>
-          <w:b/>
-          <w:bCs/>
-          <w:color w:val="60CAF3" w:themeColor="accent4" w:themeTint="99"/>
-          <w:sz w:val="32"/>
-          <w:szCs w:val="32"/>
-        </w:rPr>
-      </w:pPr>
-      <w:r>
-        <w:rPr>
-          <w:b/>
-          <w:bCs/>
-          <w:color w:val="60CAF3" w:themeColor="accent4" w:themeTint="99"/>
-          <w:sz w:val="32"/>
-          <w:szCs w:val="32"/>
-        </w:rPr>
-        <w:t>flutter run -d emulator-5554 -t lib/main_staging.dart --flavor staging</w:t>
-      </w:r>
-    </w:p>
-    <w:p>
-      <w:pPr>
-        <w:jc w:val="both"/>
-        <w:rPr>
-          <w:sz w:val="32"/>
-          <w:szCs w:val="32"/>
-        </w:rPr>
-      </w:pPr>
-      <w:r>
-        <w:rPr>
-          <w:b/>
-          <w:bCs/>
-          <w:sz w:val="32"/>
-          <w:szCs w:val="32"/>
-        </w:rPr>
-        <w:lastRenderedPageBreak/>
-        <w:t>NOTE:</w:t>
-      </w:r>
-      <w:r>
-        <w:rPr>
-          <w:sz w:val="32"/>
-          <w:szCs w:val="32"/>
-        </w:rPr>
-        <w:t xml:space="preserve"> We can also set Runtime Configuration templates instead of running commands manually see f14 flutter debug and android studio tools.</w:t>
-      </w:r>
-    </w:p>
-    <w:p>
-      <w:pPr>
-        <w:jc w:val="both"/>
-        <w:rPr>
-          <w:b/>
-          <w:bCs/>
-          <w:sz w:val="32"/>
-          <w:szCs w:val="32"/>
-        </w:rPr>
-      </w:pPr>
-    </w:p>
-    <w:p>
-      <w:pPr>
-        <w:numPr>
-          <w:ilvl w:val="0"/>
-          <w:numId w:val="7"/>
-        </w:numPr>
-        <w:jc w:val="both"/>
-        <w:rPr>
-          <w:sz w:val="32"/>
-          <w:szCs w:val="32"/>
-        </w:rPr>
-      </w:pPr>
-      <w:r>
-        <w:rPr>
-          <w:sz w:val="32"/>
-          <w:szCs w:val="32"/>
-        </w:rPr>
-        <w:t>Build Commands:</w:t>
-      </w:r>
-    </w:p>
-    <w:p>
-      <w:pPr>
-        <w:jc w:val="both"/>
-        <w:rPr>
-          <w:sz w:val="32"/>
-          <w:szCs w:val="32"/>
-        </w:rPr>
-      </w:pPr>
-      <w:r>
-        <w:rPr>
-          <w:sz w:val="32"/>
-          <w:szCs w:val="32"/>
-        </w:rPr>
-        <w:t># Android APK</w:t>
-      </w:r>
-    </w:p>
-    <w:p>
-      <w:pPr>
-        <w:jc w:val="both"/>
-        <w:rPr>
-          <w:b/>
-          <w:bCs/>
-          <w:color w:val="60CAF3" w:themeColor="accent4" w:themeTint="99"/>
-          <w:sz w:val="32"/>
-          <w:szCs w:val="32"/>
-        </w:rPr>
-      </w:pPr>
-      <w:r>
-        <w:rPr>
-          <w:b/>
-          <w:bCs/>
-          <w:color w:val="60CAF3" w:themeColor="accent4" w:themeTint="99"/>
-          <w:sz w:val="32"/>
-          <w:szCs w:val="32"/>
-        </w:rPr>
-        <w:t>flutter build apk</w:t>
-      </w:r>
-    </w:p>
-    <w:p>
-      <w:pPr>
-        <w:jc w:val="both"/>
-        <w:rPr>
-          <w:sz w:val="32"/>
-          <w:szCs w:val="32"/>
-        </w:rPr>
-      </w:pPr>
-      <w:r>
-        <w:rPr>
-          <w:sz w:val="32"/>
-          <w:szCs w:val="32"/>
-        </w:rPr>
-        <w:t># Release APK</w:t>
-      </w:r>
-    </w:p>
-    <w:p>
-      <w:pPr>
-        <w:jc w:val="both"/>
-        <w:rPr>
-          <w:b/>
-          <w:bCs/>
-          <w:color w:val="60CAF3" w:themeColor="accent4" w:themeTint="99"/>
-          <w:sz w:val="32"/>
-          <w:szCs w:val="32"/>
-        </w:rPr>
-      </w:pPr>
-      <w:r>
-        <w:rPr>
-          <w:b/>
-          <w:bCs/>
-          <w:color w:val="60CAF3" w:themeColor="accent4" w:themeTint="99"/>
-          <w:sz w:val="32"/>
-          <w:szCs w:val="32"/>
-        </w:rPr>
-        <w:t>flutter build apk --release</w:t>
-      </w:r>
-    </w:p>
-    <w:p>
-      <w:pPr>
-        <w:jc w:val="both"/>
-        <w:rPr>
-          <w:sz w:val="32"/>
-          <w:szCs w:val="32"/>
-        </w:rPr>
-      </w:pPr>
-      <w:r>
-        <w:rPr>
-          <w:sz w:val="32"/>
-          <w:szCs w:val="32"/>
-        </w:rPr>
-        <w:t># Split APKs by ABI, generates smaller APKs.</w:t>
-      </w:r>
-    </w:p>
-    <w:p>
-      <w:pPr>
-        <w:jc w:val="both"/>
-        <w:rPr>
-          <w:b/>
-          <w:bCs/>
-          <w:color w:val="60CAF3" w:themeColor="accent4" w:themeTint="99"/>
-          <w:sz w:val="32"/>
-          <w:szCs w:val="32"/>
-        </w:rPr>
-      </w:pPr>
-      <w:r>
-        <w:rPr>
-          <w:b/>
-          <w:bCs/>
-          <w:color w:val="60CAF3" w:themeColor="accent4" w:themeTint="99"/>
-          <w:sz w:val="32"/>
-          <w:szCs w:val="32"/>
-        </w:rPr>
-        <w:t>flutter build apk --split-per-abi</w:t>
-      </w:r>
-    </w:p>
-    <w:p>
-      <w:pPr>
-        <w:jc w:val="both"/>
-        <w:rPr>
-          <w:sz w:val="32"/>
-          <w:szCs w:val="32"/>
-        </w:rPr>
-      </w:pPr>
-      <w:r>
-        <w:rPr>
-          <w:sz w:val="32"/>
-          <w:szCs w:val="32"/>
-        </w:rPr>
-        <w:t># Android App Bundle, used for Play Store uploads.</w:t>
-      </w:r>
-    </w:p>
-    <w:p>
-      <w:pPr>
-        <w:jc w:val="both"/>
-        <w:rPr>
-          <w:b/>
-          <w:bCs/>
-          <w:color w:val="60CAF3" w:themeColor="accent4" w:themeTint="99"/>
-          <w:sz w:val="32"/>
-          <w:szCs w:val="32"/>
-        </w:rPr>
-      </w:pPr>
-      <w:r>
-        <w:rPr>
-          <w:b/>
-          <w:bCs/>
-          <w:color w:val="60CAF3" w:themeColor="accent4" w:themeTint="99"/>
-          <w:sz w:val="32"/>
-          <w:szCs w:val="32"/>
-        </w:rPr>
-        <w:t>flutter build appbundle</w:t>
-      </w:r>
-    </w:p>
-    <w:p>
-      <w:pPr>
-        <w:jc w:val="both"/>
-        <w:rPr>
-          <w:sz w:val="32"/>
-          <w:szCs w:val="32"/>
-        </w:rPr>
-      </w:pPr>
-      <w:r>
-        <w:rPr>
-          <w:sz w:val="32"/>
-          <w:szCs w:val="32"/>
-        </w:rPr>
-        <w:t xml:space="preserve"># </w:t>
-      </w:r>
-      <w:r>
-        <w:rPr>
-          <w:b/>
-          <w:bCs/>
-          <w:sz w:val="32"/>
-          <w:szCs w:val="32"/>
-        </w:rPr>
-        <w:t>Flutter</w:t>
-      </w:r>
-      <w:r>
-        <w:rPr>
-          <w:sz w:val="32"/>
-          <w:szCs w:val="32"/>
-        </w:rPr>
-        <w:t xml:space="preserve"> Web</w:t>
-      </w:r>
-    </w:p>
-    <w:p>
-      <w:pPr>
-        <w:jc w:val="both"/>
-        <w:rPr>
-          <w:b/>
-          <w:bCs/>
-          <w:color w:val="60CAF3" w:themeColor="accent4" w:themeTint="99"/>
-          <w:sz w:val="32"/>
-          <w:szCs w:val="32"/>
-        </w:rPr>
-      </w:pPr>
-      <w:r>
-        <w:rPr>
-          <w:b/>
-          <w:bCs/>
-          <w:color w:val="60CAF3" w:themeColor="accent4" w:themeTint="99"/>
-          <w:sz w:val="32"/>
-          <w:szCs w:val="32"/>
-        </w:rPr>
-        <w:t>flutter build web</w:t>
-      </w:r>
-    </w:p>
-    <w:p>
-      <w:pPr>
-        <w:jc w:val="both"/>
-        <w:rPr>
-          <w:sz w:val="32"/>
-          <w:szCs w:val="32"/>
-        </w:rPr>
-      </w:pPr>
-      <w:r>
-        <w:rPr>
-          <w:sz w:val="32"/>
-          <w:szCs w:val="32"/>
-        </w:rPr>
-        <w:t xml:space="preserve"># </w:t>
-      </w:r>
-      <w:r>
-        <w:rPr>
-          <w:b/>
-          <w:bCs/>
-          <w:sz w:val="32"/>
-          <w:szCs w:val="32"/>
-        </w:rPr>
-        <w:t xml:space="preserve">Flutter </w:t>
-      </w:r>
-      <w:r>
-        <w:rPr>
-          <w:sz w:val="32"/>
-          <w:szCs w:val="32"/>
-        </w:rPr>
-        <w:t>Web Release</w:t>
-      </w:r>
-    </w:p>
-    <w:p>
-      <w:pPr>
-        <w:jc w:val="both"/>
-        <w:rPr>
-          <w:b/>
-          <w:bCs/>
-          <w:color w:val="60CAF3" w:themeColor="accent4" w:themeTint="99"/>
-          <w:sz w:val="32"/>
-          <w:szCs w:val="32"/>
-        </w:rPr>
-      </w:pPr>
-      <w:r>
-        <w:rPr>
-          <w:b/>
-          <w:bCs/>
-          <w:color w:val="60CAF3" w:themeColor="accent4" w:themeTint="99"/>
-          <w:sz w:val="32"/>
-          <w:szCs w:val="32"/>
-        </w:rPr>
-        <w:t>flutter build web --release</w:t>
-      </w:r>
-    </w:p>
-    <w:p>
-      <w:pPr>
-        <w:jc w:val="both"/>
-        <w:rPr>
-          <w:sz w:val="32"/>
-          <w:szCs w:val="32"/>
-        </w:rPr>
-      </w:pPr>
-      <w:r>
-        <w:rPr>
-          <w:sz w:val="32"/>
-          <w:szCs w:val="32"/>
-        </w:rPr>
-        <w:t># Windows</w:t>
-      </w:r>
-    </w:p>
-    <w:p>
-      <w:pPr>
-        <w:jc w:val="both"/>
-        <w:rPr>
-          <w:b/>
-          <w:bCs/>
-          <w:color w:val="60CAF3" w:themeColor="accent4" w:themeTint="99"/>
-          <w:sz w:val="32"/>
-          <w:szCs w:val="32"/>
-        </w:rPr>
-      </w:pPr>
-      <w:r>
-        <w:rPr>
-          <w:b/>
-          <w:bCs/>
-          <w:color w:val="60CAF3" w:themeColor="accent4" w:themeTint="99"/>
-          <w:sz w:val="32"/>
-          <w:szCs w:val="32"/>
-        </w:rPr>
-        <w:t>flutter build windows</w:t>
-      </w:r>
-    </w:p>
-    <w:p>
-      <w:pPr>
-        <w:jc w:val="both"/>
-        <w:rPr>
-          <w:sz w:val="32"/>
-          <w:szCs w:val="32"/>
-        </w:rPr>
-      </w:pPr>
-      <w:r>
-        <w:rPr>
-          <w:sz w:val="32"/>
-          <w:szCs w:val="32"/>
-        </w:rPr>
-        <w:t># Linux</w:t>
-      </w:r>
-    </w:p>
-    <w:p>
-      <w:pPr>
-        <w:jc w:val="both"/>
-        <w:rPr>
-          <w:b/>
-          <w:bCs/>
-          <w:color w:val="60CAF3" w:themeColor="accent4" w:themeTint="99"/>
-          <w:sz w:val="32"/>
-          <w:szCs w:val="32"/>
-        </w:rPr>
-      </w:pPr>
-      <w:r>
-        <w:rPr>
-          <w:b/>
-          <w:bCs/>
-          <w:color w:val="60CAF3" w:themeColor="accent4" w:themeTint="99"/>
-          <w:sz w:val="32"/>
-          <w:szCs w:val="32"/>
-        </w:rPr>
-        <w:t>flutter build linux</w:t>
-      </w:r>
-    </w:p>
-    <w:p>
-      <w:pPr>
-        <w:jc w:val="both"/>
-        <w:rPr>
-          <w:sz w:val="32"/>
-          <w:szCs w:val="32"/>
-        </w:rPr>
-      </w:pPr>
-      <w:r>
-        <w:rPr>
-          <w:sz w:val="32"/>
-          <w:szCs w:val="32"/>
-        </w:rPr>
-        <w:t># macOS</w:t>
-      </w:r>
-    </w:p>
-    <w:p>
-      <w:pPr>
-        <w:jc w:val="both"/>
-        <w:rPr>
-          <w:b/>
-          <w:bCs/>
-          <w:color w:val="60CAF3" w:themeColor="accent4" w:themeTint="99"/>
-          <w:sz w:val="32"/>
-          <w:szCs w:val="32"/>
-        </w:rPr>
-      </w:pPr>
-      <w:r>
-        <w:rPr>
-          <w:b/>
-          <w:bCs/>
-          <w:color w:val="60CAF3" w:themeColor="accent4" w:themeTint="99"/>
-          <w:sz w:val="32"/>
-          <w:szCs w:val="32"/>
-        </w:rPr>
-        <w:t>flutter build macos</w:t>
-      </w:r>
-    </w:p>
-    <w:p>
-      <w:pPr>
-        <w:jc w:val="both"/>
-        <w:rPr>
-          <w:sz w:val="32"/>
-          <w:szCs w:val="32"/>
-        </w:rPr>
-      </w:pPr>
-      <w:r>
-        <w:rPr>
-          <w:sz w:val="32"/>
-          <w:szCs w:val="32"/>
-        </w:rPr>
-        <w:lastRenderedPageBreak/>
-        <w:t># iOS</w:t>
-      </w:r>
-    </w:p>
-    <w:p>
-      <w:pPr>
-        <w:jc w:val="both"/>
-        <w:rPr>
-          <w:b/>
-          <w:bCs/>
-          <w:color w:val="60CAF3" w:themeColor="accent4" w:themeTint="99"/>
-          <w:sz w:val="32"/>
-          <w:szCs w:val="32"/>
-        </w:rPr>
-      </w:pPr>
-      <w:r>
-        <w:rPr>
-          <w:b/>
-          <w:bCs/>
-          <w:color w:val="60CAF3" w:themeColor="accent4" w:themeTint="99"/>
-          <w:sz w:val="32"/>
-          <w:szCs w:val="32"/>
-        </w:rPr>
-        <w:t>flutter build ios</w:t>
-      </w:r>
-    </w:p>
-    <w:p>
-      <w:pPr>
-        <w:jc w:val="both"/>
-        <w:rPr>
-          <w:sz w:val="32"/>
-          <w:szCs w:val="32"/>
-        </w:rPr>
-      </w:pPr>
-      <w:r>
-        <w:rPr>
-          <w:sz w:val="32"/>
-          <w:szCs w:val="32"/>
-        </w:rPr>
-        <w:t xml:space="preserve"># Build specific </w:t>
-      </w:r>
-      <w:r>
-        <w:rPr>
-          <w:b/>
-          <w:bCs/>
-          <w:sz w:val="32"/>
-          <w:szCs w:val="32"/>
-        </w:rPr>
-        <w:t>Dart</w:t>
-      </w:r>
-      <w:r>
-        <w:rPr>
-          <w:sz w:val="32"/>
-          <w:szCs w:val="32"/>
-        </w:rPr>
-        <w:t xml:space="preserve"> Entry-point based on Flavor using this command. If we have multiple</w:t>
-      </w:r>
-      <w:r>
-        <w:rPr>
-          <w:b/>
-          <w:bCs/>
-          <w:sz w:val="32"/>
-          <w:szCs w:val="32"/>
-        </w:rPr>
-        <w:t xml:space="preserve"> main.dart</w:t>
-      </w:r>
-      <w:r>
-        <w:rPr>
-          <w:sz w:val="32"/>
-          <w:szCs w:val="32"/>
-        </w:rPr>
-        <w:t xml:space="preserve"> like </w:t>
-      </w:r>
-      <w:r>
-        <w:rPr>
-          <w:b/>
-          <w:bCs/>
-          <w:sz w:val="32"/>
-          <w:szCs w:val="32"/>
-        </w:rPr>
-        <w:t>main_dev.dart</w:t>
-      </w:r>
-      <w:r>
-        <w:rPr>
-          <w:sz w:val="32"/>
-          <w:szCs w:val="32"/>
-        </w:rPr>
-        <w:t xml:space="preserve">, </w:t>
-      </w:r>
-      <w:r>
-        <w:rPr>
-          <w:b/>
-          <w:bCs/>
-          <w:sz w:val="32"/>
-          <w:szCs w:val="32"/>
-        </w:rPr>
-        <w:t xml:space="preserve">main_staging.dart </w:t>
-      </w:r>
-      <w:r>
-        <w:rPr>
-          <w:sz w:val="32"/>
-          <w:szCs w:val="32"/>
-        </w:rPr>
-        <w:t xml:space="preserve">and </w:t>
-      </w:r>
-      <w:r>
-        <w:rPr>
-          <w:b/>
-          <w:bCs/>
-          <w:sz w:val="32"/>
-          <w:szCs w:val="32"/>
-        </w:rPr>
-        <w:t xml:space="preserve">main_prod.dart </w:t>
-      </w:r>
-      <w:r>
-        <w:rPr>
-          <w:sz w:val="32"/>
-          <w:szCs w:val="32"/>
-        </w:rPr>
-        <w:t>we can use the</w:t>
-      </w:r>
-      <w:r>
-        <w:rPr>
-          <w:b/>
-          <w:bCs/>
-          <w:sz w:val="32"/>
-          <w:szCs w:val="32"/>
-        </w:rPr>
-        <w:t xml:space="preserve"> -t</w:t>
-      </w:r>
-      <w:r>
-        <w:rPr>
-          <w:sz w:val="32"/>
-          <w:szCs w:val="32"/>
-        </w:rPr>
-        <w:t xml:space="preserve"> flag and file path to build that Entry-point based on Flavor (Here </w:t>
-      </w:r>
-      <w:r>
-        <w:rPr>
-          <w:b/>
-          <w:bCs/>
-          <w:sz w:val="32"/>
-          <w:szCs w:val="32"/>
-        </w:rPr>
-        <w:t>main.dart</w:t>
-      </w:r>
-      <w:r>
-        <w:rPr>
-          <w:sz w:val="32"/>
-          <w:szCs w:val="32"/>
-        </w:rPr>
-        <w:t xml:space="preserve"> acts the config itself instead of </w:t>
-      </w:r>
-      <w:r>
-        <w:rPr>
-          <w:b/>
-          <w:bCs/>
-          <w:sz w:val="32"/>
-          <w:szCs w:val="32"/>
-        </w:rPr>
-        <w:t>AppConfig</w:t>
-      </w:r>
-      <w:r>
-        <w:rPr>
-          <w:sz w:val="32"/>
-          <w:szCs w:val="32"/>
-        </w:rPr>
-        <w:t>)</w:t>
-      </w:r>
-    </w:p>
-    <w:p>
-      <w:pPr>
-        <w:jc w:val="both"/>
-        <w:rPr>
-          <w:b/>
-          <w:bCs/>
-          <w:color w:val="0B769F" w:themeColor="accent4" w:themeShade="BF"/>
-          <w:sz w:val="32"/>
-          <w:szCs w:val="32"/>
-        </w:rPr>
-      </w:pPr>
-      <w:r>
-        <w:rPr>
-          <w:b/>
-          <w:bCs/>
-          <w:color w:val="0B769F" w:themeColor="accent4" w:themeShade="BF"/>
-          <w:sz w:val="32"/>
-          <w:szCs w:val="32"/>
-        </w:rPr>
-        <w:t>flutter build apk -t lib/main_production.dart --flavor production</w:t>
-      </w:r>
-    </w:p>
-    <w:p>
-      <w:pPr>
-        <w:jc w:val="both"/>
-        <w:rPr>
-          <w:b/>
-          <w:bCs/>
-          <w:sz w:val="32"/>
-          <w:szCs w:val="32"/>
-        </w:rPr>
-      </w:pPr>
-    </w:p>
-    <w:p>
-      <w:pPr>
-        <w:numPr>
-          <w:ilvl w:val="0"/>
-          <w:numId w:val="7"/>
-        </w:numPr>
-        <w:jc w:val="both"/>
-        <w:rPr>
-          <w:sz w:val="32"/>
-          <w:szCs w:val="32"/>
-        </w:rPr>
-      </w:pPr>
-      <w:r>
-        <w:rPr>
-          <w:sz w:val="32"/>
-          <w:szCs w:val="32"/>
-        </w:rPr>
-        <w:t>Code Quality (IMPORTANT):</w:t>
-      </w:r>
-    </w:p>
-    <w:p>
-      <w:pPr>
-        <w:jc w:val="both"/>
-        <w:rPr>
-          <w:sz w:val="32"/>
-          <w:szCs w:val="32"/>
-        </w:rPr>
-      </w:pPr>
-      <w:r>
-        <w:rPr>
-          <w:sz w:val="32"/>
-          <w:szCs w:val="32"/>
-        </w:rPr>
-        <w:t># Analyze (IMPORTANT), checks lint errors and warnings:</w:t>
-      </w:r>
-    </w:p>
-    <w:p>
-      <w:pPr>
-        <w:jc w:val="both"/>
-        <w:rPr>
-          <w:b/>
-          <w:bCs/>
-          <w:color w:val="60CAF3" w:themeColor="accent4" w:themeTint="99"/>
-          <w:sz w:val="32"/>
-          <w:szCs w:val="32"/>
-        </w:rPr>
-      </w:pPr>
-      <w:r>
-        <w:rPr>
-          <w:b/>
-          <w:bCs/>
-          <w:color w:val="60CAF3" w:themeColor="accent4" w:themeTint="99"/>
-          <w:sz w:val="32"/>
-          <w:szCs w:val="32"/>
-        </w:rPr>
-        <w:t>flutter analyze</w:t>
-      </w:r>
-    </w:p>
-    <w:p>
-      <w:pPr>
-        <w:jc w:val="both"/>
-        <w:rPr>
-          <w:sz w:val="32"/>
-          <w:szCs w:val="32"/>
-        </w:rPr>
-      </w:pPr>
-      <w:r>
-        <w:rPr>
-          <w:sz w:val="32"/>
-          <w:szCs w:val="32"/>
-        </w:rPr>
-        <w:t xml:space="preserve"># Format code, format entire project or format only </w:t>
-      </w:r>
-      <w:r>
-        <w:rPr>
-          <w:b/>
-          <w:bCs/>
-          <w:sz w:val="32"/>
-          <w:szCs w:val="32"/>
-        </w:rPr>
-        <w:t>lib</w:t>
-      </w:r>
-    </w:p>
-    <w:p>
-      <w:pPr>
-        <w:jc w:val="both"/>
-        <w:rPr>
-          <w:b/>
-          <w:bCs/>
-          <w:color w:val="60CAF3" w:themeColor="accent4" w:themeTint="99"/>
-          <w:sz w:val="32"/>
-          <w:szCs w:val="32"/>
-        </w:rPr>
-      </w:pPr>
-      <w:r>
-        <w:rPr>
-          <w:b/>
-          <w:bCs/>
-          <w:color w:val="60CAF3" w:themeColor="accent4" w:themeTint="99"/>
-          <w:sz w:val="32"/>
-          <w:szCs w:val="32"/>
-        </w:rPr>
-        <w:t>dart format .</w:t>
-      </w:r>
-    </w:p>
-    <w:p>
-      <w:pPr>
-        <w:jc w:val="both"/>
-        <w:rPr>
-          <w:b/>
-          <w:bCs/>
-          <w:color w:val="60CAF3" w:themeColor="accent4" w:themeTint="99"/>
-          <w:sz w:val="32"/>
-          <w:szCs w:val="32"/>
-        </w:rPr>
-      </w:pPr>
-      <w:r>
-        <w:rPr>
-          <w:b/>
-          <w:bCs/>
-          <w:color w:val="60CAF3" w:themeColor="accent4" w:themeTint="99"/>
-          <w:sz w:val="32"/>
-          <w:szCs w:val="32"/>
-        </w:rPr>
-        <w:t>dart format lib</w:t>
-      </w:r>
-    </w:p>
-    <w:p>
-      <w:pPr>
-        <w:jc w:val="both"/>
-        <w:rPr>
-          <w:sz w:val="32"/>
-          <w:szCs w:val="32"/>
-        </w:rPr>
-      </w:pPr>
-      <w:r>
-        <w:rPr>
-          <w:sz w:val="32"/>
-          <w:szCs w:val="32"/>
-        </w:rPr>
-        <w:t># Fix automatic issues, very useful after</w:t>
-      </w:r>
-      <w:r>
-        <w:rPr>
-          <w:b/>
-          <w:bCs/>
-          <w:sz w:val="32"/>
-          <w:szCs w:val="32"/>
-        </w:rPr>
-        <w:t xml:space="preserve"> Flutter</w:t>
-      </w:r>
-      <w:r>
-        <w:rPr>
-          <w:sz w:val="32"/>
-          <w:szCs w:val="32"/>
-        </w:rPr>
-        <w:t xml:space="preserve"> upgrades</w:t>
-      </w:r>
-    </w:p>
-    <w:p>
-      <w:pPr>
-        <w:jc w:val="both"/>
-        <w:rPr>
-          <w:b/>
-          <w:bCs/>
-          <w:color w:val="60CAF3" w:themeColor="accent4" w:themeTint="99"/>
-          <w:sz w:val="32"/>
-          <w:szCs w:val="32"/>
-        </w:rPr>
-      </w:pPr>
-      <w:r>
-        <w:rPr>
-          <w:b/>
-          <w:bCs/>
-          <w:color w:val="60CAF3" w:themeColor="accent4" w:themeTint="99"/>
-          <w:sz w:val="32"/>
-          <w:szCs w:val="32"/>
-        </w:rPr>
-        <w:t>dart fix --apply</w:t>
-      </w:r>
-    </w:p>
-    <w:p>
-      <w:pPr>
-        <w:jc w:val="both"/>
-        <w:rPr>
+        <w:t xml:space="preserve">flutter create </w:t>
+      </w:r>
+      <w:proofErr w:type="spellStart"/>
+      <w:r>
+        <w:rPr>
+          <w:b/>
+          <w:bCs/>
+          <w:color w:val="60CAF3" w:themeColor="accent4" w:themeTint="99"/>
+          <w:sz w:val="32"/>
+          <w:szCs w:val="32"/>
+        </w:rPr>
+        <w:t>my_app</w:t>
+      </w:r>
+      <w:proofErr w:type="spellEnd"/>
+      <w:r>
+        <w:rPr>
+          <w:b/>
+          <w:bCs/>
+          <w:color w:val="60CAF3" w:themeColor="accent4" w:themeTint="99"/>
+          <w:sz w:val="32"/>
+          <w:szCs w:val="32"/>
+        </w:rPr>
+        <w:t xml:space="preserve"> --platforms</w:t>
+      </w:r>
+      <w:r>
+        <w:rPr>
+          <w:b/>
+          <w:bCs/>
+          <w:color w:val="60CAF3" w:themeColor="accent4" w:themeTint="99"/>
+          <w:sz w:val="32"/>
+          <w:szCs w:val="32"/>
+        </w:rPr>
+        <w:t>=</w:t>
+      </w:r>
+      <w:r>
+        <w:rPr>
+          <w:b/>
+          <w:bCs/>
+          <w:color w:val="60CAF3" w:themeColor="accent4" w:themeTint="99"/>
+          <w:sz w:val="32"/>
+          <w:szCs w:val="32"/>
+        </w:rPr>
+        <w:t xml:space="preserve">android, </w:t>
+      </w:r>
+      <w:proofErr w:type="spellStart"/>
+      <w:r>
+        <w:rPr>
+          <w:b/>
+          <w:bCs/>
+          <w:color w:val="60CAF3" w:themeColor="accent4" w:themeTint="99"/>
+          <w:sz w:val="32"/>
+          <w:szCs w:val="32"/>
+        </w:rPr>
+        <w:t>ios</w:t>
+      </w:r>
+      <w:proofErr w:type="spellEnd"/>
+      <w:r>
+        <w:rPr>
+          <w:b/>
+          <w:bCs/>
+          <w:color w:val="60CAF3" w:themeColor="accent4" w:themeTint="99"/>
+          <w:sz w:val="32"/>
+          <w:szCs w:val="32"/>
+        </w:rPr>
+        <w:t>, web</w:t>
+      </w:r>
+    </w:p>
+    <w:p>
+      <w:pPr>
+        <w:jc w:val="both"/>
+        <w:rPr>
+          <w:b/>
+          <w:bCs/>
           <w:sz w:val="32"/>
           <w:szCs w:val="32"/>
         </w:rPr>
@@ -1955,7 +476,37 @@
           <w:sz w:val="32"/>
           <w:szCs w:val="32"/>
         </w:rPr>
-        <w:t>Testing:</w:t>
+        <w:t>Dart Commands</w:t>
+      </w:r>
+      <w:r>
+        <w:rPr>
+          <w:sz w:val="32"/>
+          <w:szCs w:val="32"/>
+        </w:rPr>
+        <w:t xml:space="preserve"> (Useful in </w:t>
+      </w:r>
+      <w:r>
+        <w:rPr>
+          <w:b/>
+          <w:bCs/>
+          <w:sz w:val="32"/>
+          <w:szCs w:val="32"/>
+        </w:rPr>
+        <w:t>Flutter</w:t>
+      </w:r>
+      <w:r>
+        <w:rPr>
+          <w:sz w:val="32"/>
+          <w:szCs w:val="32"/>
+        </w:rPr>
+        <w:t>)</w:t>
+      </w:r>
+      <w:r>
+        <w:rPr>
+          <w:sz w:val="32"/>
+          <w:szCs w:val="32"/>
+        </w:rPr>
+        <w:t>:</w:t>
       </w:r>
     </w:p>
     <w:p>
@@ -1978,30 +529,1626 @@
           <w:sz w:val="32"/>
           <w:szCs w:val="32"/>
         </w:rPr>
-        <w:t>Run all tests</w:t>
-      </w:r>
-    </w:p>
-    <w:p>
-      <w:pPr>
-        <w:jc w:val="both"/>
-        <w:rPr>
-          <w:b/>
-          <w:bCs/>
-          <w:color w:val="60CAF3" w:themeColor="accent4" w:themeTint="99"/>
-          <w:sz w:val="32"/>
-          <w:szCs w:val="32"/>
-        </w:rPr>
-      </w:pPr>
-      <w:r>
-        <w:rPr>
-          <w:b/>
-          <w:bCs/>
-          <w:color w:val="60CAF3" w:themeColor="accent4" w:themeTint="99"/>
-          <w:sz w:val="32"/>
-          <w:szCs w:val="32"/>
-        </w:rPr>
-        <w:t>flutter test</w:t>
-      </w:r>
+        <w:t xml:space="preserve">For maintaining </w:t>
+      </w:r>
+      <w:r>
+        <w:rPr>
+          <w:b/>
+          <w:bCs/>
+          <w:sz w:val="32"/>
+          <w:szCs w:val="32"/>
+        </w:rPr>
+        <w:t xml:space="preserve">Flutter </w:t>
+      </w:r>
+      <w:r>
+        <w:rPr>
+          <w:sz w:val="32"/>
+          <w:szCs w:val="32"/>
+        </w:rPr>
+        <w:t>Code quality</w:t>
+      </w:r>
+      <w:r>
+        <w:rPr>
+          <w:sz w:val="32"/>
+          <w:szCs w:val="32"/>
+        </w:rPr>
+        <w:t xml:space="preserve">, use these </w:t>
+      </w:r>
+      <w:r>
+        <w:rPr>
+          <w:b/>
+          <w:bCs/>
+          <w:sz w:val="32"/>
+          <w:szCs w:val="32"/>
+        </w:rPr>
+        <w:t>Dart</w:t>
+      </w:r>
+      <w:r>
+        <w:rPr>
+          <w:sz w:val="32"/>
+          <w:szCs w:val="32"/>
+        </w:rPr>
+        <w:t xml:space="preserve"> CLI commands</w:t>
+      </w:r>
+      <w:r>
+        <w:rPr>
+          <w:sz w:val="32"/>
+          <w:szCs w:val="32"/>
+        </w:rPr>
+        <w:t>.</w:t>
+      </w:r>
+    </w:p>
+    <w:p>
+      <w:pPr>
+        <w:jc w:val="both"/>
+        <w:rPr>
+          <w:sz w:val="32"/>
+          <w:szCs w:val="32"/>
+        </w:rPr>
+      </w:pPr>
+      <w:r>
+        <w:rPr>
+          <w:sz w:val="32"/>
+          <w:szCs w:val="32"/>
+        </w:rPr>
+        <w:t># For fixing the formatting issue in the whole project (always run after each coding session)</w:t>
+      </w:r>
+    </w:p>
+    <w:p>
+      <w:pPr>
+        <w:jc w:val="both"/>
+        <w:rPr>
+          <w:b/>
+          <w:bCs/>
+          <w:color w:val="60CAF3" w:themeColor="accent4" w:themeTint="99"/>
+          <w:sz w:val="32"/>
+          <w:szCs w:val="32"/>
+        </w:rPr>
+      </w:pPr>
+      <w:r>
+        <w:rPr>
+          <w:b/>
+          <w:bCs/>
+          <w:color w:val="60CAF3" w:themeColor="accent4" w:themeTint="99"/>
+          <w:sz w:val="32"/>
+          <w:szCs w:val="32"/>
+        </w:rPr>
+        <w:t xml:space="preserve">dart </w:t>
+      </w:r>
+      <w:proofErr w:type="gramStart"/>
+      <w:r>
+        <w:rPr>
+          <w:b/>
+          <w:bCs/>
+          <w:color w:val="60CAF3" w:themeColor="accent4" w:themeTint="99"/>
+          <w:sz w:val="32"/>
+          <w:szCs w:val="32"/>
+        </w:rPr>
+        <w:t>format .</w:t>
+      </w:r>
+      <w:proofErr w:type="gramEnd"/>
+    </w:p>
+    <w:p>
+      <w:pPr>
+        <w:jc w:val="both"/>
+        <w:rPr>
+          <w:sz w:val="32"/>
+          <w:szCs w:val="32"/>
+        </w:rPr>
+      </w:pPr>
+      <w:r>
+        <w:rPr>
+          <w:sz w:val="32"/>
+          <w:szCs w:val="32"/>
+        </w:rPr>
+        <w:t xml:space="preserve"># For analyzing the project to find any issues (alternatively use </w:t>
+      </w:r>
+      <w:r>
+        <w:rPr>
+          <w:b/>
+          <w:bCs/>
+          <w:sz w:val="32"/>
+          <w:szCs w:val="32"/>
+        </w:rPr>
+        <w:t>flutter analyze</w:t>
+      </w:r>
+      <w:r>
+        <w:rPr>
+          <w:sz w:val="32"/>
+          <w:szCs w:val="32"/>
+        </w:rPr>
+        <w:t xml:space="preserve"> for Flutter projects)</w:t>
+      </w:r>
+    </w:p>
+    <w:p>
+      <w:pPr>
+        <w:jc w:val="both"/>
+        <w:rPr>
+          <w:b/>
+          <w:bCs/>
+          <w:color w:val="60CAF3" w:themeColor="accent4" w:themeTint="99"/>
+          <w:sz w:val="32"/>
+          <w:szCs w:val="32"/>
+        </w:rPr>
+      </w:pPr>
+      <w:r>
+        <w:rPr>
+          <w:b/>
+          <w:bCs/>
+          <w:color w:val="60CAF3" w:themeColor="accent4" w:themeTint="99"/>
+          <w:sz w:val="32"/>
+          <w:szCs w:val="32"/>
+        </w:rPr>
+        <w:t xml:space="preserve">dart </w:t>
+      </w:r>
+      <w:proofErr w:type="gramStart"/>
+      <w:r>
+        <w:rPr>
+          <w:b/>
+          <w:bCs/>
+          <w:color w:val="60CAF3" w:themeColor="accent4" w:themeTint="99"/>
+          <w:sz w:val="32"/>
+          <w:szCs w:val="32"/>
+        </w:rPr>
+        <w:t>analyze</w:t>
+      </w:r>
+      <w:proofErr w:type="gramEnd"/>
+    </w:p>
+    <w:p>
+      <w:pPr>
+        <w:jc w:val="both"/>
+        <w:rPr>
+          <w:sz w:val="32"/>
+          <w:szCs w:val="32"/>
+        </w:rPr>
+      </w:pPr>
+      <w:r>
+        <w:rPr>
+          <w:sz w:val="32"/>
+          <w:szCs w:val="32"/>
+        </w:rPr>
+        <w:lastRenderedPageBreak/>
+        <w:t xml:space="preserve"># Automatically fixes any issues found by </w:t>
+      </w:r>
+      <w:r>
+        <w:rPr>
+          <w:b/>
+          <w:bCs/>
+          <w:sz w:val="32"/>
+          <w:szCs w:val="32"/>
+        </w:rPr>
+        <w:t>Flutter</w:t>
+      </w:r>
+      <w:r>
+        <w:rPr>
+          <w:sz w:val="32"/>
+          <w:szCs w:val="32"/>
+        </w:rPr>
+        <w:t xml:space="preserve"> Linter rules (by running flutter analyze) and also removes any unused imports or warnings automatically (Always use after each coding session)</w:t>
+      </w:r>
+    </w:p>
+    <w:p>
+      <w:pPr>
+        <w:jc w:val="both"/>
+        <w:rPr>
+          <w:b/>
+          <w:bCs/>
+          <w:color w:val="60CAF3" w:themeColor="accent4" w:themeTint="99"/>
+          <w:sz w:val="32"/>
+          <w:szCs w:val="32"/>
+        </w:rPr>
+      </w:pPr>
+      <w:r>
+        <w:rPr>
+          <w:b/>
+          <w:bCs/>
+          <w:color w:val="60CAF3" w:themeColor="accent4" w:themeTint="99"/>
+          <w:sz w:val="32"/>
+          <w:szCs w:val="32"/>
+        </w:rPr>
+        <w:t>dart fix --apply</w:t>
+      </w:r>
+    </w:p>
+    <w:p>
+      <w:pPr>
+        <w:jc w:val="both"/>
+        <w:rPr>
+          <w:sz w:val="32"/>
+          <w:szCs w:val="32"/>
+        </w:rPr>
+      </w:pPr>
+      <w:r>
+        <w:rPr>
+          <w:sz w:val="32"/>
+          <w:szCs w:val="32"/>
+        </w:rPr>
+        <w:t>#</w:t>
+      </w:r>
+      <w:r>
+        <w:rPr>
+          <w:sz w:val="32"/>
+          <w:szCs w:val="32"/>
+        </w:rPr>
+        <w:t xml:space="preserve"> For</w:t>
+      </w:r>
+      <w:r>
+        <w:rPr>
+          <w:sz w:val="32"/>
+          <w:szCs w:val="32"/>
+        </w:rPr>
+        <w:t xml:space="preserve"> Code generation</w:t>
+      </w:r>
+      <w:r>
+        <w:rPr>
+          <w:sz w:val="32"/>
+          <w:szCs w:val="32"/>
+        </w:rPr>
+        <w:t xml:space="preserve"> use these commands</w:t>
+      </w:r>
+    </w:p>
+    <w:p>
+      <w:pPr>
+        <w:jc w:val="both"/>
+        <w:rPr>
+          <w:b/>
+          <w:bCs/>
+          <w:color w:val="60CAF3" w:themeColor="accent4" w:themeTint="99"/>
+          <w:sz w:val="32"/>
+          <w:szCs w:val="32"/>
+        </w:rPr>
+      </w:pPr>
+      <w:r>
+        <w:rPr>
+          <w:b/>
+          <w:bCs/>
+          <w:color w:val="60CAF3" w:themeColor="accent4" w:themeTint="99"/>
+          <w:sz w:val="32"/>
+          <w:szCs w:val="32"/>
+        </w:rPr>
+        <w:t xml:space="preserve">dart run </w:t>
+      </w:r>
+      <w:proofErr w:type="spellStart"/>
+      <w:r>
+        <w:rPr>
+          <w:b/>
+          <w:bCs/>
+          <w:color w:val="60CAF3" w:themeColor="accent4" w:themeTint="99"/>
+          <w:sz w:val="32"/>
+          <w:szCs w:val="32"/>
+        </w:rPr>
+        <w:t>build_runner</w:t>
+      </w:r>
+      <w:proofErr w:type="spellEnd"/>
+      <w:r>
+        <w:rPr>
+          <w:b/>
+          <w:bCs/>
+          <w:color w:val="60CAF3" w:themeColor="accent4" w:themeTint="99"/>
+          <w:sz w:val="32"/>
+          <w:szCs w:val="32"/>
+        </w:rPr>
+        <w:t xml:space="preserve"> build</w:t>
+      </w:r>
+    </w:p>
+    <w:p>
+      <w:pPr>
+        <w:jc w:val="both"/>
+        <w:rPr>
+          <w:b/>
+          <w:bCs/>
+          <w:color w:val="60CAF3" w:themeColor="accent4" w:themeTint="99"/>
+          <w:sz w:val="32"/>
+          <w:szCs w:val="32"/>
+        </w:rPr>
+      </w:pPr>
+      <w:r>
+        <w:rPr>
+          <w:b/>
+          <w:bCs/>
+          <w:color w:val="60CAF3" w:themeColor="accent4" w:themeTint="99"/>
+          <w:sz w:val="32"/>
+          <w:szCs w:val="32"/>
+        </w:rPr>
+        <w:t xml:space="preserve">dart run </w:t>
+      </w:r>
+      <w:proofErr w:type="spellStart"/>
+      <w:r>
+        <w:rPr>
+          <w:b/>
+          <w:bCs/>
+          <w:color w:val="60CAF3" w:themeColor="accent4" w:themeTint="99"/>
+          <w:sz w:val="32"/>
+          <w:szCs w:val="32"/>
+        </w:rPr>
+        <w:t>flutter_gen</w:t>
+      </w:r>
+      <w:proofErr w:type="spellEnd"/>
+    </w:p>
+    <w:p>
+      <w:pPr>
+        <w:jc w:val="both"/>
+        <w:rPr>
+          <w:sz w:val="32"/>
+          <w:szCs w:val="32"/>
+        </w:rPr>
+      </w:pPr>
+      <w:r>
+        <w:rPr>
+          <w:sz w:val="32"/>
+          <w:szCs w:val="32"/>
+        </w:rPr>
+        <w:t># Deletes conflicted code (generated) and regenerates again</w:t>
+      </w:r>
+    </w:p>
+    <w:p>
+      <w:pPr>
+        <w:jc w:val="both"/>
+        <w:rPr>
+          <w:b/>
+          <w:bCs/>
+          <w:color w:val="60CAF3" w:themeColor="accent4" w:themeTint="99"/>
+          <w:sz w:val="32"/>
+          <w:szCs w:val="32"/>
+        </w:rPr>
+      </w:pPr>
+      <w:r>
+        <w:rPr>
+          <w:b/>
+          <w:bCs/>
+          <w:color w:val="60CAF3" w:themeColor="accent4" w:themeTint="99"/>
+          <w:sz w:val="32"/>
+          <w:szCs w:val="32"/>
+        </w:rPr>
+        <w:t xml:space="preserve">dart run </w:t>
+      </w:r>
+      <w:proofErr w:type="spellStart"/>
+      <w:r>
+        <w:rPr>
+          <w:b/>
+          <w:bCs/>
+          <w:color w:val="60CAF3" w:themeColor="accent4" w:themeTint="99"/>
+          <w:sz w:val="32"/>
+          <w:szCs w:val="32"/>
+        </w:rPr>
+        <w:t>build_runner</w:t>
+      </w:r>
+      <w:proofErr w:type="spellEnd"/>
+      <w:r>
+        <w:rPr>
+          <w:b/>
+          <w:bCs/>
+          <w:color w:val="60CAF3" w:themeColor="accent4" w:themeTint="99"/>
+          <w:sz w:val="32"/>
+          <w:szCs w:val="32"/>
+        </w:rPr>
+        <w:t xml:space="preserve"> build --delete-conflicting-outputs</w:t>
+      </w:r>
+    </w:p>
+    <w:p>
+      <w:pPr>
+        <w:jc w:val="both"/>
+        <w:rPr>
+          <w:sz w:val="32"/>
+          <w:szCs w:val="32"/>
+        </w:rPr>
+      </w:pPr>
+      <w:r>
+        <w:rPr>
+          <w:sz w:val="32"/>
+          <w:szCs w:val="32"/>
+        </w:rPr>
+        <w:t># Watches and if change happen then auto generates code</w:t>
+      </w:r>
+    </w:p>
+    <w:p>
+      <w:pPr>
+        <w:jc w:val="both"/>
+        <w:rPr>
+          <w:b/>
+          <w:bCs/>
+          <w:color w:val="60CAF3" w:themeColor="accent4" w:themeTint="99"/>
+          <w:sz w:val="32"/>
+          <w:szCs w:val="32"/>
+        </w:rPr>
+      </w:pPr>
+      <w:r>
+        <w:rPr>
+          <w:b/>
+          <w:bCs/>
+          <w:color w:val="60CAF3" w:themeColor="accent4" w:themeTint="99"/>
+          <w:sz w:val="32"/>
+          <w:szCs w:val="32"/>
+        </w:rPr>
+        <w:t xml:space="preserve">dart run </w:t>
+      </w:r>
+      <w:proofErr w:type="spellStart"/>
+      <w:r>
+        <w:rPr>
+          <w:b/>
+          <w:bCs/>
+          <w:color w:val="60CAF3" w:themeColor="accent4" w:themeTint="99"/>
+          <w:sz w:val="32"/>
+          <w:szCs w:val="32"/>
+        </w:rPr>
+        <w:t>build_runner</w:t>
+      </w:r>
+      <w:proofErr w:type="spellEnd"/>
+      <w:r>
+        <w:rPr>
+          <w:b/>
+          <w:bCs/>
+          <w:color w:val="60CAF3" w:themeColor="accent4" w:themeTint="99"/>
+          <w:sz w:val="32"/>
+          <w:szCs w:val="32"/>
+        </w:rPr>
+        <w:t xml:space="preserve"> watch</w:t>
+      </w:r>
+    </w:p>
+    <w:p>
+      <w:pPr>
+        <w:jc w:val="both"/>
+        <w:rPr>
+          <w:b/>
+          <w:bCs/>
+          <w:sz w:val="32"/>
+          <w:szCs w:val="32"/>
+        </w:rPr>
+      </w:pPr>
+    </w:p>
+    <w:p>
+      <w:pPr>
+        <w:numPr>
+          <w:ilvl w:val="0"/>
+          <w:numId w:val="7"/>
+        </w:numPr>
+        <w:jc w:val="both"/>
+        <w:rPr>
+          <w:sz w:val="32"/>
+          <w:szCs w:val="32"/>
+        </w:rPr>
+      </w:pPr>
+      <w:r>
+        <w:rPr>
+          <w:sz w:val="32"/>
+          <w:szCs w:val="32"/>
+        </w:rPr>
+        <w:t>Dependency Management:</w:t>
+      </w:r>
+    </w:p>
+    <w:p>
+      <w:pPr>
+        <w:jc w:val="both"/>
+        <w:rPr>
+          <w:sz w:val="32"/>
+          <w:szCs w:val="32"/>
+        </w:rPr>
+      </w:pPr>
+      <w:r>
+        <w:rPr>
+          <w:sz w:val="32"/>
+          <w:szCs w:val="32"/>
+        </w:rPr>
+        <w:t># Download</w:t>
+      </w:r>
+      <w:r>
+        <w:rPr>
+          <w:sz w:val="32"/>
+          <w:szCs w:val="32"/>
+        </w:rPr>
+        <w:t xml:space="preserve"> all</w:t>
+      </w:r>
+      <w:r>
+        <w:rPr>
+          <w:sz w:val="32"/>
+          <w:szCs w:val="32"/>
+        </w:rPr>
+        <w:t xml:space="preserve"> dependencies or packages from </w:t>
+      </w:r>
+      <w:proofErr w:type="spellStart"/>
+      <w:proofErr w:type="gramStart"/>
+      <w:r>
+        <w:rPr>
+          <w:b/>
+          <w:bCs/>
+          <w:sz w:val="32"/>
+          <w:szCs w:val="32"/>
+        </w:rPr>
+        <w:t>pubsec.yaml</w:t>
+      </w:r>
+      <w:proofErr w:type="spellEnd"/>
+      <w:proofErr w:type="gramEnd"/>
+    </w:p>
+    <w:p>
+      <w:pPr>
+        <w:jc w:val="both"/>
+        <w:rPr>
+          <w:b/>
+          <w:bCs/>
+          <w:color w:val="60CAF3" w:themeColor="accent4" w:themeTint="99"/>
+          <w:sz w:val="32"/>
+          <w:szCs w:val="32"/>
+        </w:rPr>
+      </w:pPr>
+      <w:r>
+        <w:rPr>
+          <w:b/>
+          <w:bCs/>
+          <w:color w:val="60CAF3" w:themeColor="accent4" w:themeTint="99"/>
+          <w:sz w:val="32"/>
+          <w:szCs w:val="32"/>
+        </w:rPr>
+        <w:t xml:space="preserve">flutter pub </w:t>
+      </w:r>
+      <w:proofErr w:type="gramStart"/>
+      <w:r>
+        <w:rPr>
+          <w:b/>
+          <w:bCs/>
+          <w:color w:val="60CAF3" w:themeColor="accent4" w:themeTint="99"/>
+          <w:sz w:val="32"/>
+          <w:szCs w:val="32"/>
+        </w:rPr>
+        <w:t>get</w:t>
+      </w:r>
+      <w:proofErr w:type="gramEnd"/>
+    </w:p>
+    <w:p>
+      <w:pPr>
+        <w:jc w:val="both"/>
+        <w:rPr>
+          <w:sz w:val="32"/>
+          <w:szCs w:val="32"/>
+        </w:rPr>
+      </w:pPr>
+      <w:r>
+        <w:rPr>
+          <w:sz w:val="32"/>
+          <w:szCs w:val="32"/>
+        </w:rPr>
+        <w:t># Upgrade packages to latest allowed versions</w:t>
+      </w:r>
+    </w:p>
+    <w:p>
+      <w:pPr>
+        <w:jc w:val="both"/>
+        <w:rPr>
+          <w:b/>
+          <w:bCs/>
+          <w:color w:val="60CAF3" w:themeColor="accent4" w:themeTint="99"/>
+          <w:sz w:val="32"/>
+          <w:szCs w:val="32"/>
+        </w:rPr>
+      </w:pPr>
+      <w:r>
+        <w:rPr>
+          <w:b/>
+          <w:bCs/>
+          <w:color w:val="60CAF3" w:themeColor="accent4" w:themeTint="99"/>
+          <w:sz w:val="32"/>
+          <w:szCs w:val="32"/>
+        </w:rPr>
+        <w:t>flutter pub upgrade</w:t>
+      </w:r>
+    </w:p>
+    <w:p>
+      <w:pPr>
+        <w:jc w:val="both"/>
+        <w:rPr>
+          <w:sz w:val="32"/>
+          <w:szCs w:val="32"/>
+        </w:rPr>
+      </w:pPr>
+      <w:r>
+        <w:rPr>
+          <w:sz w:val="32"/>
+          <w:szCs w:val="32"/>
+        </w:rPr>
+        <w:t xml:space="preserve"># Download a package or plugin from </w:t>
+      </w:r>
+      <w:proofErr w:type="spellStart"/>
+      <w:r>
+        <w:rPr>
+          <w:b/>
+          <w:bCs/>
+          <w:sz w:val="32"/>
+          <w:szCs w:val="32"/>
+        </w:rPr>
+        <w:t>pub.dev</w:t>
+      </w:r>
+      <w:proofErr w:type="spellEnd"/>
+    </w:p>
+    <w:p>
+      <w:pPr>
+        <w:jc w:val="both"/>
+        <w:rPr>
+          <w:b/>
+          <w:bCs/>
+          <w:color w:val="60CAF3" w:themeColor="accent4" w:themeTint="99"/>
+          <w:sz w:val="32"/>
+          <w:szCs w:val="32"/>
+        </w:rPr>
+      </w:pPr>
+      <w:r>
+        <w:rPr>
+          <w:b/>
+          <w:bCs/>
+          <w:color w:val="60CAF3" w:themeColor="accent4" w:themeTint="99"/>
+          <w:sz w:val="32"/>
+          <w:szCs w:val="32"/>
+        </w:rPr>
+        <w:t>flutter pub add provider</w:t>
+      </w:r>
+    </w:p>
+    <w:p>
+      <w:pPr>
+        <w:jc w:val="both"/>
+        <w:rPr>
+          <w:sz w:val="32"/>
+          <w:szCs w:val="32"/>
+        </w:rPr>
+      </w:pPr>
+      <w:r>
+        <w:rPr>
+          <w:sz w:val="32"/>
+          <w:szCs w:val="32"/>
+        </w:rPr>
+        <w:t xml:space="preserve"># Download </w:t>
+      </w:r>
+      <w:r>
+        <w:rPr>
+          <w:sz w:val="32"/>
+          <w:szCs w:val="32"/>
+        </w:rPr>
+        <w:t xml:space="preserve">a </w:t>
+      </w:r>
+      <w:r>
+        <w:rPr>
+          <w:sz w:val="32"/>
+          <w:szCs w:val="32"/>
+        </w:rPr>
+        <w:t>packag</w:t>
+      </w:r>
+      <w:r>
+        <w:rPr>
+          <w:sz w:val="32"/>
+          <w:szCs w:val="32"/>
+        </w:rPr>
+        <w:t>e</w:t>
+      </w:r>
+      <w:r>
+        <w:rPr>
+          <w:sz w:val="32"/>
+          <w:szCs w:val="32"/>
+        </w:rPr>
+        <w:t xml:space="preserve"> and add them to </w:t>
+      </w:r>
+      <w:proofErr w:type="spellStart"/>
+      <w:r>
+        <w:rPr>
+          <w:b/>
+          <w:bCs/>
+          <w:sz w:val="32"/>
+          <w:szCs w:val="32"/>
+        </w:rPr>
+        <w:t>dev_dependencies</w:t>
+      </w:r>
+      <w:proofErr w:type="spellEnd"/>
+      <w:r>
+        <w:rPr>
+          <w:b/>
+          <w:bCs/>
+          <w:sz w:val="32"/>
+          <w:szCs w:val="32"/>
+        </w:rPr>
+        <w:t>:</w:t>
+      </w:r>
+      <w:r>
+        <w:rPr>
+          <w:sz w:val="32"/>
+          <w:szCs w:val="32"/>
+        </w:rPr>
+        <w:t xml:space="preserve"> (if package doesn’t need to be added or bundled with our production app</w:t>
+      </w:r>
+      <w:r>
+        <w:rPr>
+          <w:sz w:val="32"/>
+          <w:szCs w:val="32"/>
+        </w:rPr>
+        <w:t>’s APK</w:t>
+      </w:r>
+      <w:r>
+        <w:rPr>
+          <w:sz w:val="32"/>
+          <w:szCs w:val="32"/>
+        </w:rPr>
+        <w:t>, meaning they won’t available and no extra weight</w:t>
+      </w:r>
+      <w:r>
+        <w:rPr>
+          <w:sz w:val="32"/>
+          <w:szCs w:val="32"/>
+        </w:rPr>
+        <w:t>)</w:t>
+      </w:r>
+    </w:p>
+    <w:p>
+      <w:pPr>
+        <w:jc w:val="both"/>
+        <w:rPr>
+          <w:b/>
+          <w:bCs/>
+          <w:color w:val="60CAF3" w:themeColor="accent4" w:themeTint="99"/>
+          <w:sz w:val="32"/>
+          <w:szCs w:val="32"/>
+        </w:rPr>
+      </w:pPr>
+      <w:r>
+        <w:rPr>
+          <w:b/>
+          <w:bCs/>
+          <w:color w:val="60CAF3" w:themeColor="accent4" w:themeTint="99"/>
+          <w:sz w:val="32"/>
+          <w:szCs w:val="32"/>
+        </w:rPr>
+        <w:t>flutter pub add --dev mocktail</w:t>
+      </w:r>
+    </w:p>
+    <w:p>
+      <w:pPr>
+        <w:jc w:val="both"/>
+        <w:rPr>
+          <w:sz w:val="32"/>
+          <w:szCs w:val="32"/>
+        </w:rPr>
+      </w:pPr>
+      <w:r>
+        <w:rPr>
+          <w:sz w:val="32"/>
+          <w:szCs w:val="32"/>
+        </w:rPr>
+        <w:t># Upgrade only major versions of packages, useful for old projects</w:t>
+      </w:r>
+    </w:p>
+    <w:p>
+      <w:pPr>
+        <w:jc w:val="both"/>
+        <w:rPr>
+          <w:b/>
+          <w:bCs/>
+          <w:color w:val="60CAF3" w:themeColor="accent4" w:themeTint="99"/>
+          <w:sz w:val="32"/>
+          <w:szCs w:val="32"/>
+        </w:rPr>
+      </w:pPr>
+      <w:r>
+        <w:rPr>
+          <w:b/>
+          <w:bCs/>
+          <w:color w:val="60CAF3" w:themeColor="accent4" w:themeTint="99"/>
+          <w:sz w:val="32"/>
+          <w:szCs w:val="32"/>
+        </w:rPr>
+        <w:lastRenderedPageBreak/>
+        <w:t>flutter pub upgrade --major-versions</w:t>
+      </w:r>
+    </w:p>
+    <w:p>
+      <w:pPr>
+        <w:jc w:val="both"/>
+        <w:rPr>
+          <w:sz w:val="32"/>
+          <w:szCs w:val="32"/>
+        </w:rPr>
+      </w:pPr>
+      <w:r>
+        <w:rPr>
+          <w:sz w:val="32"/>
+          <w:szCs w:val="32"/>
+        </w:rPr>
+        <w:t># Remove unused packages cache</w:t>
+      </w:r>
+    </w:p>
+    <w:p>
+      <w:pPr>
+        <w:jc w:val="both"/>
+        <w:rPr>
+          <w:b/>
+          <w:bCs/>
+          <w:color w:val="60CAF3" w:themeColor="accent4" w:themeTint="99"/>
+          <w:sz w:val="32"/>
+          <w:szCs w:val="32"/>
+        </w:rPr>
+      </w:pPr>
+      <w:r>
+        <w:rPr>
+          <w:b/>
+          <w:bCs/>
+          <w:color w:val="60CAF3" w:themeColor="accent4" w:themeTint="99"/>
+          <w:sz w:val="32"/>
+          <w:szCs w:val="32"/>
+        </w:rPr>
+        <w:t>flutter pub cache clean</w:t>
+      </w:r>
+    </w:p>
+    <w:p>
+      <w:pPr>
+        <w:jc w:val="both"/>
+        <w:rPr>
+          <w:b/>
+          <w:bCs/>
+          <w:sz w:val="32"/>
+          <w:szCs w:val="32"/>
+        </w:rPr>
+      </w:pPr>
+    </w:p>
+    <w:p>
+      <w:pPr>
+        <w:numPr>
+          <w:ilvl w:val="0"/>
+          <w:numId w:val="7"/>
+        </w:numPr>
+        <w:jc w:val="both"/>
+        <w:rPr>
+          <w:sz w:val="32"/>
+          <w:szCs w:val="32"/>
+        </w:rPr>
+      </w:pPr>
+      <w:r>
+        <w:rPr>
+          <w:sz w:val="32"/>
+          <w:szCs w:val="32"/>
+        </w:rPr>
+        <w:t>Running Apps:</w:t>
+      </w:r>
+    </w:p>
+    <w:p>
+      <w:pPr>
+        <w:jc w:val="both"/>
+        <w:rPr>
+          <w:sz w:val="32"/>
+          <w:szCs w:val="32"/>
+        </w:rPr>
+      </w:pPr>
+      <w:r>
+        <w:rPr>
+          <w:sz w:val="32"/>
+          <w:szCs w:val="32"/>
+        </w:rPr>
+        <w:t># Run app</w:t>
+      </w:r>
+    </w:p>
+    <w:p>
+      <w:pPr>
+        <w:jc w:val="both"/>
+        <w:rPr>
+          <w:b/>
+          <w:bCs/>
+          <w:color w:val="60CAF3" w:themeColor="accent4" w:themeTint="99"/>
+          <w:sz w:val="32"/>
+          <w:szCs w:val="32"/>
+        </w:rPr>
+      </w:pPr>
+      <w:r>
+        <w:rPr>
+          <w:b/>
+          <w:bCs/>
+          <w:color w:val="60CAF3" w:themeColor="accent4" w:themeTint="99"/>
+          <w:sz w:val="32"/>
+          <w:szCs w:val="32"/>
+        </w:rPr>
+        <w:t xml:space="preserve">flutter </w:t>
+      </w:r>
+      <w:proofErr w:type="gramStart"/>
+      <w:r>
+        <w:rPr>
+          <w:b/>
+          <w:bCs/>
+          <w:color w:val="60CAF3" w:themeColor="accent4" w:themeTint="99"/>
+          <w:sz w:val="32"/>
+          <w:szCs w:val="32"/>
+        </w:rPr>
+        <w:t>run</w:t>
+      </w:r>
+      <w:proofErr w:type="gramEnd"/>
+    </w:p>
+    <w:p>
+      <w:pPr>
+        <w:jc w:val="both"/>
+        <w:rPr>
+          <w:sz w:val="32"/>
+          <w:szCs w:val="32"/>
+        </w:rPr>
+      </w:pPr>
+      <w:r>
+        <w:rPr>
+          <w:sz w:val="32"/>
+          <w:szCs w:val="32"/>
+        </w:rPr>
+        <w:t># Run on specific device</w:t>
+      </w:r>
+    </w:p>
+    <w:p>
+      <w:pPr>
+        <w:jc w:val="both"/>
+        <w:rPr>
+          <w:b/>
+          <w:bCs/>
+          <w:color w:val="60CAF3" w:themeColor="accent4" w:themeTint="99"/>
+          <w:sz w:val="32"/>
+          <w:szCs w:val="32"/>
+        </w:rPr>
+      </w:pPr>
+      <w:r>
+        <w:rPr>
+          <w:b/>
+          <w:bCs/>
+          <w:color w:val="60CAF3" w:themeColor="accent4" w:themeTint="99"/>
+          <w:sz w:val="32"/>
+          <w:szCs w:val="32"/>
+        </w:rPr>
+        <w:t>flutter devices</w:t>
+      </w:r>
+    </w:p>
+    <w:p>
+      <w:pPr>
+        <w:jc w:val="both"/>
+        <w:rPr>
+          <w:b/>
+          <w:bCs/>
+          <w:color w:val="60CAF3" w:themeColor="accent4" w:themeTint="99"/>
+          <w:sz w:val="32"/>
+          <w:szCs w:val="32"/>
+        </w:rPr>
+      </w:pPr>
+      <w:r>
+        <w:rPr>
+          <w:b/>
+          <w:bCs/>
+          <w:color w:val="60CAF3" w:themeColor="accent4" w:themeTint="99"/>
+          <w:sz w:val="32"/>
+          <w:szCs w:val="32"/>
+        </w:rPr>
+        <w:t>flutter run -d chrome</w:t>
+      </w:r>
+    </w:p>
+    <w:p>
+      <w:pPr>
+        <w:jc w:val="both"/>
+        <w:rPr>
+          <w:b/>
+          <w:bCs/>
+          <w:color w:val="60CAF3" w:themeColor="accent4" w:themeTint="99"/>
+          <w:sz w:val="32"/>
+          <w:szCs w:val="32"/>
+        </w:rPr>
+      </w:pPr>
+      <w:r>
+        <w:rPr>
+          <w:b/>
+          <w:bCs/>
+          <w:color w:val="60CAF3" w:themeColor="accent4" w:themeTint="99"/>
+          <w:sz w:val="32"/>
+          <w:szCs w:val="32"/>
+        </w:rPr>
+        <w:t>flutter run -d windows</w:t>
+      </w:r>
+    </w:p>
+    <w:p>
+      <w:pPr>
+        <w:jc w:val="both"/>
+        <w:rPr>
+          <w:b/>
+          <w:bCs/>
+          <w:color w:val="60CAF3" w:themeColor="accent4" w:themeTint="99"/>
+          <w:sz w:val="32"/>
+          <w:szCs w:val="32"/>
+        </w:rPr>
+      </w:pPr>
+      <w:r>
+        <w:rPr>
+          <w:b/>
+          <w:bCs/>
+          <w:color w:val="60CAF3" w:themeColor="accent4" w:themeTint="99"/>
+          <w:sz w:val="32"/>
+          <w:szCs w:val="32"/>
+        </w:rPr>
+        <w:t>flutter run -d emulator-5554</w:t>
+      </w:r>
+      <w:r>
+        <w:rPr>
+          <w:b/>
+          <w:bCs/>
+          <w:color w:val="60CAF3" w:themeColor="accent4" w:themeTint="99"/>
+          <w:sz w:val="32"/>
+          <w:szCs w:val="32"/>
+        </w:rPr>
+        <w:t xml:space="preserve"> </w:t>
+      </w:r>
+      <w:r>
+        <w:rPr>
+          <w:sz w:val="32"/>
+          <w:szCs w:val="32"/>
+        </w:rPr>
+        <w:t>// for launching pixel phones in AS</w:t>
+      </w:r>
+    </w:p>
+    <w:p>
+      <w:pPr>
+        <w:jc w:val="both"/>
+        <w:rPr>
+          <w:sz w:val="32"/>
+          <w:szCs w:val="32"/>
+        </w:rPr>
+      </w:pPr>
+      <w:r>
+        <w:rPr>
+          <w:sz w:val="32"/>
+          <w:szCs w:val="32"/>
+        </w:rPr>
+        <w:t># Run release mode</w:t>
+      </w:r>
+    </w:p>
+    <w:p>
+      <w:pPr>
+        <w:jc w:val="both"/>
+        <w:rPr>
+          <w:b/>
+          <w:bCs/>
+          <w:color w:val="60CAF3" w:themeColor="accent4" w:themeTint="99"/>
+          <w:sz w:val="32"/>
+          <w:szCs w:val="32"/>
+        </w:rPr>
+      </w:pPr>
+      <w:r>
+        <w:rPr>
+          <w:b/>
+          <w:bCs/>
+          <w:color w:val="60CAF3" w:themeColor="accent4" w:themeTint="99"/>
+          <w:sz w:val="32"/>
+          <w:szCs w:val="32"/>
+        </w:rPr>
+        <w:t>flutter run --release</w:t>
+      </w:r>
+    </w:p>
+    <w:p>
+      <w:pPr>
+        <w:jc w:val="both"/>
+        <w:rPr>
+          <w:sz w:val="32"/>
+          <w:szCs w:val="32"/>
+        </w:rPr>
+      </w:pPr>
+      <w:r>
+        <w:rPr>
+          <w:sz w:val="32"/>
+          <w:szCs w:val="32"/>
+        </w:rPr>
+        <w:t># Run profile mode, useful for performance testing.</w:t>
+      </w:r>
+    </w:p>
+    <w:p>
+      <w:pPr>
+        <w:jc w:val="both"/>
+        <w:rPr>
+          <w:b/>
+          <w:bCs/>
+          <w:color w:val="60CAF3" w:themeColor="accent4" w:themeTint="99"/>
+          <w:sz w:val="32"/>
+          <w:szCs w:val="32"/>
+        </w:rPr>
+      </w:pPr>
+      <w:r>
+        <w:rPr>
+          <w:b/>
+          <w:bCs/>
+          <w:color w:val="60CAF3" w:themeColor="accent4" w:themeTint="99"/>
+          <w:sz w:val="32"/>
+          <w:szCs w:val="32"/>
+        </w:rPr>
+        <w:t xml:space="preserve">flutter run </w:t>
+      </w:r>
+      <w:r>
+        <w:rPr>
+          <w:b/>
+          <w:bCs/>
+          <w:color w:val="60CAF3" w:themeColor="accent4" w:themeTint="99"/>
+          <w:sz w:val="32"/>
+          <w:szCs w:val="32"/>
+        </w:rPr>
+        <w:t>--</w:t>
+      </w:r>
+      <w:r>
+        <w:rPr>
+          <w:b/>
+          <w:bCs/>
+          <w:color w:val="60CAF3" w:themeColor="accent4" w:themeTint="99"/>
+          <w:sz w:val="32"/>
+          <w:szCs w:val="32"/>
+        </w:rPr>
+        <w:t>profile</w:t>
+      </w:r>
+    </w:p>
+    <w:p>
+      <w:pPr>
+        <w:jc w:val="both"/>
+        <w:rPr>
+          <w:sz w:val="32"/>
+          <w:szCs w:val="32"/>
+        </w:rPr>
+      </w:pPr>
+      <w:r>
+        <w:rPr>
+          <w:sz w:val="32"/>
+          <w:szCs w:val="32"/>
+        </w:rPr>
+        <w:t xml:space="preserve"># Run specific </w:t>
+      </w:r>
+      <w:r>
+        <w:rPr>
+          <w:b/>
+          <w:bCs/>
+          <w:sz w:val="32"/>
+          <w:szCs w:val="32"/>
+        </w:rPr>
+        <w:t>Dart</w:t>
+      </w:r>
+      <w:r>
+        <w:rPr>
+          <w:sz w:val="32"/>
+          <w:szCs w:val="32"/>
+        </w:rPr>
+        <w:t xml:space="preserve"> Entry-point based on Flavor using this command. If we have multiple</w:t>
+      </w:r>
+      <w:r>
+        <w:rPr>
+          <w:b/>
+          <w:bCs/>
+          <w:sz w:val="32"/>
+          <w:szCs w:val="32"/>
+        </w:rPr>
+        <w:t xml:space="preserve"> </w:t>
+      </w:r>
+      <w:proofErr w:type="spellStart"/>
+      <w:proofErr w:type="gramStart"/>
+      <w:r>
+        <w:rPr>
+          <w:b/>
+          <w:bCs/>
+          <w:sz w:val="32"/>
+          <w:szCs w:val="32"/>
+        </w:rPr>
+        <w:t>main.dart</w:t>
+      </w:r>
+      <w:proofErr w:type="spellEnd"/>
+      <w:proofErr w:type="gramEnd"/>
+      <w:r>
+        <w:rPr>
+          <w:sz w:val="32"/>
+          <w:szCs w:val="32"/>
+        </w:rPr>
+        <w:t xml:space="preserve"> like </w:t>
+      </w:r>
+      <w:proofErr w:type="spellStart"/>
+      <w:r>
+        <w:rPr>
+          <w:b/>
+          <w:bCs/>
+          <w:sz w:val="32"/>
+          <w:szCs w:val="32"/>
+        </w:rPr>
+        <w:t>main_dev.dart</w:t>
+      </w:r>
+      <w:proofErr w:type="spellEnd"/>
+      <w:r>
+        <w:rPr>
+          <w:sz w:val="32"/>
+          <w:szCs w:val="32"/>
+        </w:rPr>
+        <w:t xml:space="preserve">, </w:t>
+      </w:r>
+      <w:proofErr w:type="spellStart"/>
+      <w:r>
+        <w:rPr>
+          <w:b/>
+          <w:bCs/>
+          <w:sz w:val="32"/>
+          <w:szCs w:val="32"/>
+        </w:rPr>
+        <w:t>main_staging.dart</w:t>
+      </w:r>
+      <w:proofErr w:type="spellEnd"/>
+      <w:r>
+        <w:rPr>
+          <w:b/>
+          <w:bCs/>
+          <w:sz w:val="32"/>
+          <w:szCs w:val="32"/>
+        </w:rPr>
+        <w:t xml:space="preserve"> </w:t>
+      </w:r>
+      <w:r>
+        <w:rPr>
+          <w:sz w:val="32"/>
+          <w:szCs w:val="32"/>
+        </w:rPr>
+        <w:t xml:space="preserve">and </w:t>
+      </w:r>
+      <w:proofErr w:type="spellStart"/>
+      <w:r>
+        <w:rPr>
+          <w:b/>
+          <w:bCs/>
+          <w:sz w:val="32"/>
+          <w:szCs w:val="32"/>
+        </w:rPr>
+        <w:t>main_prod.dart</w:t>
+      </w:r>
+      <w:proofErr w:type="spellEnd"/>
+      <w:r>
+        <w:rPr>
+          <w:b/>
+          <w:bCs/>
+          <w:sz w:val="32"/>
+          <w:szCs w:val="32"/>
+        </w:rPr>
+        <w:t xml:space="preserve"> </w:t>
+      </w:r>
+      <w:r>
+        <w:rPr>
+          <w:sz w:val="32"/>
+          <w:szCs w:val="32"/>
+        </w:rPr>
+        <w:t>we can use the</w:t>
+      </w:r>
+      <w:r>
+        <w:rPr>
+          <w:b/>
+          <w:bCs/>
+          <w:sz w:val="32"/>
+          <w:szCs w:val="32"/>
+        </w:rPr>
+        <w:t xml:space="preserve"> -t</w:t>
+      </w:r>
+      <w:r>
+        <w:rPr>
+          <w:sz w:val="32"/>
+          <w:szCs w:val="32"/>
+        </w:rPr>
+        <w:t xml:space="preserve"> flag and file path to run that Entry-point based on Flavor</w:t>
+      </w:r>
+    </w:p>
+    <w:p>
+      <w:pPr>
+        <w:jc w:val="both"/>
+        <w:rPr>
+          <w:b/>
+          <w:bCs/>
+          <w:color w:val="60CAF3" w:themeColor="accent4" w:themeTint="99"/>
+          <w:sz w:val="32"/>
+          <w:szCs w:val="32"/>
+        </w:rPr>
+      </w:pPr>
+      <w:r>
+        <w:rPr>
+          <w:b/>
+          <w:bCs/>
+          <w:color w:val="60CAF3" w:themeColor="accent4" w:themeTint="99"/>
+          <w:sz w:val="32"/>
+          <w:szCs w:val="32"/>
+        </w:rPr>
+        <w:t>flutter run -d emulator-5554 -t lib/</w:t>
+      </w:r>
+      <w:proofErr w:type="spellStart"/>
+      <w:r>
+        <w:rPr>
+          <w:b/>
+          <w:bCs/>
+          <w:color w:val="60CAF3" w:themeColor="accent4" w:themeTint="99"/>
+          <w:sz w:val="32"/>
+          <w:szCs w:val="32"/>
+        </w:rPr>
+        <w:t>main_staging.dart</w:t>
+      </w:r>
+      <w:proofErr w:type="spellEnd"/>
+      <w:r>
+        <w:rPr>
+          <w:b/>
+          <w:bCs/>
+          <w:color w:val="60CAF3" w:themeColor="accent4" w:themeTint="99"/>
+          <w:sz w:val="32"/>
+          <w:szCs w:val="32"/>
+        </w:rPr>
+        <w:t xml:space="preserve"> --flavor staging</w:t>
+      </w:r>
+    </w:p>
+    <w:p>
+      <w:pPr>
+        <w:jc w:val="both"/>
+        <w:rPr>
+          <w:sz w:val="32"/>
+          <w:szCs w:val="32"/>
+        </w:rPr>
+      </w:pPr>
+      <w:r>
+        <w:rPr>
+          <w:b/>
+          <w:bCs/>
+          <w:sz w:val="32"/>
+          <w:szCs w:val="32"/>
+        </w:rPr>
+        <w:lastRenderedPageBreak/>
+        <w:t>NOTE:</w:t>
+      </w:r>
+      <w:r>
+        <w:rPr>
+          <w:sz w:val="32"/>
+          <w:szCs w:val="32"/>
+        </w:rPr>
+        <w:t xml:space="preserve"> We can also set Runtime Configuration templates instead of running commands manually see f14 flutter debug and android studio tools.</w:t>
+      </w:r>
+    </w:p>
+    <w:p>
+      <w:pPr>
+        <w:jc w:val="both"/>
+        <w:rPr>
+          <w:b/>
+          <w:bCs/>
+          <w:sz w:val="32"/>
+          <w:szCs w:val="32"/>
+        </w:rPr>
+      </w:pPr>
+    </w:p>
+    <w:p>
+      <w:pPr>
+        <w:numPr>
+          <w:ilvl w:val="0"/>
+          <w:numId w:val="7"/>
+        </w:numPr>
+        <w:jc w:val="both"/>
+        <w:rPr>
+          <w:sz w:val="32"/>
+          <w:szCs w:val="32"/>
+        </w:rPr>
+      </w:pPr>
+      <w:r>
+        <w:rPr>
+          <w:sz w:val="32"/>
+          <w:szCs w:val="32"/>
+        </w:rPr>
+        <w:t>Build Commands:</w:t>
+      </w:r>
+    </w:p>
+    <w:p>
+      <w:pPr>
+        <w:jc w:val="both"/>
+        <w:rPr>
+          <w:sz w:val="32"/>
+          <w:szCs w:val="32"/>
+        </w:rPr>
+      </w:pPr>
+      <w:r>
+        <w:rPr>
+          <w:sz w:val="32"/>
+          <w:szCs w:val="32"/>
+        </w:rPr>
+        <w:t># Android APK</w:t>
+      </w:r>
+    </w:p>
+    <w:p>
+      <w:pPr>
+        <w:jc w:val="both"/>
+        <w:rPr>
+          <w:b/>
+          <w:bCs/>
+          <w:color w:val="60CAF3" w:themeColor="accent4" w:themeTint="99"/>
+          <w:sz w:val="32"/>
+          <w:szCs w:val="32"/>
+        </w:rPr>
+      </w:pPr>
+      <w:r>
+        <w:rPr>
+          <w:b/>
+          <w:bCs/>
+          <w:color w:val="60CAF3" w:themeColor="accent4" w:themeTint="99"/>
+          <w:sz w:val="32"/>
+          <w:szCs w:val="32"/>
+        </w:rPr>
+        <w:t xml:space="preserve">flutter build </w:t>
+      </w:r>
+      <w:proofErr w:type="spellStart"/>
+      <w:r>
+        <w:rPr>
+          <w:b/>
+          <w:bCs/>
+          <w:color w:val="60CAF3" w:themeColor="accent4" w:themeTint="99"/>
+          <w:sz w:val="32"/>
+          <w:szCs w:val="32"/>
+        </w:rPr>
+        <w:t>apk</w:t>
+      </w:r>
+      <w:proofErr w:type="spellEnd"/>
+    </w:p>
+    <w:p>
+      <w:pPr>
+        <w:jc w:val="both"/>
+        <w:rPr>
+          <w:sz w:val="32"/>
+          <w:szCs w:val="32"/>
+        </w:rPr>
+      </w:pPr>
+      <w:r>
+        <w:rPr>
+          <w:sz w:val="32"/>
+          <w:szCs w:val="32"/>
+        </w:rPr>
+        <w:t># Release APK</w:t>
+      </w:r>
+    </w:p>
+    <w:p>
+      <w:pPr>
+        <w:jc w:val="both"/>
+        <w:rPr>
+          <w:b/>
+          <w:bCs/>
+          <w:color w:val="60CAF3" w:themeColor="accent4" w:themeTint="99"/>
+          <w:sz w:val="32"/>
+          <w:szCs w:val="32"/>
+        </w:rPr>
+      </w:pPr>
+      <w:r>
+        <w:rPr>
+          <w:b/>
+          <w:bCs/>
+          <w:color w:val="60CAF3" w:themeColor="accent4" w:themeTint="99"/>
+          <w:sz w:val="32"/>
+          <w:szCs w:val="32"/>
+        </w:rPr>
+        <w:t xml:space="preserve">flutter build </w:t>
+      </w:r>
+      <w:proofErr w:type="spellStart"/>
+      <w:r>
+        <w:rPr>
+          <w:b/>
+          <w:bCs/>
+          <w:color w:val="60CAF3" w:themeColor="accent4" w:themeTint="99"/>
+          <w:sz w:val="32"/>
+          <w:szCs w:val="32"/>
+        </w:rPr>
+        <w:t>apk</w:t>
+      </w:r>
+      <w:proofErr w:type="spellEnd"/>
+      <w:r>
+        <w:rPr>
+          <w:b/>
+          <w:bCs/>
+          <w:color w:val="60CAF3" w:themeColor="accent4" w:themeTint="99"/>
+          <w:sz w:val="32"/>
+          <w:szCs w:val="32"/>
+        </w:rPr>
+        <w:t xml:space="preserve"> --release</w:t>
+      </w:r>
+    </w:p>
+    <w:p>
+      <w:pPr>
+        <w:jc w:val="both"/>
+        <w:rPr>
+          <w:sz w:val="32"/>
+          <w:szCs w:val="32"/>
+        </w:rPr>
+      </w:pPr>
+      <w:r>
+        <w:rPr>
+          <w:sz w:val="32"/>
+          <w:szCs w:val="32"/>
+        </w:rPr>
+        <w:t># Split APKs by ABI, generates smaller APKs.</w:t>
+      </w:r>
+    </w:p>
+    <w:p>
+      <w:pPr>
+        <w:jc w:val="both"/>
+        <w:rPr>
+          <w:b/>
+          <w:bCs/>
+          <w:color w:val="60CAF3" w:themeColor="accent4" w:themeTint="99"/>
+          <w:sz w:val="32"/>
+          <w:szCs w:val="32"/>
+        </w:rPr>
+      </w:pPr>
+      <w:r>
+        <w:rPr>
+          <w:b/>
+          <w:bCs/>
+          <w:color w:val="60CAF3" w:themeColor="accent4" w:themeTint="99"/>
+          <w:sz w:val="32"/>
+          <w:szCs w:val="32"/>
+        </w:rPr>
+        <w:t xml:space="preserve">flutter build </w:t>
+      </w:r>
+      <w:proofErr w:type="spellStart"/>
+      <w:r>
+        <w:rPr>
+          <w:b/>
+          <w:bCs/>
+          <w:color w:val="60CAF3" w:themeColor="accent4" w:themeTint="99"/>
+          <w:sz w:val="32"/>
+          <w:szCs w:val="32"/>
+        </w:rPr>
+        <w:t>apk</w:t>
+      </w:r>
+      <w:proofErr w:type="spellEnd"/>
+      <w:r>
+        <w:rPr>
+          <w:b/>
+          <w:bCs/>
+          <w:color w:val="60CAF3" w:themeColor="accent4" w:themeTint="99"/>
+          <w:sz w:val="32"/>
+          <w:szCs w:val="32"/>
+        </w:rPr>
+        <w:t xml:space="preserve"> --split-per-</w:t>
+      </w:r>
+      <w:proofErr w:type="spellStart"/>
+      <w:r>
+        <w:rPr>
+          <w:b/>
+          <w:bCs/>
+          <w:color w:val="60CAF3" w:themeColor="accent4" w:themeTint="99"/>
+          <w:sz w:val="32"/>
+          <w:szCs w:val="32"/>
+        </w:rPr>
+        <w:t>abi</w:t>
+      </w:r>
+      <w:proofErr w:type="spellEnd"/>
+    </w:p>
+    <w:p>
+      <w:pPr>
+        <w:jc w:val="both"/>
+        <w:rPr>
+          <w:sz w:val="32"/>
+          <w:szCs w:val="32"/>
+        </w:rPr>
+      </w:pPr>
+      <w:r>
+        <w:rPr>
+          <w:sz w:val="32"/>
+          <w:szCs w:val="32"/>
+        </w:rPr>
+        <w:t># Android App Bundle, used for Play Store uploads.</w:t>
+      </w:r>
+    </w:p>
+    <w:p>
+      <w:pPr>
+        <w:jc w:val="both"/>
+        <w:rPr>
+          <w:b/>
+          <w:bCs/>
+          <w:color w:val="60CAF3" w:themeColor="accent4" w:themeTint="99"/>
+          <w:sz w:val="32"/>
+          <w:szCs w:val="32"/>
+        </w:rPr>
+      </w:pPr>
+      <w:r>
+        <w:rPr>
+          <w:b/>
+          <w:bCs/>
+          <w:color w:val="60CAF3" w:themeColor="accent4" w:themeTint="99"/>
+          <w:sz w:val="32"/>
+          <w:szCs w:val="32"/>
+        </w:rPr>
+        <w:t xml:space="preserve">flutter build </w:t>
+      </w:r>
+      <w:proofErr w:type="spellStart"/>
+      <w:r>
+        <w:rPr>
+          <w:b/>
+          <w:bCs/>
+          <w:color w:val="60CAF3" w:themeColor="accent4" w:themeTint="99"/>
+          <w:sz w:val="32"/>
+          <w:szCs w:val="32"/>
+        </w:rPr>
+        <w:t>appbundle</w:t>
+      </w:r>
+      <w:proofErr w:type="spellEnd"/>
     </w:p>
     <w:p>
       <w:pPr>
@@ -2020,73 +2167,41 @@
       </w:r>
       <w:r>
         <w:rPr>
-          <w:sz w:val="32"/>
-          <w:szCs w:val="32"/>
-        </w:rPr>
-        <w:t>Run one</w:t>
-      </w:r>
-      <w:r>
-        <w:rPr>
-          <w:sz w:val="32"/>
-          <w:szCs w:val="32"/>
-        </w:rPr>
-        <w:t xml:space="preserve"> specific</w:t>
-      </w:r>
-      <w:r>
-        <w:rPr>
-          <w:sz w:val="32"/>
-          <w:szCs w:val="32"/>
-        </w:rPr>
-        <w:t xml:space="preserve"> test</w:t>
-      </w:r>
-      <w:r>
-        <w:rPr>
-          <w:sz w:val="32"/>
-          <w:szCs w:val="32"/>
-        </w:rPr>
-        <w:t xml:space="preserve"> file</w:t>
-      </w:r>
-    </w:p>
-    <w:p>
-      <w:pPr>
-        <w:jc w:val="both"/>
-        <w:rPr>
-          <w:b/>
-          <w:bCs/>
-          <w:color w:val="60CAF3" w:themeColor="accent4" w:themeTint="99"/>
-          <w:sz w:val="32"/>
-          <w:szCs w:val="32"/>
-        </w:rPr>
-      </w:pPr>
-      <w:r>
-        <w:rPr>
-          <w:b/>
-          <w:bCs/>
-          <w:color w:val="60CAF3" w:themeColor="accent4" w:themeTint="99"/>
-          <w:sz w:val="32"/>
-          <w:szCs w:val="32"/>
-        </w:rPr>
-        <w:t>flutter test test/</w:t>
-      </w:r>
-      <w:r>
-        <w:rPr>
-          <w:b/>
-          <w:bCs/>
-          <w:color w:val="60CAF3" w:themeColor="accent4" w:themeTint="99"/>
-          <w:sz w:val="32"/>
-          <w:szCs w:val="32"/>
-        </w:rPr>
-        <w:t>screens/</w:t>
-      </w:r>
-      <w:r>
-        <w:rPr>
-          <w:b/>
-          <w:bCs/>
-          <w:color w:val="60CAF3" w:themeColor="accent4" w:themeTint="99"/>
-          <w:sz w:val="32"/>
-          <w:szCs w:val="32"/>
-        </w:rPr>
-        <w:t>home_test.dart</w:t>
+          <w:b/>
+          <w:bCs/>
+          <w:sz w:val="32"/>
+          <w:szCs w:val="32"/>
+        </w:rPr>
+        <w:t>Flutter</w:t>
+      </w:r>
+      <w:r>
+        <w:rPr>
+          <w:sz w:val="32"/>
+          <w:szCs w:val="32"/>
+        </w:rPr>
+        <w:t xml:space="preserve"> Web</w:t>
+      </w:r>
+    </w:p>
+    <w:p>
+      <w:pPr>
+        <w:jc w:val="both"/>
+        <w:rPr>
+          <w:b/>
+          <w:bCs/>
+          <w:color w:val="60CAF3" w:themeColor="accent4" w:themeTint="99"/>
+          <w:sz w:val="32"/>
+          <w:szCs w:val="32"/>
+        </w:rPr>
+      </w:pPr>
+      <w:r>
+        <w:rPr>
+          <w:b/>
+          <w:bCs/>
+          <w:color w:val="60CAF3" w:themeColor="accent4" w:themeTint="99"/>
+          <w:sz w:val="32"/>
+          <w:szCs w:val="32"/>
+        </w:rPr>
+        <w:t>flutter build web</w:t>
       </w:r>
     </w:p>
     <w:p>
@@ -2106,85 +2221,697 @@
       </w:r>
       <w:r>
         <w:rPr>
-          <w:sz w:val="32"/>
-          <w:szCs w:val="32"/>
-        </w:rPr>
-        <w:t xml:space="preserve">Run tests with </w:t>
-      </w:r>
-      <w:r>
-        <w:rPr>
-          <w:sz w:val="32"/>
-          <w:szCs w:val="32"/>
-        </w:rPr>
-        <w:t>Coverage</w:t>
-      </w:r>
-      <w:r>
-        <w:rPr>
-          <w:sz w:val="32"/>
-          <w:szCs w:val="32"/>
-        </w:rPr>
-        <w:t xml:space="preserve"> report</w:t>
-      </w:r>
-    </w:p>
-    <w:p>
-      <w:pPr>
-        <w:jc w:val="both"/>
-        <w:rPr>
-          <w:b/>
-          <w:bCs/>
-          <w:color w:val="60CAF3" w:themeColor="accent4" w:themeTint="99"/>
-          <w:sz w:val="32"/>
-          <w:szCs w:val="32"/>
-        </w:rPr>
-      </w:pPr>
-      <w:r>
-        <w:rPr>
-          <w:b/>
-          <w:bCs/>
-          <w:color w:val="60CAF3" w:themeColor="accent4" w:themeTint="99"/>
+          <w:b/>
+          <w:bCs/>
+          <w:sz w:val="32"/>
+          <w:szCs w:val="32"/>
+        </w:rPr>
+        <w:t xml:space="preserve">Flutter </w:t>
+      </w:r>
+      <w:r>
+        <w:rPr>
+          <w:sz w:val="32"/>
+          <w:szCs w:val="32"/>
+        </w:rPr>
+        <w:t>Web Release</w:t>
+      </w:r>
+    </w:p>
+    <w:p>
+      <w:pPr>
+        <w:jc w:val="both"/>
+        <w:rPr>
+          <w:b/>
+          <w:bCs/>
+          <w:color w:val="60CAF3" w:themeColor="accent4" w:themeTint="99"/>
+          <w:sz w:val="32"/>
+          <w:szCs w:val="32"/>
+        </w:rPr>
+      </w:pPr>
+      <w:r>
+        <w:rPr>
+          <w:b/>
+          <w:bCs/>
+          <w:color w:val="60CAF3" w:themeColor="accent4" w:themeTint="99"/>
+          <w:sz w:val="32"/>
+          <w:szCs w:val="32"/>
+        </w:rPr>
+        <w:t>flutter build web --release</w:t>
+      </w:r>
+    </w:p>
+    <w:p>
+      <w:pPr>
+        <w:jc w:val="both"/>
+        <w:rPr>
+          <w:sz w:val="32"/>
+          <w:szCs w:val="32"/>
+        </w:rPr>
+      </w:pPr>
+      <w:r>
+        <w:rPr>
+          <w:sz w:val="32"/>
+          <w:szCs w:val="32"/>
+        </w:rPr>
+        <w:t># Windows</w:t>
+      </w:r>
+    </w:p>
+    <w:p>
+      <w:pPr>
+        <w:jc w:val="both"/>
+        <w:rPr>
+          <w:b/>
+          <w:bCs/>
+          <w:color w:val="60CAF3" w:themeColor="accent4" w:themeTint="99"/>
+          <w:sz w:val="32"/>
+          <w:szCs w:val="32"/>
+        </w:rPr>
+      </w:pPr>
+      <w:r>
+        <w:rPr>
+          <w:b/>
+          <w:bCs/>
+          <w:color w:val="60CAF3" w:themeColor="accent4" w:themeTint="99"/>
+          <w:sz w:val="32"/>
+          <w:szCs w:val="32"/>
+        </w:rPr>
+        <w:t>flutter build windows</w:t>
+      </w:r>
+    </w:p>
+    <w:p>
+      <w:pPr>
+        <w:jc w:val="both"/>
+        <w:rPr>
+          <w:sz w:val="32"/>
+          <w:szCs w:val="32"/>
+        </w:rPr>
+      </w:pPr>
+      <w:r>
+        <w:rPr>
+          <w:sz w:val="32"/>
+          <w:szCs w:val="32"/>
+        </w:rPr>
+        <w:t># Linux</w:t>
+      </w:r>
+    </w:p>
+    <w:p>
+      <w:pPr>
+        <w:jc w:val="both"/>
+        <w:rPr>
+          <w:b/>
+          <w:bCs/>
+          <w:color w:val="60CAF3" w:themeColor="accent4" w:themeTint="99"/>
+          <w:sz w:val="32"/>
+          <w:szCs w:val="32"/>
+        </w:rPr>
+      </w:pPr>
+      <w:r>
+        <w:rPr>
+          <w:b/>
+          <w:bCs/>
+          <w:color w:val="60CAF3" w:themeColor="accent4" w:themeTint="99"/>
+          <w:sz w:val="32"/>
+          <w:szCs w:val="32"/>
+        </w:rPr>
+        <w:t xml:space="preserve">flutter build </w:t>
+      </w:r>
+      <w:proofErr w:type="spellStart"/>
+      <w:r>
+        <w:rPr>
+          <w:b/>
+          <w:bCs/>
+          <w:color w:val="60CAF3" w:themeColor="accent4" w:themeTint="99"/>
+          <w:sz w:val="32"/>
+          <w:szCs w:val="32"/>
+        </w:rPr>
+        <w:t>linux</w:t>
+      </w:r>
+      <w:proofErr w:type="spellEnd"/>
+    </w:p>
+    <w:p>
+      <w:pPr>
+        <w:jc w:val="both"/>
+        <w:rPr>
+          <w:sz w:val="32"/>
+          <w:szCs w:val="32"/>
+        </w:rPr>
+      </w:pPr>
+      <w:r>
+        <w:rPr>
+          <w:sz w:val="32"/>
+          <w:szCs w:val="32"/>
+        </w:rPr>
+        <w:t># macOS</w:t>
+      </w:r>
+    </w:p>
+    <w:p>
+      <w:pPr>
+        <w:jc w:val="both"/>
+        <w:rPr>
+          <w:b/>
+          <w:bCs/>
+          <w:color w:val="60CAF3" w:themeColor="accent4" w:themeTint="99"/>
+          <w:sz w:val="32"/>
+          <w:szCs w:val="32"/>
+        </w:rPr>
+      </w:pPr>
+      <w:r>
+        <w:rPr>
+          <w:b/>
+          <w:bCs/>
+          <w:color w:val="60CAF3" w:themeColor="accent4" w:themeTint="99"/>
+          <w:sz w:val="32"/>
+          <w:szCs w:val="32"/>
+        </w:rPr>
+        <w:t xml:space="preserve">flutter build </w:t>
+      </w:r>
+      <w:proofErr w:type="spellStart"/>
+      <w:r>
+        <w:rPr>
+          <w:b/>
+          <w:bCs/>
+          <w:color w:val="60CAF3" w:themeColor="accent4" w:themeTint="99"/>
+          <w:sz w:val="32"/>
+          <w:szCs w:val="32"/>
+        </w:rPr>
+        <w:t>macos</w:t>
+      </w:r>
+      <w:proofErr w:type="spellEnd"/>
+    </w:p>
+    <w:p>
+      <w:pPr>
+        <w:jc w:val="both"/>
+        <w:rPr>
+          <w:sz w:val="32"/>
+          <w:szCs w:val="32"/>
+        </w:rPr>
+      </w:pPr>
+      <w:r>
+        <w:rPr>
           <w:sz w:val="32"/>
           <w:szCs w:val="32"/>
         </w:rPr>
         <w:lastRenderedPageBreak/>
-        <w:t>flutter test --coverage</w:t>
-      </w:r>
-    </w:p>
-    <w:p>
-      <w:pPr>
-        <w:jc w:val="both"/>
-        <w:rPr>
-          <w:sz w:val="32"/>
-          <w:szCs w:val="32"/>
-        </w:rPr>
-      </w:pPr>
-      <w:r>
-        <w:rPr>
-          <w:sz w:val="32"/>
-          <w:szCs w:val="32"/>
-        </w:rPr>
-        <w:t># Run tests matching a name pattern</w:t>
-      </w:r>
-    </w:p>
-    <w:p>
-      <w:pPr>
-        <w:jc w:val="both"/>
-        <w:rPr>
-          <w:b/>
-          <w:bCs/>
-          <w:color w:val="60CAF3" w:themeColor="accent4" w:themeTint="99"/>
-          <w:sz w:val="32"/>
-          <w:szCs w:val="32"/>
-        </w:rPr>
-      </w:pPr>
-      <w:r>
-        <w:rPr>
-          <w:b/>
-          <w:bCs/>
-          <w:color w:val="60CAF3" w:themeColor="accent4" w:themeTint="99"/>
-          <w:sz w:val="32"/>
-          <w:szCs w:val="32"/>
-        </w:rPr>
-        <w:t>flutter test --name "adds a song"</w:t>
+        <w:t># iOS</w:t>
+      </w:r>
+    </w:p>
+    <w:p>
+      <w:pPr>
+        <w:jc w:val="both"/>
+        <w:rPr>
+          <w:b/>
+          <w:bCs/>
+          <w:color w:val="60CAF3" w:themeColor="accent4" w:themeTint="99"/>
+          <w:sz w:val="32"/>
+          <w:szCs w:val="32"/>
+        </w:rPr>
+      </w:pPr>
+      <w:r>
+        <w:rPr>
+          <w:b/>
+          <w:bCs/>
+          <w:color w:val="60CAF3" w:themeColor="accent4" w:themeTint="99"/>
+          <w:sz w:val="32"/>
+          <w:szCs w:val="32"/>
+        </w:rPr>
+        <w:t xml:space="preserve">flutter build </w:t>
+      </w:r>
+      <w:proofErr w:type="spellStart"/>
+      <w:r>
+        <w:rPr>
+          <w:b/>
+          <w:bCs/>
+          <w:color w:val="60CAF3" w:themeColor="accent4" w:themeTint="99"/>
+          <w:sz w:val="32"/>
+          <w:szCs w:val="32"/>
+        </w:rPr>
+        <w:t>ios</w:t>
+      </w:r>
+      <w:proofErr w:type="spellEnd"/>
+    </w:p>
+    <w:p>
+      <w:pPr>
+        <w:jc w:val="both"/>
+        <w:rPr>
+          <w:sz w:val="32"/>
+          <w:szCs w:val="32"/>
+        </w:rPr>
+      </w:pPr>
+      <w:r>
+        <w:rPr>
+          <w:sz w:val="32"/>
+          <w:szCs w:val="32"/>
+        </w:rPr>
+        <w:t xml:space="preserve"># Build specific </w:t>
+      </w:r>
+      <w:r>
+        <w:rPr>
+          <w:b/>
+          <w:bCs/>
+          <w:sz w:val="32"/>
+          <w:szCs w:val="32"/>
+        </w:rPr>
+        <w:t>Dart</w:t>
+      </w:r>
+      <w:r>
+        <w:rPr>
+          <w:sz w:val="32"/>
+          <w:szCs w:val="32"/>
+        </w:rPr>
+        <w:t xml:space="preserve"> Entry-point based on Flavor using this command. If we have multiple</w:t>
+      </w:r>
+      <w:r>
+        <w:rPr>
+          <w:b/>
+          <w:bCs/>
+          <w:sz w:val="32"/>
+          <w:szCs w:val="32"/>
+        </w:rPr>
+        <w:t xml:space="preserve"> </w:t>
+      </w:r>
+      <w:proofErr w:type="spellStart"/>
+      <w:proofErr w:type="gramStart"/>
+      <w:r>
+        <w:rPr>
+          <w:b/>
+          <w:bCs/>
+          <w:sz w:val="32"/>
+          <w:szCs w:val="32"/>
+        </w:rPr>
+        <w:t>main.dart</w:t>
+      </w:r>
+      <w:proofErr w:type="spellEnd"/>
+      <w:proofErr w:type="gramEnd"/>
+      <w:r>
+        <w:rPr>
+          <w:sz w:val="32"/>
+          <w:szCs w:val="32"/>
+        </w:rPr>
+        <w:t xml:space="preserve"> like </w:t>
+      </w:r>
+      <w:proofErr w:type="spellStart"/>
+      <w:r>
+        <w:rPr>
+          <w:b/>
+          <w:bCs/>
+          <w:sz w:val="32"/>
+          <w:szCs w:val="32"/>
+        </w:rPr>
+        <w:t>main_dev.dart</w:t>
+      </w:r>
+      <w:proofErr w:type="spellEnd"/>
+      <w:r>
+        <w:rPr>
+          <w:sz w:val="32"/>
+          <w:szCs w:val="32"/>
+        </w:rPr>
+        <w:t xml:space="preserve">, </w:t>
+      </w:r>
+      <w:proofErr w:type="spellStart"/>
+      <w:r>
+        <w:rPr>
+          <w:b/>
+          <w:bCs/>
+          <w:sz w:val="32"/>
+          <w:szCs w:val="32"/>
+        </w:rPr>
+        <w:t>main_staging.dart</w:t>
+      </w:r>
+      <w:proofErr w:type="spellEnd"/>
+      <w:r>
+        <w:rPr>
+          <w:b/>
+          <w:bCs/>
+          <w:sz w:val="32"/>
+          <w:szCs w:val="32"/>
+        </w:rPr>
+        <w:t xml:space="preserve"> </w:t>
+      </w:r>
+      <w:r>
+        <w:rPr>
+          <w:sz w:val="32"/>
+          <w:szCs w:val="32"/>
+        </w:rPr>
+        <w:t xml:space="preserve">and </w:t>
+      </w:r>
+      <w:proofErr w:type="spellStart"/>
+      <w:r>
+        <w:rPr>
+          <w:b/>
+          <w:bCs/>
+          <w:sz w:val="32"/>
+          <w:szCs w:val="32"/>
+        </w:rPr>
+        <w:t>main_prod.dart</w:t>
+      </w:r>
+      <w:proofErr w:type="spellEnd"/>
+      <w:r>
+        <w:rPr>
+          <w:b/>
+          <w:bCs/>
+          <w:sz w:val="32"/>
+          <w:szCs w:val="32"/>
+        </w:rPr>
+        <w:t xml:space="preserve"> </w:t>
+      </w:r>
+      <w:r>
+        <w:rPr>
+          <w:sz w:val="32"/>
+          <w:szCs w:val="32"/>
+        </w:rPr>
+        <w:t>we can use the</w:t>
+      </w:r>
+      <w:r>
+        <w:rPr>
+          <w:b/>
+          <w:bCs/>
+          <w:sz w:val="32"/>
+          <w:szCs w:val="32"/>
+        </w:rPr>
+        <w:t xml:space="preserve"> -t</w:t>
+      </w:r>
+      <w:r>
+        <w:rPr>
+          <w:sz w:val="32"/>
+          <w:szCs w:val="32"/>
+        </w:rPr>
+        <w:t xml:space="preserve"> flag and file path to build that Entry-point based on Flavor (Here </w:t>
+      </w:r>
+      <w:proofErr w:type="spellStart"/>
+      <w:r>
+        <w:rPr>
+          <w:b/>
+          <w:bCs/>
+          <w:sz w:val="32"/>
+          <w:szCs w:val="32"/>
+        </w:rPr>
+        <w:t>main.dart</w:t>
+      </w:r>
+      <w:proofErr w:type="spellEnd"/>
+      <w:r>
+        <w:rPr>
+          <w:sz w:val="32"/>
+          <w:szCs w:val="32"/>
+        </w:rPr>
+        <w:t xml:space="preserve"> acts the config itself instead of </w:t>
+      </w:r>
+      <w:proofErr w:type="spellStart"/>
+      <w:r>
+        <w:rPr>
+          <w:b/>
+          <w:bCs/>
+          <w:sz w:val="32"/>
+          <w:szCs w:val="32"/>
+        </w:rPr>
+        <w:t>AppConfig</w:t>
+      </w:r>
+      <w:proofErr w:type="spellEnd"/>
+      <w:r>
+        <w:rPr>
+          <w:sz w:val="32"/>
+          <w:szCs w:val="32"/>
+        </w:rPr>
+        <w:t>)</w:t>
+      </w:r>
+    </w:p>
+    <w:p>
+      <w:pPr>
+        <w:jc w:val="both"/>
+        <w:rPr>
+          <w:b/>
+          <w:bCs/>
+          <w:color w:val="0B769F" w:themeColor="accent4" w:themeShade="BF"/>
+          <w:sz w:val="32"/>
+          <w:szCs w:val="32"/>
+        </w:rPr>
+      </w:pPr>
+      <w:r>
+        <w:rPr>
+          <w:b/>
+          <w:bCs/>
+          <w:color w:val="0B769F" w:themeColor="accent4" w:themeShade="BF"/>
+          <w:sz w:val="32"/>
+          <w:szCs w:val="32"/>
+        </w:rPr>
+        <w:t xml:space="preserve">flutter build </w:t>
+      </w:r>
+      <w:proofErr w:type="spellStart"/>
+      <w:r>
+        <w:rPr>
+          <w:b/>
+          <w:bCs/>
+          <w:color w:val="0B769F" w:themeColor="accent4" w:themeShade="BF"/>
+          <w:sz w:val="32"/>
+          <w:szCs w:val="32"/>
+        </w:rPr>
+        <w:t>apk</w:t>
+      </w:r>
+      <w:proofErr w:type="spellEnd"/>
+      <w:r>
+        <w:rPr>
+          <w:b/>
+          <w:bCs/>
+          <w:color w:val="0B769F" w:themeColor="accent4" w:themeShade="BF"/>
+          <w:sz w:val="32"/>
+          <w:szCs w:val="32"/>
+        </w:rPr>
+        <w:t xml:space="preserve"> -t lib/</w:t>
+      </w:r>
+      <w:proofErr w:type="spellStart"/>
+      <w:r>
+        <w:rPr>
+          <w:b/>
+          <w:bCs/>
+          <w:color w:val="0B769F" w:themeColor="accent4" w:themeShade="BF"/>
+          <w:sz w:val="32"/>
+          <w:szCs w:val="32"/>
+        </w:rPr>
+        <w:t>main_production.dart</w:t>
+      </w:r>
+      <w:proofErr w:type="spellEnd"/>
+      <w:r>
+        <w:rPr>
+          <w:b/>
+          <w:bCs/>
+          <w:color w:val="0B769F" w:themeColor="accent4" w:themeShade="BF"/>
+          <w:sz w:val="32"/>
+          <w:szCs w:val="32"/>
+        </w:rPr>
+        <w:t xml:space="preserve"> --flavor production</w:t>
+      </w:r>
+    </w:p>
+    <w:p>
+      <w:pPr>
+        <w:jc w:val="both"/>
+        <w:rPr>
+          <w:b/>
+          <w:bCs/>
+          <w:sz w:val="32"/>
+          <w:szCs w:val="32"/>
+        </w:rPr>
+      </w:pPr>
+    </w:p>
+    <w:p>
+      <w:pPr>
+        <w:numPr>
+          <w:ilvl w:val="0"/>
+          <w:numId w:val="7"/>
+        </w:numPr>
+        <w:jc w:val="both"/>
+        <w:rPr>
+          <w:sz w:val="32"/>
+          <w:szCs w:val="32"/>
+        </w:rPr>
+      </w:pPr>
+      <w:r>
+        <w:rPr>
+          <w:sz w:val="32"/>
+          <w:szCs w:val="32"/>
+        </w:rPr>
+        <w:t>Code Quality (IMPORTANT):</w:t>
+      </w:r>
+    </w:p>
+    <w:p>
+      <w:pPr>
+        <w:jc w:val="both"/>
+        <w:rPr>
+          <w:sz w:val="32"/>
+          <w:szCs w:val="32"/>
+        </w:rPr>
+      </w:pPr>
+      <w:r>
+        <w:rPr>
+          <w:sz w:val="32"/>
+          <w:szCs w:val="32"/>
+        </w:rPr>
+        <w:t># Analyze (IMPORTANT), checks lint errors and warnings:</w:t>
+      </w:r>
+    </w:p>
+    <w:p>
+      <w:pPr>
+        <w:jc w:val="both"/>
+        <w:rPr>
+          <w:b/>
+          <w:bCs/>
+          <w:color w:val="60CAF3" w:themeColor="accent4" w:themeTint="99"/>
+          <w:sz w:val="32"/>
+          <w:szCs w:val="32"/>
+        </w:rPr>
+      </w:pPr>
+      <w:r>
+        <w:rPr>
+          <w:b/>
+          <w:bCs/>
+          <w:color w:val="60CAF3" w:themeColor="accent4" w:themeTint="99"/>
+          <w:sz w:val="32"/>
+          <w:szCs w:val="32"/>
+        </w:rPr>
+        <w:t xml:space="preserve">flutter </w:t>
+      </w:r>
+      <w:proofErr w:type="gramStart"/>
+      <w:r>
+        <w:rPr>
+          <w:b/>
+          <w:bCs/>
+          <w:color w:val="60CAF3" w:themeColor="accent4" w:themeTint="99"/>
+          <w:sz w:val="32"/>
+          <w:szCs w:val="32"/>
+        </w:rPr>
+        <w:t>analyze</w:t>
+      </w:r>
+      <w:proofErr w:type="gramEnd"/>
+    </w:p>
+    <w:p>
+      <w:pPr>
+        <w:jc w:val="both"/>
+        <w:rPr>
+          <w:sz w:val="32"/>
+          <w:szCs w:val="32"/>
+        </w:rPr>
+      </w:pPr>
+      <w:r>
+        <w:rPr>
+          <w:sz w:val="32"/>
+          <w:szCs w:val="32"/>
+        </w:rPr>
+        <w:t xml:space="preserve"># Format code, format entire project or format only </w:t>
+      </w:r>
+      <w:r>
+        <w:rPr>
+          <w:b/>
+          <w:bCs/>
+          <w:sz w:val="32"/>
+          <w:szCs w:val="32"/>
+        </w:rPr>
+        <w:t>lib</w:t>
+      </w:r>
+    </w:p>
+    <w:p>
+      <w:pPr>
+        <w:jc w:val="both"/>
+        <w:rPr>
+          <w:b/>
+          <w:bCs/>
+          <w:color w:val="60CAF3" w:themeColor="accent4" w:themeTint="99"/>
+          <w:sz w:val="32"/>
+          <w:szCs w:val="32"/>
+        </w:rPr>
+      </w:pPr>
+      <w:r>
+        <w:rPr>
+          <w:b/>
+          <w:bCs/>
+          <w:color w:val="60CAF3" w:themeColor="accent4" w:themeTint="99"/>
+          <w:sz w:val="32"/>
+          <w:szCs w:val="32"/>
+        </w:rPr>
+        <w:t xml:space="preserve">dart </w:t>
+      </w:r>
+      <w:proofErr w:type="gramStart"/>
+      <w:r>
+        <w:rPr>
+          <w:b/>
+          <w:bCs/>
+          <w:color w:val="60CAF3" w:themeColor="accent4" w:themeTint="99"/>
+          <w:sz w:val="32"/>
+          <w:szCs w:val="32"/>
+        </w:rPr>
+        <w:t>format .</w:t>
+      </w:r>
+      <w:proofErr w:type="gramEnd"/>
+    </w:p>
+    <w:p>
+      <w:pPr>
+        <w:jc w:val="both"/>
+        <w:rPr>
+          <w:b/>
+          <w:bCs/>
+          <w:color w:val="60CAF3" w:themeColor="accent4" w:themeTint="99"/>
+          <w:sz w:val="32"/>
+          <w:szCs w:val="32"/>
+        </w:rPr>
+      </w:pPr>
+      <w:r>
+        <w:rPr>
+          <w:b/>
+          <w:bCs/>
+          <w:color w:val="60CAF3" w:themeColor="accent4" w:themeTint="99"/>
+          <w:sz w:val="32"/>
+          <w:szCs w:val="32"/>
+        </w:rPr>
+        <w:t>dart format lib</w:t>
+      </w:r>
+    </w:p>
+    <w:p>
+      <w:pPr>
+        <w:jc w:val="both"/>
+        <w:rPr>
+          <w:sz w:val="32"/>
+          <w:szCs w:val="32"/>
+        </w:rPr>
+      </w:pPr>
+      <w:r>
+        <w:rPr>
+          <w:sz w:val="32"/>
+          <w:szCs w:val="32"/>
+        </w:rPr>
+        <w:t># Fix automatic issues, very useful after</w:t>
+      </w:r>
+      <w:r>
+        <w:rPr>
+          <w:b/>
+          <w:bCs/>
+          <w:sz w:val="32"/>
+          <w:szCs w:val="32"/>
+        </w:rPr>
+        <w:t xml:space="preserve"> Flutter</w:t>
+      </w:r>
+      <w:r>
+        <w:rPr>
+          <w:sz w:val="32"/>
+          <w:szCs w:val="32"/>
+        </w:rPr>
+        <w:t xml:space="preserve"> upgrades</w:t>
+      </w:r>
+    </w:p>
+    <w:p>
+      <w:pPr>
+        <w:jc w:val="both"/>
+        <w:rPr>
+          <w:b/>
+          <w:bCs/>
+          <w:color w:val="60CAF3" w:themeColor="accent4" w:themeTint="99"/>
+          <w:sz w:val="32"/>
+          <w:szCs w:val="32"/>
+        </w:rPr>
+      </w:pPr>
+      <w:r>
+        <w:rPr>
+          <w:b/>
+          <w:bCs/>
+          <w:color w:val="60CAF3" w:themeColor="accent4" w:themeTint="99"/>
+          <w:sz w:val="32"/>
+          <w:szCs w:val="32"/>
+        </w:rPr>
+        <w:t>dart fix --apply</w:t>
       </w:r>
     </w:p>
     <w:p>
@@ -2214,7 +2941,7 @@
           <w:sz w:val="32"/>
           <w:szCs w:val="32"/>
         </w:rPr>
-        <w:t>Debugging &amp; Diagnostics:</w:t>
+        <w:t>Testing:</w:t>
       </w:r>
     </w:p>
     <w:p>
@@ -2237,36 +2964,29 @@
           <w:sz w:val="32"/>
           <w:szCs w:val="32"/>
         </w:rPr>
-        <w:t>Check Flutter installation</w:t>
-      </w:r>
-      <w:r>
-        <w:rPr>
-          <w:sz w:val="32"/>
-          <w:szCs w:val="32"/>
-        </w:rPr>
-        <w:t>, most used command</w:t>
-      </w:r>
-    </w:p>
-    <w:p>
-      <w:pPr>
-        <w:jc w:val="both"/>
-        <w:rPr>
-          <w:b/>
-          <w:bCs/>
-          <w:color w:val="60CAF3" w:themeColor="accent4" w:themeTint="99"/>
-          <w:sz w:val="32"/>
-          <w:szCs w:val="32"/>
-        </w:rPr>
-      </w:pPr>
-      <w:r>
-        <w:rPr>
-          <w:b/>
-          <w:bCs/>
-          <w:color w:val="60CAF3" w:themeColor="accent4" w:themeTint="99"/>
-          <w:sz w:val="32"/>
-          <w:szCs w:val="32"/>
-        </w:rPr>
-        <w:t>flutter doctor</w:t>
+        <w:t>Run all tests</w:t>
+      </w:r>
+    </w:p>
+    <w:p>
+      <w:pPr>
+        <w:jc w:val="both"/>
+        <w:rPr>
+          <w:b/>
+          <w:bCs/>
+          <w:color w:val="60CAF3" w:themeColor="accent4" w:themeTint="99"/>
+          <w:sz w:val="32"/>
+          <w:szCs w:val="32"/>
+        </w:rPr>
+      </w:pPr>
+      <w:r>
+        <w:rPr>
+          <w:b/>
+          <w:bCs/>
+          <w:color w:val="60CAF3" w:themeColor="accent4" w:themeTint="99"/>
+          <w:sz w:val="32"/>
+          <w:szCs w:val="32"/>
+        </w:rPr>
+        <w:t>flutter test</w:t>
       </w:r>
     </w:p>
     <w:p>
@@ -2289,30 +3009,73 @@
           <w:sz w:val="32"/>
           <w:szCs w:val="32"/>
         </w:rPr>
-        <w:t>Detailed doctor</w:t>
-      </w:r>
-    </w:p>
-    <w:p>
-      <w:pPr>
-        <w:jc w:val="both"/>
-        <w:rPr>
-          <w:b/>
-          <w:bCs/>
-          <w:color w:val="60CAF3" w:themeColor="accent4" w:themeTint="99"/>
-          <w:sz w:val="32"/>
-          <w:szCs w:val="32"/>
-        </w:rPr>
-      </w:pPr>
-      <w:r>
-        <w:rPr>
-          <w:b/>
-          <w:bCs/>
-          <w:color w:val="60CAF3" w:themeColor="accent4" w:themeTint="99"/>
-          <w:sz w:val="32"/>
-          <w:szCs w:val="32"/>
-        </w:rPr>
-        <w:t>flutter doctor -v</w:t>
-      </w:r>
+        <w:t>Run one</w:t>
+      </w:r>
+      <w:r>
+        <w:rPr>
+          <w:sz w:val="32"/>
+          <w:szCs w:val="32"/>
+        </w:rPr>
+        <w:t xml:space="preserve"> specific</w:t>
+      </w:r>
+      <w:r>
+        <w:rPr>
+          <w:sz w:val="32"/>
+          <w:szCs w:val="32"/>
+        </w:rPr>
+        <w:t xml:space="preserve"> test</w:t>
+      </w:r>
+      <w:r>
+        <w:rPr>
+          <w:sz w:val="32"/>
+          <w:szCs w:val="32"/>
+        </w:rPr>
+        <w:t xml:space="preserve"> file</w:t>
+      </w:r>
+    </w:p>
+    <w:p>
+      <w:pPr>
+        <w:jc w:val="both"/>
+        <w:rPr>
+          <w:b/>
+          <w:bCs/>
+          <w:color w:val="60CAF3" w:themeColor="accent4" w:themeTint="99"/>
+          <w:sz w:val="32"/>
+          <w:szCs w:val="32"/>
+        </w:rPr>
+      </w:pPr>
+      <w:r>
+        <w:rPr>
+          <w:b/>
+          <w:bCs/>
+          <w:color w:val="60CAF3" w:themeColor="accent4" w:themeTint="99"/>
+          <w:sz w:val="32"/>
+          <w:szCs w:val="32"/>
+        </w:rPr>
+        <w:t>flutter test test/</w:t>
+      </w:r>
+      <w:r>
+        <w:rPr>
+          <w:b/>
+          <w:bCs/>
+          <w:color w:val="60CAF3" w:themeColor="accent4" w:themeTint="99"/>
+          <w:sz w:val="32"/>
+          <w:szCs w:val="32"/>
+        </w:rPr>
+        <w:t>screens/</w:t>
+      </w:r>
+      <w:proofErr w:type="spellStart"/>
+      <w:r>
+        <w:rPr>
+          <w:b/>
+          <w:bCs/>
+          <w:color w:val="60CAF3" w:themeColor="accent4" w:themeTint="99"/>
+          <w:sz w:val="32"/>
+          <w:szCs w:val="32"/>
+        </w:rPr>
+        <w:t>home_test.dart</w:t>
+      </w:r>
+      <w:proofErr w:type="spellEnd"/>
     </w:p>
     <w:p>
       <w:pPr>
@@ -2334,164 +3097,82 @@
           <w:sz w:val="32"/>
           <w:szCs w:val="32"/>
         </w:rPr>
-        <w:t>Flutter environment info</w:t>
-      </w:r>
-    </w:p>
-    <w:p>
-      <w:pPr>
-        <w:jc w:val="both"/>
-        <w:rPr>
-          <w:b/>
-          <w:bCs/>
-          <w:color w:val="60CAF3" w:themeColor="accent4" w:themeTint="99"/>
-          <w:sz w:val="32"/>
-          <w:szCs w:val="32"/>
-        </w:rPr>
-      </w:pPr>
-      <w:r>
-        <w:rPr>
-          <w:b/>
-          <w:bCs/>
-          <w:color w:val="60CAF3" w:themeColor="accent4" w:themeTint="99"/>
-          <w:sz w:val="32"/>
-          <w:szCs w:val="32"/>
-        </w:rPr>
-        <w:t>flutter --version</w:t>
-      </w:r>
-    </w:p>
-    <w:p>
-      <w:pPr>
-        <w:jc w:val="both"/>
-        <w:rPr>
-          <w:sz w:val="32"/>
-          <w:szCs w:val="32"/>
-        </w:rPr>
-      </w:pPr>
-      <w:r>
-        <w:rPr>
-          <w:sz w:val="32"/>
-          <w:szCs w:val="32"/>
-        </w:rPr>
-        <w:t xml:space="preserve"># </w:t>
-      </w:r>
-      <w:r>
-        <w:rPr>
-          <w:sz w:val="32"/>
-          <w:szCs w:val="32"/>
-        </w:rPr>
-        <w:t>Installed devices</w:t>
-      </w:r>
-    </w:p>
-    <w:p>
-      <w:pPr>
-        <w:jc w:val="both"/>
-        <w:rPr>
-          <w:b/>
-          <w:bCs/>
-          <w:color w:val="60CAF3" w:themeColor="accent4" w:themeTint="99"/>
-          <w:sz w:val="32"/>
-          <w:szCs w:val="32"/>
-        </w:rPr>
-      </w:pPr>
-      <w:r>
-        <w:rPr>
-          <w:b/>
-          <w:bCs/>
-          <w:color w:val="60CAF3" w:themeColor="accent4" w:themeTint="99"/>
-          <w:sz w:val="32"/>
-          <w:szCs w:val="32"/>
-        </w:rPr>
-        <w:t>flutter devices</w:t>
-      </w:r>
-    </w:p>
-    <w:p>
-      <w:pPr>
-        <w:jc w:val="both"/>
-        <w:rPr>
-          <w:sz w:val="32"/>
-          <w:szCs w:val="32"/>
-        </w:rPr>
-      </w:pPr>
-      <w:r>
-        <w:rPr>
-          <w:sz w:val="32"/>
-          <w:szCs w:val="32"/>
-        </w:rPr>
-        <w:t xml:space="preserve"># </w:t>
-      </w:r>
-      <w:r>
-        <w:rPr>
-          <w:sz w:val="32"/>
-          <w:szCs w:val="32"/>
-        </w:rPr>
-        <w:t>Connected emulators</w:t>
-      </w:r>
-    </w:p>
-    <w:p>
-      <w:pPr>
-        <w:jc w:val="both"/>
-        <w:rPr>
-          <w:b/>
-          <w:bCs/>
-          <w:color w:val="60CAF3" w:themeColor="accent4" w:themeTint="99"/>
-          <w:sz w:val="32"/>
-          <w:szCs w:val="32"/>
-        </w:rPr>
-      </w:pPr>
-      <w:r>
-        <w:rPr>
-          <w:b/>
-          <w:bCs/>
-          <w:color w:val="60CAF3" w:themeColor="accent4" w:themeTint="99"/>
-          <w:sz w:val="32"/>
-          <w:szCs w:val="32"/>
-        </w:rPr>
-        <w:t>flutter emulators</w:t>
-      </w:r>
-    </w:p>
-    <w:p>
-      <w:pPr>
-        <w:jc w:val="both"/>
-        <w:rPr>
-          <w:sz w:val="32"/>
-          <w:szCs w:val="32"/>
-        </w:rPr>
-      </w:pPr>
-      <w:r>
-        <w:rPr>
-          <w:sz w:val="32"/>
-          <w:szCs w:val="32"/>
-        </w:rPr>
-        <w:t xml:space="preserve"># </w:t>
-      </w:r>
-      <w:r>
-        <w:rPr>
-          <w:sz w:val="32"/>
-          <w:szCs w:val="32"/>
-        </w:rPr>
-        <w:t>Launch emulator</w:t>
-      </w:r>
-    </w:p>
-    <w:p>
-      <w:pPr>
-        <w:jc w:val="both"/>
-        <w:rPr>
-          <w:b/>
-          <w:bCs/>
-          <w:color w:val="60CAF3" w:themeColor="accent4" w:themeTint="99"/>
-          <w:sz w:val="32"/>
-          <w:szCs w:val="32"/>
-        </w:rPr>
-      </w:pPr>
-      <w:r>
-        <w:rPr>
-          <w:b/>
-          <w:bCs/>
-          <w:color w:val="60CAF3" w:themeColor="accent4" w:themeTint="99"/>
-          <w:sz w:val="32"/>
-          <w:szCs w:val="32"/>
-        </w:rPr>
-        <w:t>flutter emulators --launch &lt;emulator_id&gt;</w:t>
+        <w:t xml:space="preserve">Run tests with </w:t>
+      </w:r>
+      <w:r>
+        <w:rPr>
+          <w:sz w:val="32"/>
+          <w:szCs w:val="32"/>
+        </w:rPr>
+        <w:t>Coverage</w:t>
+      </w:r>
+      <w:r>
+        <w:rPr>
+          <w:sz w:val="32"/>
+          <w:szCs w:val="32"/>
+        </w:rPr>
+        <w:t xml:space="preserve"> report</w:t>
+      </w:r>
+    </w:p>
+    <w:p>
+      <w:pPr>
+        <w:jc w:val="both"/>
+        <w:rPr>
+          <w:b/>
+          <w:bCs/>
+          <w:color w:val="60CAF3" w:themeColor="accent4" w:themeTint="99"/>
+          <w:sz w:val="32"/>
+          <w:szCs w:val="32"/>
+        </w:rPr>
+      </w:pPr>
+      <w:r>
+        <w:rPr>
+          <w:b/>
+          <w:bCs/>
+          <w:color w:val="60CAF3" w:themeColor="accent4" w:themeTint="99"/>
+          <w:sz w:val="32"/>
+          <w:szCs w:val="32"/>
+        </w:rPr>
+        <w:lastRenderedPageBreak/>
+        <w:t>flutter test --coverage</w:t>
+      </w:r>
+    </w:p>
+    <w:p>
+      <w:pPr>
+        <w:jc w:val="both"/>
+        <w:rPr>
+          <w:sz w:val="32"/>
+          <w:szCs w:val="32"/>
+        </w:rPr>
+      </w:pPr>
+      <w:r>
+        <w:rPr>
+          <w:sz w:val="32"/>
+          <w:szCs w:val="32"/>
+        </w:rPr>
+        <w:t># Run tests matching a name pattern</w:t>
+      </w:r>
+    </w:p>
+    <w:p>
+      <w:pPr>
+        <w:jc w:val="both"/>
+        <w:rPr>
+          <w:b/>
+          <w:bCs/>
+          <w:color w:val="60CAF3" w:themeColor="accent4" w:themeTint="99"/>
+          <w:sz w:val="32"/>
+          <w:szCs w:val="32"/>
+        </w:rPr>
+      </w:pPr>
+      <w:r>
+        <w:rPr>
+          <w:b/>
+          <w:bCs/>
+          <w:color w:val="60CAF3" w:themeColor="accent4" w:themeTint="99"/>
+          <w:sz w:val="32"/>
+          <w:szCs w:val="32"/>
+        </w:rPr>
+        <w:t>flutter test --name "adds a song"</w:t>
       </w:r>
     </w:p>
     <w:p>
@@ -2521,7 +3202,7 @@
           <w:sz w:val="32"/>
           <w:szCs w:val="32"/>
         </w:rPr>
-        <w:t>Cleaning:</w:t>
+        <w:t>Debugging &amp; Diagnostics:</w:t>
       </w:r>
     </w:p>
     <w:p>
@@ -2544,43 +3225,36 @@
           <w:sz w:val="32"/>
           <w:szCs w:val="32"/>
         </w:rPr>
-        <w:t>Clean build files</w:t>
-      </w:r>
-      <w:r>
-        <w:rPr>
-          <w:sz w:val="32"/>
-          <w:szCs w:val="32"/>
-        </w:rPr>
-        <w:t>, it r</w:t>
-      </w:r>
-      <w:r>
-        <w:rPr>
-          <w:sz w:val="32"/>
-          <w:szCs w:val="32"/>
-        </w:rPr>
-        <w:t>emoves generated build artifacts.</w:t>
-      </w:r>
-    </w:p>
-    <w:p>
-      <w:pPr>
-        <w:jc w:val="both"/>
-        <w:rPr>
-          <w:b/>
-          <w:bCs/>
-          <w:color w:val="60CAF3" w:themeColor="accent4" w:themeTint="99"/>
-          <w:sz w:val="32"/>
-          <w:szCs w:val="32"/>
-        </w:rPr>
-      </w:pPr>
-      <w:r>
-        <w:rPr>
-          <w:b/>
-          <w:bCs/>
-          <w:color w:val="60CAF3" w:themeColor="accent4" w:themeTint="99"/>
-          <w:sz w:val="32"/>
-          <w:szCs w:val="32"/>
-        </w:rPr>
-        <w:t>flutter clean</w:t>
+        <w:t>Check Flutter installation</w:t>
+      </w:r>
+      <w:r>
+        <w:rPr>
+          <w:sz w:val="32"/>
+          <w:szCs w:val="32"/>
+        </w:rPr>
+        <w:t>, most used command</w:t>
+      </w:r>
+    </w:p>
+    <w:p>
+      <w:pPr>
+        <w:jc w:val="both"/>
+        <w:rPr>
+          <w:b/>
+          <w:bCs/>
+          <w:color w:val="60CAF3" w:themeColor="accent4" w:themeTint="99"/>
+          <w:sz w:val="32"/>
+          <w:szCs w:val="32"/>
+        </w:rPr>
+      </w:pPr>
+      <w:r>
+        <w:rPr>
+          <w:b/>
+          <w:bCs/>
+          <w:color w:val="60CAF3" w:themeColor="accent4" w:themeTint="99"/>
+          <w:sz w:val="32"/>
+          <w:szCs w:val="32"/>
+        </w:rPr>
+        <w:t>flutter doctor</w:t>
       </w:r>
     </w:p>
     <w:p>
@@ -2603,66 +3277,231 @@
           <w:sz w:val="32"/>
           <w:szCs w:val="32"/>
         </w:rPr>
-        <w:t>Common recovery flow</w:t>
-      </w:r>
-      <w:r>
-        <w:rPr>
-          <w:sz w:val="32"/>
-          <w:szCs w:val="32"/>
-        </w:rPr>
-        <w:t>, t</w:t>
-      </w:r>
-      <w:r>
-        <w:rPr>
-          <w:sz w:val="32"/>
-          <w:szCs w:val="32"/>
-        </w:rPr>
-        <w:t>his fixes many mysterious issues.</w:t>
-      </w:r>
-    </w:p>
-    <w:p>
-      <w:pPr>
-        <w:jc w:val="both"/>
-        <w:rPr>
-          <w:b/>
-          <w:bCs/>
-          <w:color w:val="60CAF3" w:themeColor="accent4" w:themeTint="99"/>
-          <w:sz w:val="32"/>
-          <w:szCs w:val="32"/>
-        </w:rPr>
-      </w:pPr>
-      <w:r>
-        <w:rPr>
-          <w:b/>
-          <w:bCs/>
-          <w:color w:val="60CAF3" w:themeColor="accent4" w:themeTint="99"/>
-          <w:sz w:val="32"/>
-          <w:szCs w:val="32"/>
-        </w:rPr>
-        <w:t>flutter clean</w:t>
-      </w:r>
-    </w:p>
-    <w:p>
-      <w:pPr>
-        <w:jc w:val="both"/>
-        <w:rPr>
-          <w:b/>
-          <w:bCs/>
-          <w:color w:val="60CAF3" w:themeColor="accent4" w:themeTint="99"/>
-          <w:sz w:val="32"/>
-          <w:szCs w:val="32"/>
-        </w:rPr>
-      </w:pPr>
-      <w:r>
-        <w:rPr>
-          <w:b/>
-          <w:bCs/>
-          <w:color w:val="60CAF3" w:themeColor="accent4" w:themeTint="99"/>
-          <w:sz w:val="32"/>
-          <w:szCs w:val="32"/>
-        </w:rPr>
-        <w:lastRenderedPageBreak/>
-        <w:t>flutter pub get</w:t>
+        <w:t>Detailed doctor</w:t>
+      </w:r>
+    </w:p>
+    <w:p>
+      <w:pPr>
+        <w:jc w:val="both"/>
+        <w:rPr>
+          <w:b/>
+          <w:bCs/>
+          <w:color w:val="60CAF3" w:themeColor="accent4" w:themeTint="99"/>
+          <w:sz w:val="32"/>
+          <w:szCs w:val="32"/>
+        </w:rPr>
+      </w:pPr>
+      <w:r>
+        <w:rPr>
+          <w:b/>
+          <w:bCs/>
+          <w:color w:val="60CAF3" w:themeColor="accent4" w:themeTint="99"/>
+          <w:sz w:val="32"/>
+          <w:szCs w:val="32"/>
+        </w:rPr>
+        <w:t>flutter doctor -v</w:t>
+      </w:r>
+    </w:p>
+    <w:p>
+      <w:pPr>
+        <w:jc w:val="both"/>
+        <w:rPr>
+          <w:sz w:val="32"/>
+          <w:szCs w:val="32"/>
+        </w:rPr>
+      </w:pPr>
+      <w:r>
+        <w:rPr>
+          <w:sz w:val="32"/>
+          <w:szCs w:val="32"/>
+        </w:rPr>
+        <w:t xml:space="preserve"># </w:t>
+      </w:r>
+      <w:r>
+        <w:rPr>
+          <w:sz w:val="32"/>
+          <w:szCs w:val="32"/>
+        </w:rPr>
+        <w:t>Flutter environment info</w:t>
+      </w:r>
+    </w:p>
+    <w:p>
+      <w:pPr>
+        <w:jc w:val="both"/>
+        <w:rPr>
+          <w:b/>
+          <w:bCs/>
+          <w:color w:val="60CAF3" w:themeColor="accent4" w:themeTint="99"/>
+          <w:sz w:val="32"/>
+          <w:szCs w:val="32"/>
+        </w:rPr>
+      </w:pPr>
+      <w:r>
+        <w:rPr>
+          <w:b/>
+          <w:bCs/>
+          <w:color w:val="60CAF3" w:themeColor="accent4" w:themeTint="99"/>
+          <w:sz w:val="32"/>
+          <w:szCs w:val="32"/>
+        </w:rPr>
+        <w:t>flutter --version</w:t>
+      </w:r>
+    </w:p>
+    <w:p>
+      <w:pPr>
+        <w:jc w:val="both"/>
+        <w:rPr>
+          <w:sz w:val="32"/>
+          <w:szCs w:val="32"/>
+        </w:rPr>
+      </w:pPr>
+      <w:r>
+        <w:rPr>
+          <w:sz w:val="32"/>
+          <w:szCs w:val="32"/>
+        </w:rPr>
+        <w:t xml:space="preserve"># </w:t>
+      </w:r>
+      <w:r>
+        <w:rPr>
+          <w:sz w:val="32"/>
+          <w:szCs w:val="32"/>
+        </w:rPr>
+        <w:t>Installed devices</w:t>
+      </w:r>
+    </w:p>
+    <w:p>
+      <w:pPr>
+        <w:jc w:val="both"/>
+        <w:rPr>
+          <w:b/>
+          <w:bCs/>
+          <w:color w:val="60CAF3" w:themeColor="accent4" w:themeTint="99"/>
+          <w:sz w:val="32"/>
+          <w:szCs w:val="32"/>
+        </w:rPr>
+      </w:pPr>
+      <w:r>
+        <w:rPr>
+          <w:b/>
+          <w:bCs/>
+          <w:color w:val="60CAF3" w:themeColor="accent4" w:themeTint="99"/>
+          <w:sz w:val="32"/>
+          <w:szCs w:val="32"/>
+        </w:rPr>
+        <w:t>flutter devices</w:t>
+      </w:r>
+    </w:p>
+    <w:p>
+      <w:pPr>
+        <w:jc w:val="both"/>
+        <w:rPr>
+          <w:sz w:val="32"/>
+          <w:szCs w:val="32"/>
+        </w:rPr>
+      </w:pPr>
+      <w:r>
+        <w:rPr>
+          <w:sz w:val="32"/>
+          <w:szCs w:val="32"/>
+        </w:rPr>
+        <w:t xml:space="preserve"># </w:t>
+      </w:r>
+      <w:r>
+        <w:rPr>
+          <w:sz w:val="32"/>
+          <w:szCs w:val="32"/>
+        </w:rPr>
+        <w:t>Connected emulators</w:t>
+      </w:r>
+    </w:p>
+    <w:p>
+      <w:pPr>
+        <w:jc w:val="both"/>
+        <w:rPr>
+          <w:b/>
+          <w:bCs/>
+          <w:color w:val="60CAF3" w:themeColor="accent4" w:themeTint="99"/>
+          <w:sz w:val="32"/>
+          <w:szCs w:val="32"/>
+        </w:rPr>
+      </w:pPr>
+      <w:r>
+        <w:rPr>
+          <w:b/>
+          <w:bCs/>
+          <w:color w:val="60CAF3" w:themeColor="accent4" w:themeTint="99"/>
+          <w:sz w:val="32"/>
+          <w:szCs w:val="32"/>
+        </w:rPr>
+        <w:t>flutter emulators</w:t>
+      </w:r>
+    </w:p>
+    <w:p>
+      <w:pPr>
+        <w:jc w:val="both"/>
+        <w:rPr>
+          <w:sz w:val="32"/>
+          <w:szCs w:val="32"/>
+        </w:rPr>
+      </w:pPr>
+      <w:r>
+        <w:rPr>
+          <w:sz w:val="32"/>
+          <w:szCs w:val="32"/>
+        </w:rPr>
+        <w:t xml:space="preserve"># </w:t>
+      </w:r>
+      <w:r>
+        <w:rPr>
+          <w:sz w:val="32"/>
+          <w:szCs w:val="32"/>
+        </w:rPr>
+        <w:t>Launch emulator</w:t>
+      </w:r>
+    </w:p>
+    <w:p>
+      <w:pPr>
+        <w:jc w:val="both"/>
+        <w:rPr>
+          <w:b/>
+          <w:bCs/>
+          <w:color w:val="60CAF3" w:themeColor="accent4" w:themeTint="99"/>
+          <w:sz w:val="32"/>
+          <w:szCs w:val="32"/>
+        </w:rPr>
+      </w:pPr>
+      <w:r>
+        <w:rPr>
+          <w:b/>
+          <w:bCs/>
+          <w:color w:val="60CAF3" w:themeColor="accent4" w:themeTint="99"/>
+          <w:sz w:val="32"/>
+          <w:szCs w:val="32"/>
+        </w:rPr>
+        <w:t>flutter emulators --launch &lt;</w:t>
+      </w:r>
+      <w:proofErr w:type="spellStart"/>
+      <w:r>
+        <w:rPr>
+          <w:b/>
+          <w:bCs/>
+          <w:color w:val="60CAF3" w:themeColor="accent4" w:themeTint="99"/>
+          <w:sz w:val="32"/>
+          <w:szCs w:val="32"/>
+        </w:rPr>
+        <w:t>emulator_id</w:t>
+      </w:r>
+      <w:proofErr w:type="spellEnd"/>
+      <w:r>
+        <w:rPr>
+          <w:b/>
+          <w:bCs/>
+          <w:color w:val="60CAF3" w:themeColor="accent4" w:themeTint="99"/>
+          <w:sz w:val="32"/>
+          <w:szCs w:val="32"/>
+        </w:rPr>
+        <w:t>&gt;</w:t>
       </w:r>
     </w:p>
     <w:p>
@@ -2692,7 +3531,7 @@
           <w:sz w:val="32"/>
           <w:szCs w:val="32"/>
         </w:rPr>
-        <w:t>Dependency Investigation:</w:t>
+        <w:t>Cleaning:</w:t>
       </w:r>
     </w:p>
     <w:p>
@@ -2715,43 +3554,43 @@
           <w:sz w:val="32"/>
           <w:szCs w:val="32"/>
         </w:rPr>
-        <w:t>See dependency tree</w:t>
-      </w:r>
-      <w:r>
-        <w:rPr>
-          <w:sz w:val="32"/>
-          <w:szCs w:val="32"/>
-        </w:rPr>
-        <w:t>, v</w:t>
-      </w:r>
-      <w:r>
-        <w:rPr>
-          <w:sz w:val="32"/>
-          <w:szCs w:val="32"/>
-        </w:rPr>
-        <w:t>ery useful for debugging package conflicts.</w:t>
-      </w:r>
-    </w:p>
-    <w:p>
-      <w:pPr>
-        <w:jc w:val="both"/>
-        <w:rPr>
-          <w:b/>
-          <w:bCs/>
-          <w:color w:val="60CAF3" w:themeColor="accent4" w:themeTint="99"/>
-          <w:sz w:val="32"/>
-          <w:szCs w:val="32"/>
-        </w:rPr>
-      </w:pPr>
-      <w:r>
-        <w:rPr>
-          <w:b/>
-          <w:bCs/>
-          <w:color w:val="60CAF3" w:themeColor="accent4" w:themeTint="99"/>
-          <w:sz w:val="32"/>
-          <w:szCs w:val="32"/>
-        </w:rPr>
-        <w:t>flutter pub deps</w:t>
+        <w:t>Clean build files</w:t>
+      </w:r>
+      <w:r>
+        <w:rPr>
+          <w:sz w:val="32"/>
+          <w:szCs w:val="32"/>
+        </w:rPr>
+        <w:t>, it r</w:t>
+      </w:r>
+      <w:r>
+        <w:rPr>
+          <w:sz w:val="32"/>
+          <w:szCs w:val="32"/>
+        </w:rPr>
+        <w:t>emoves generated build artifacts.</w:t>
+      </w:r>
+    </w:p>
+    <w:p>
+      <w:pPr>
+        <w:jc w:val="both"/>
+        <w:rPr>
+          <w:b/>
+          <w:bCs/>
+          <w:color w:val="60CAF3" w:themeColor="accent4" w:themeTint="99"/>
+          <w:sz w:val="32"/>
+          <w:szCs w:val="32"/>
+        </w:rPr>
+      </w:pPr>
+      <w:r>
+        <w:rPr>
+          <w:b/>
+          <w:bCs/>
+          <w:color w:val="60CAF3" w:themeColor="accent4" w:themeTint="99"/>
+          <w:sz w:val="32"/>
+          <w:szCs w:val="32"/>
+        </w:rPr>
+        <w:t>flutter clean</w:t>
       </w:r>
     </w:p>
     <w:p>
@@ -2774,44 +3613,79 @@
           <w:sz w:val="32"/>
           <w:szCs w:val="32"/>
         </w:rPr>
-        <w:t>Example</w:t>
-      </w:r>
-      <w:r>
-        <w:rPr>
-          <w:sz w:val="32"/>
-          <w:szCs w:val="32"/>
-        </w:rPr>
-        <w:t>, f</w:t>
-      </w:r>
-      <w:r>
-        <w:rPr>
-          <w:sz w:val="32"/>
-          <w:szCs w:val="32"/>
-        </w:rPr>
-        <w:t>ind who depends on http.</w:t>
-      </w:r>
-    </w:p>
-    <w:p>
-      <w:pPr>
-        <w:jc w:val="both"/>
-        <w:rPr>
-          <w:b/>
-          <w:bCs/>
-          <w:color w:val="60CAF3" w:themeColor="accent4" w:themeTint="99"/>
-          <w:sz w:val="32"/>
-          <w:szCs w:val="32"/>
-        </w:rPr>
-      </w:pPr>
-      <w:r>
-        <w:rPr>
-          <w:b/>
-          <w:bCs/>
-          <w:color w:val="60CAF3" w:themeColor="accent4" w:themeTint="99"/>
-          <w:sz w:val="32"/>
-          <w:szCs w:val="32"/>
-        </w:rPr>
-        <w:t>flutter pub deps | grep http</w:t>
-      </w:r>
+        <w:t>Common recovery flow</w:t>
+      </w:r>
+      <w:r>
+        <w:rPr>
+          <w:sz w:val="32"/>
+          <w:szCs w:val="32"/>
+        </w:rPr>
+        <w:t>, t</w:t>
+      </w:r>
+      <w:r>
+        <w:rPr>
+          <w:sz w:val="32"/>
+          <w:szCs w:val="32"/>
+        </w:rPr>
+        <w:t>his fixes many mysterious issues.</w:t>
+      </w:r>
+    </w:p>
+    <w:p>
+      <w:pPr>
+        <w:jc w:val="both"/>
+        <w:rPr>
+          <w:b/>
+          <w:bCs/>
+          <w:color w:val="60CAF3" w:themeColor="accent4" w:themeTint="99"/>
+          <w:sz w:val="32"/>
+          <w:szCs w:val="32"/>
+        </w:rPr>
+      </w:pPr>
+      <w:r>
+        <w:rPr>
+          <w:b/>
+          <w:bCs/>
+          <w:color w:val="60CAF3" w:themeColor="accent4" w:themeTint="99"/>
+          <w:sz w:val="32"/>
+          <w:szCs w:val="32"/>
+        </w:rPr>
+        <w:t>flutter clean</w:t>
+      </w:r>
+    </w:p>
+    <w:p>
+      <w:pPr>
+        <w:jc w:val="both"/>
+        <w:rPr>
+          <w:b/>
+          <w:bCs/>
+          <w:color w:val="60CAF3" w:themeColor="accent4" w:themeTint="99"/>
+          <w:sz w:val="32"/>
+          <w:szCs w:val="32"/>
+        </w:rPr>
+      </w:pPr>
+      <w:r>
+        <w:rPr>
+          <w:b/>
+          <w:bCs/>
+          <w:color w:val="60CAF3" w:themeColor="accent4" w:themeTint="99"/>
+          <w:sz w:val="32"/>
+          <w:szCs w:val="32"/>
+        </w:rPr>
+        <w:lastRenderedPageBreak/>
+        <w:t xml:space="preserve">flutter pub </w:t>
+      </w:r>
+      <w:proofErr w:type="gramStart"/>
+      <w:r>
+        <w:rPr>
+          <w:b/>
+          <w:bCs/>
+          <w:color w:val="60CAF3" w:themeColor="accent4" w:themeTint="99"/>
+          <w:sz w:val="32"/>
+          <w:szCs w:val="32"/>
+        </w:rPr>
+        <w:t>get</w:t>
+      </w:r>
+      <w:proofErr w:type="gramEnd"/>
     </w:p>
     <w:p>
       <w:pPr>
@@ -2840,7 +3714,7 @@
           <w:sz w:val="32"/>
           <w:szCs w:val="32"/>
         </w:rPr>
-        <w:t>Localization:</w:t>
+        <w:t>Dependency Investigation:</w:t>
       </w:r>
     </w:p>
     <w:p>
@@ -2863,43 +3737,102 @@
           <w:sz w:val="32"/>
           <w:szCs w:val="32"/>
         </w:rPr>
-        <w:t>Generate localization files</w:t>
-      </w:r>
-      <w:r>
-        <w:rPr>
-          <w:sz w:val="32"/>
-          <w:szCs w:val="32"/>
-        </w:rPr>
-        <w:t>, u</w:t>
-      </w:r>
-      <w:r>
-        <w:rPr>
-          <w:sz w:val="32"/>
-          <w:szCs w:val="32"/>
-        </w:rPr>
-        <w:t>sed when implementing multiple languages</w:t>
-      </w:r>
-    </w:p>
-    <w:p>
-      <w:pPr>
-        <w:jc w:val="both"/>
-        <w:rPr>
-          <w:b/>
-          <w:bCs/>
-          <w:color w:val="60CAF3" w:themeColor="accent4" w:themeTint="99"/>
-          <w:sz w:val="32"/>
-          <w:szCs w:val="32"/>
-        </w:rPr>
-      </w:pPr>
-      <w:r>
-        <w:rPr>
-          <w:b/>
-          <w:bCs/>
-          <w:color w:val="60CAF3" w:themeColor="accent4" w:themeTint="99"/>
-          <w:sz w:val="32"/>
-          <w:szCs w:val="32"/>
-        </w:rPr>
-        <w:t>flutter gen-l10n</w:t>
+        <w:t>See dependency tree</w:t>
+      </w:r>
+      <w:r>
+        <w:rPr>
+          <w:sz w:val="32"/>
+          <w:szCs w:val="32"/>
+        </w:rPr>
+        <w:t>, v</w:t>
+      </w:r>
+      <w:r>
+        <w:rPr>
+          <w:sz w:val="32"/>
+          <w:szCs w:val="32"/>
+        </w:rPr>
+        <w:t>ery useful for debugging package conflicts.</w:t>
+      </w:r>
+    </w:p>
+    <w:p>
+      <w:pPr>
+        <w:jc w:val="both"/>
+        <w:rPr>
+          <w:b/>
+          <w:bCs/>
+          <w:color w:val="60CAF3" w:themeColor="accent4" w:themeTint="99"/>
+          <w:sz w:val="32"/>
+          <w:szCs w:val="32"/>
+        </w:rPr>
+      </w:pPr>
+      <w:r>
+        <w:rPr>
+          <w:b/>
+          <w:bCs/>
+          <w:color w:val="60CAF3" w:themeColor="accent4" w:themeTint="99"/>
+          <w:sz w:val="32"/>
+          <w:szCs w:val="32"/>
+        </w:rPr>
+        <w:t>flutter pub deps</w:t>
+      </w:r>
+    </w:p>
+    <w:p>
+      <w:pPr>
+        <w:jc w:val="both"/>
+        <w:rPr>
+          <w:sz w:val="32"/>
+          <w:szCs w:val="32"/>
+        </w:rPr>
+      </w:pPr>
+      <w:r>
+        <w:rPr>
+          <w:sz w:val="32"/>
+          <w:szCs w:val="32"/>
+        </w:rPr>
+        <w:t xml:space="preserve"># </w:t>
+      </w:r>
+      <w:r>
+        <w:rPr>
+          <w:sz w:val="32"/>
+          <w:szCs w:val="32"/>
+        </w:rPr>
+        <w:t>Example</w:t>
+      </w:r>
+      <w:r>
+        <w:rPr>
+          <w:sz w:val="32"/>
+          <w:szCs w:val="32"/>
+        </w:rPr>
+        <w:t>, f</w:t>
+      </w:r>
+      <w:r>
+        <w:rPr>
+          <w:sz w:val="32"/>
+          <w:szCs w:val="32"/>
+        </w:rPr>
+        <w:t>ind who depends on http.</w:t>
+      </w:r>
+    </w:p>
+    <w:p>
+      <w:pPr>
+        <w:jc w:val="both"/>
+        <w:rPr>
+          <w:b/>
+          <w:bCs/>
+          <w:color w:val="60CAF3" w:themeColor="accent4" w:themeTint="99"/>
+          <w:sz w:val="32"/>
+          <w:szCs w:val="32"/>
+        </w:rPr>
+      </w:pPr>
+      <w:r>
+        <w:rPr>
+          <w:b/>
+          <w:bCs/>
+          <w:color w:val="60CAF3" w:themeColor="accent4" w:themeTint="99"/>
+          <w:sz w:val="32"/>
+          <w:szCs w:val="32"/>
+        </w:rPr>
+        <w:t>flutter pub deps | grep http</w:t>
       </w:r>
     </w:p>
     <w:p>
@@ -2929,21 +3862,7 @@
           <w:sz w:val="32"/>
           <w:szCs w:val="32"/>
         </w:rPr>
-        <w:t>Asset Generation</w:t>
-      </w:r>
-      <w:r>
-        <w:rPr>
-          <w:sz w:val="32"/>
-          <w:szCs w:val="32"/>
-        </w:rPr>
-        <w:t>, Dart Build-Runner</w:t>
-      </w:r>
-      <w:r>
-        <w:rPr>
-          <w:sz w:val="32"/>
-          <w:szCs w:val="32"/>
-        </w:rPr>
-        <w:t xml:space="preserve"> (Flutter Built-in):</w:t>
+        <w:t>Localization:</w:t>
       </w:r>
     </w:p>
     <w:p>
@@ -2966,23 +3885,21 @@
           <w:sz w:val="32"/>
           <w:szCs w:val="32"/>
         </w:rPr>
-        <w:t>Generate</w:t>
-      </w:r>
-      <w:r>
-        <w:rPr>
-          <w:b/>
-          <w:bCs/>
-          <w:sz w:val="32"/>
-          <w:szCs w:val="32"/>
-        </w:rPr>
-        <w:t xml:space="preserve"> Dart</w:t>
-      </w:r>
-      <w:r>
-        <w:rPr>
-          <w:sz w:val="32"/>
-          <w:szCs w:val="32"/>
-        </w:rPr>
-        <w:t xml:space="preserve"> code for assets:</w:t>
+        <w:t>Generate localization files</w:t>
+      </w:r>
+      <w:r>
+        <w:rPr>
+          <w:sz w:val="32"/>
+          <w:szCs w:val="32"/>
+        </w:rPr>
+        <w:t>, u</w:t>
+      </w:r>
+      <w:r>
+        <w:rPr>
+          <w:sz w:val="32"/>
+          <w:szCs w:val="32"/>
+        </w:rPr>
+        <w:t>sed when implementing multiple languages</w:t>
       </w:r>
     </w:p>
     <w:p>
@@ -3005,252 +3922,6 @@
           <w:szCs w:val="32"/>
         </w:rPr>
         <w:t>flutter gen-l10n</w:t>
-      </w:r>
-    </w:p>
-    <w:p>
-      <w:pPr>
-        <w:jc w:val="both"/>
-        <w:rPr>
-          <w:sz w:val="32"/>
-          <w:szCs w:val="32"/>
-        </w:rPr>
-      </w:pPr>
-      <w:r>
-        <w:rPr>
-          <w:sz w:val="32"/>
-          <w:szCs w:val="32"/>
-        </w:rPr>
-        <w:t># A</w:t>
-      </w:r>
-      <w:r>
-        <w:rPr>
-          <w:sz w:val="32"/>
-          <w:szCs w:val="32"/>
-        </w:rPr>
-        <w:t xml:space="preserve">nd for newer </w:t>
-      </w:r>
-      <w:r>
-        <w:rPr>
-          <w:b/>
-          <w:bCs/>
-          <w:sz w:val="32"/>
-          <w:szCs w:val="32"/>
-        </w:rPr>
-        <w:t>Flutter</w:t>
-      </w:r>
-      <w:r>
-        <w:rPr>
-          <w:sz w:val="32"/>
-          <w:szCs w:val="32"/>
-        </w:rPr>
-        <w:t xml:space="preserve"> projects</w:t>
-      </w:r>
-      <w:r>
-        <w:rPr>
-          <w:sz w:val="32"/>
-          <w:szCs w:val="32"/>
-        </w:rPr>
-        <w:t xml:space="preserve">, </w:t>
-      </w:r>
-      <w:r>
-        <w:rPr>
-          <w:sz w:val="32"/>
-          <w:szCs w:val="32"/>
-        </w:rPr>
-        <w:t>if using code generation packages</w:t>
-      </w:r>
-      <w:r>
-        <w:rPr>
-          <w:sz w:val="32"/>
-          <w:szCs w:val="32"/>
-        </w:rPr>
-        <w:t xml:space="preserve"> like </w:t>
-      </w:r>
-      <w:r>
-        <w:rPr>
-          <w:b/>
-          <w:bCs/>
-          <w:sz w:val="32"/>
-          <w:szCs w:val="32"/>
-        </w:rPr>
-        <w:t>freezed</w:t>
-      </w:r>
-      <w:r>
-        <w:rPr>
-          <w:sz w:val="32"/>
-          <w:szCs w:val="32"/>
-        </w:rPr>
-        <w:t xml:space="preserve">, </w:t>
-      </w:r>
-      <w:r>
-        <w:rPr>
-          <w:b/>
-          <w:bCs/>
-          <w:sz w:val="32"/>
-          <w:szCs w:val="32"/>
-        </w:rPr>
-        <w:t>json_serializable</w:t>
-      </w:r>
-      <w:r>
-        <w:rPr>
-          <w:sz w:val="32"/>
-          <w:szCs w:val="32"/>
-        </w:rPr>
-        <w:t xml:space="preserve">, </w:t>
-      </w:r>
-      <w:r>
-        <w:rPr>
-          <w:b/>
-          <w:bCs/>
-          <w:sz w:val="32"/>
-          <w:szCs w:val="32"/>
-        </w:rPr>
-        <w:t>retrofit</w:t>
-      </w:r>
-      <w:r>
-        <w:rPr>
-          <w:sz w:val="32"/>
-          <w:szCs w:val="32"/>
-        </w:rPr>
-        <w:t xml:space="preserve"> and </w:t>
-      </w:r>
-      <w:r>
-        <w:rPr>
-          <w:b/>
-          <w:bCs/>
-          <w:sz w:val="32"/>
-          <w:szCs w:val="32"/>
-        </w:rPr>
-        <w:t>@riverpod</w:t>
-      </w:r>
-      <w:r>
-        <w:rPr>
-          <w:sz w:val="32"/>
-          <w:szCs w:val="32"/>
-        </w:rPr>
-        <w:t xml:space="preserve"> code generation</w:t>
-      </w:r>
-      <w:r>
-        <w:rPr>
-          <w:sz w:val="32"/>
-          <w:szCs w:val="32"/>
-        </w:rPr>
-        <w:t>:</w:t>
-      </w:r>
-    </w:p>
-    <w:p>
-      <w:pPr>
-        <w:jc w:val="both"/>
-        <w:rPr>
-          <w:b/>
-          <w:bCs/>
-          <w:color w:val="60CAF3" w:themeColor="accent4" w:themeTint="99"/>
-          <w:sz w:val="32"/>
-          <w:szCs w:val="32"/>
-        </w:rPr>
-      </w:pPr>
-      <w:r>
-        <w:rPr>
-          <w:b/>
-          <w:bCs/>
-          <w:color w:val="60CAF3" w:themeColor="accent4" w:themeTint="99"/>
-          <w:sz w:val="32"/>
-          <w:szCs w:val="32"/>
-        </w:rPr>
-        <w:t>dart run build_runner build</w:t>
-      </w:r>
-    </w:p>
-    <w:p>
-      <w:pPr>
-        <w:jc w:val="both"/>
-        <w:rPr>
-          <w:sz w:val="32"/>
-          <w:szCs w:val="32"/>
-        </w:rPr>
-      </w:pPr>
-      <w:r>
-        <w:rPr>
-          <w:sz w:val="32"/>
-          <w:szCs w:val="32"/>
-        </w:rPr>
-        <w:t xml:space="preserve"># </w:t>
-      </w:r>
-      <w:r>
-        <w:rPr>
-          <w:b/>
-          <w:bCs/>
-          <w:sz w:val="32"/>
-          <w:szCs w:val="32"/>
-        </w:rPr>
-        <w:t>Dart</w:t>
-      </w:r>
-      <w:r>
-        <w:rPr>
-          <w:sz w:val="32"/>
-          <w:szCs w:val="32"/>
-        </w:rPr>
-        <w:t>’s build runner watches files and regenerate on changes</w:t>
-      </w:r>
-    </w:p>
-    <w:p>
-      <w:pPr>
-        <w:jc w:val="both"/>
-        <w:rPr>
-          <w:b/>
-          <w:bCs/>
-          <w:color w:val="60CAF3" w:themeColor="accent4" w:themeTint="99"/>
-          <w:sz w:val="32"/>
-          <w:szCs w:val="32"/>
-        </w:rPr>
-      </w:pPr>
-      <w:r>
-        <w:rPr>
-          <w:b/>
-          <w:bCs/>
-          <w:color w:val="60CAF3" w:themeColor="accent4" w:themeTint="99"/>
-          <w:sz w:val="32"/>
-          <w:szCs w:val="32"/>
-        </w:rPr>
-        <w:t>dart run build_runner watch</w:t>
-      </w:r>
-    </w:p>
-    <w:p>
-      <w:pPr>
-        <w:jc w:val="both"/>
-        <w:rPr>
-          <w:sz w:val="32"/>
-          <w:szCs w:val="32"/>
-        </w:rPr>
-      </w:pPr>
-      <w:r>
-        <w:rPr>
-          <w:sz w:val="32"/>
-          <w:szCs w:val="32"/>
-        </w:rPr>
-        <w:t># Resolve conflicts by detecting old outputs</w:t>
-      </w:r>
-    </w:p>
-    <w:p>
-      <w:pPr>
-        <w:jc w:val="both"/>
-        <w:rPr>
-          <w:b/>
-          <w:bCs/>
-          <w:color w:val="60CAF3" w:themeColor="accent4" w:themeTint="99"/>
-          <w:sz w:val="32"/>
-          <w:szCs w:val="32"/>
-        </w:rPr>
-      </w:pPr>
-      <w:r>
-        <w:rPr>
-          <w:b/>
-          <w:bCs/>
-          <w:color w:val="60CAF3" w:themeColor="accent4" w:themeTint="99"/>
-          <w:sz w:val="32"/>
-          <w:szCs w:val="32"/>
-        </w:rPr>
-        <w:lastRenderedPageBreak/>
-        <w:t>dart run build_runner build --delete-conflicting-outputs</w:t>
       </w:r>
     </w:p>
     <w:p>
@@ -3280,6 +3951,427 @@
           <w:sz w:val="32"/>
           <w:szCs w:val="32"/>
         </w:rPr>
+        <w:t>Asset Generation</w:t>
+      </w:r>
+      <w:r>
+        <w:rPr>
+          <w:sz w:val="32"/>
+          <w:szCs w:val="32"/>
+        </w:rPr>
+        <w:t>, Dart Build-Runner</w:t>
+      </w:r>
+      <w:r>
+        <w:rPr>
+          <w:sz w:val="32"/>
+          <w:szCs w:val="32"/>
+        </w:rPr>
+        <w:t xml:space="preserve"> (Flutter Built-in):</w:t>
+      </w:r>
+    </w:p>
+    <w:p>
+      <w:pPr>
+        <w:jc w:val="both"/>
+        <w:rPr>
+          <w:sz w:val="32"/>
+          <w:szCs w:val="32"/>
+        </w:rPr>
+      </w:pPr>
+      <w:r>
+        <w:rPr>
+          <w:sz w:val="32"/>
+          <w:szCs w:val="32"/>
+        </w:rPr>
+        <w:t xml:space="preserve"># </w:t>
+      </w:r>
+      <w:r>
+        <w:rPr>
+          <w:sz w:val="32"/>
+          <w:szCs w:val="32"/>
+        </w:rPr>
+        <w:t>Generate</w:t>
+      </w:r>
+      <w:r>
+        <w:rPr>
+          <w:b/>
+          <w:bCs/>
+          <w:sz w:val="32"/>
+          <w:szCs w:val="32"/>
+        </w:rPr>
+        <w:t xml:space="preserve"> Dart</w:t>
+      </w:r>
+      <w:r>
+        <w:rPr>
+          <w:sz w:val="32"/>
+          <w:szCs w:val="32"/>
+        </w:rPr>
+        <w:t xml:space="preserve"> code for assets:</w:t>
+      </w:r>
+    </w:p>
+    <w:p>
+      <w:pPr>
+        <w:jc w:val="both"/>
+        <w:rPr>
+          <w:b/>
+          <w:bCs/>
+          <w:color w:val="60CAF3" w:themeColor="accent4" w:themeTint="99"/>
+          <w:sz w:val="32"/>
+          <w:szCs w:val="32"/>
+        </w:rPr>
+      </w:pPr>
+      <w:r>
+        <w:rPr>
+          <w:b/>
+          <w:bCs/>
+          <w:color w:val="60CAF3" w:themeColor="accent4" w:themeTint="99"/>
+          <w:sz w:val="32"/>
+          <w:szCs w:val="32"/>
+        </w:rPr>
+        <w:t>flutter gen-l10n</w:t>
+      </w:r>
+    </w:p>
+    <w:p>
+      <w:pPr>
+        <w:jc w:val="both"/>
+        <w:rPr>
+          <w:sz w:val="32"/>
+          <w:szCs w:val="32"/>
+        </w:rPr>
+      </w:pPr>
+      <w:r>
+        <w:rPr>
+          <w:sz w:val="32"/>
+          <w:szCs w:val="32"/>
+        </w:rPr>
+        <w:t># A</w:t>
+      </w:r>
+      <w:r>
+        <w:rPr>
+          <w:sz w:val="32"/>
+          <w:szCs w:val="32"/>
+        </w:rPr>
+        <w:t xml:space="preserve">nd for newer </w:t>
+      </w:r>
+      <w:r>
+        <w:rPr>
+          <w:b/>
+          <w:bCs/>
+          <w:sz w:val="32"/>
+          <w:szCs w:val="32"/>
+        </w:rPr>
+        <w:t>Flutter</w:t>
+      </w:r>
+      <w:r>
+        <w:rPr>
+          <w:sz w:val="32"/>
+          <w:szCs w:val="32"/>
+        </w:rPr>
+        <w:t xml:space="preserve"> projects</w:t>
+      </w:r>
+      <w:r>
+        <w:rPr>
+          <w:sz w:val="32"/>
+          <w:szCs w:val="32"/>
+        </w:rPr>
+        <w:t xml:space="preserve">, </w:t>
+      </w:r>
+      <w:r>
+        <w:rPr>
+          <w:sz w:val="32"/>
+          <w:szCs w:val="32"/>
+        </w:rPr>
+        <w:t>if using code generation packages</w:t>
+      </w:r>
+      <w:r>
+        <w:rPr>
+          <w:sz w:val="32"/>
+          <w:szCs w:val="32"/>
+        </w:rPr>
+        <w:t xml:space="preserve"> like </w:t>
+      </w:r>
+      <w:proofErr w:type="spellStart"/>
+      <w:r>
+        <w:rPr>
+          <w:b/>
+          <w:bCs/>
+          <w:sz w:val="32"/>
+          <w:szCs w:val="32"/>
+        </w:rPr>
+        <w:t>freezed</w:t>
+      </w:r>
+      <w:proofErr w:type="spellEnd"/>
+      <w:r>
+        <w:rPr>
+          <w:sz w:val="32"/>
+          <w:szCs w:val="32"/>
+        </w:rPr>
+        <w:t xml:space="preserve">, </w:t>
+      </w:r>
+      <w:proofErr w:type="spellStart"/>
+      <w:r>
+        <w:rPr>
+          <w:b/>
+          <w:bCs/>
+          <w:sz w:val="32"/>
+          <w:szCs w:val="32"/>
+        </w:rPr>
+        <w:t>json_serializable</w:t>
+      </w:r>
+      <w:proofErr w:type="spellEnd"/>
+      <w:r>
+        <w:rPr>
+          <w:sz w:val="32"/>
+          <w:szCs w:val="32"/>
+        </w:rPr>
+        <w:t xml:space="preserve">, </w:t>
+      </w:r>
+      <w:r>
+        <w:rPr>
+          <w:b/>
+          <w:bCs/>
+          <w:sz w:val="32"/>
+          <w:szCs w:val="32"/>
+        </w:rPr>
+        <w:t>retrofit</w:t>
+      </w:r>
+      <w:r>
+        <w:rPr>
+          <w:sz w:val="32"/>
+          <w:szCs w:val="32"/>
+        </w:rPr>
+        <w:t xml:space="preserve"> and </w:t>
+      </w:r>
+      <w:r>
+        <w:rPr>
+          <w:b/>
+          <w:bCs/>
+          <w:sz w:val="32"/>
+          <w:szCs w:val="32"/>
+        </w:rPr>
+        <w:t>@riverpod</w:t>
+      </w:r>
+      <w:r>
+        <w:rPr>
+          <w:sz w:val="32"/>
+          <w:szCs w:val="32"/>
+        </w:rPr>
+        <w:t xml:space="preserve"> code generation</w:t>
+      </w:r>
+      <w:r>
+        <w:rPr>
+          <w:sz w:val="32"/>
+          <w:szCs w:val="32"/>
+        </w:rPr>
+        <w:t>:</w:t>
+      </w:r>
+    </w:p>
+    <w:p>
+      <w:pPr>
+        <w:jc w:val="both"/>
+        <w:rPr>
+          <w:b/>
+          <w:bCs/>
+          <w:color w:val="60CAF3" w:themeColor="accent4" w:themeTint="99"/>
+          <w:sz w:val="32"/>
+          <w:szCs w:val="32"/>
+        </w:rPr>
+      </w:pPr>
+      <w:r>
+        <w:rPr>
+          <w:b/>
+          <w:bCs/>
+          <w:color w:val="60CAF3" w:themeColor="accent4" w:themeTint="99"/>
+          <w:sz w:val="32"/>
+          <w:szCs w:val="32"/>
+        </w:rPr>
+        <w:t xml:space="preserve">dart run </w:t>
+      </w:r>
+      <w:proofErr w:type="spellStart"/>
+      <w:r>
+        <w:rPr>
+          <w:b/>
+          <w:bCs/>
+          <w:color w:val="60CAF3" w:themeColor="accent4" w:themeTint="99"/>
+          <w:sz w:val="32"/>
+          <w:szCs w:val="32"/>
+        </w:rPr>
+        <w:t>build_runner</w:t>
+      </w:r>
+      <w:proofErr w:type="spellEnd"/>
+      <w:r>
+        <w:rPr>
+          <w:b/>
+          <w:bCs/>
+          <w:color w:val="60CAF3" w:themeColor="accent4" w:themeTint="99"/>
+          <w:sz w:val="32"/>
+          <w:szCs w:val="32"/>
+        </w:rPr>
+        <w:t xml:space="preserve"> build</w:t>
+      </w:r>
+    </w:p>
+    <w:p>
+      <w:pPr>
+        <w:jc w:val="both"/>
+        <w:rPr>
+          <w:sz w:val="32"/>
+          <w:szCs w:val="32"/>
+        </w:rPr>
+      </w:pPr>
+      <w:r>
+        <w:rPr>
+          <w:sz w:val="32"/>
+          <w:szCs w:val="32"/>
+        </w:rPr>
+        <w:t xml:space="preserve"># </w:t>
+      </w:r>
+      <w:r>
+        <w:rPr>
+          <w:b/>
+          <w:bCs/>
+          <w:sz w:val="32"/>
+          <w:szCs w:val="32"/>
+        </w:rPr>
+        <w:t>Dart</w:t>
+      </w:r>
+      <w:r>
+        <w:rPr>
+          <w:sz w:val="32"/>
+          <w:szCs w:val="32"/>
+        </w:rPr>
+        <w:t>’s build runner watches files and regenerate on changes</w:t>
+      </w:r>
+    </w:p>
+    <w:p>
+      <w:pPr>
+        <w:jc w:val="both"/>
+        <w:rPr>
+          <w:b/>
+          <w:bCs/>
+          <w:color w:val="60CAF3" w:themeColor="accent4" w:themeTint="99"/>
+          <w:sz w:val="32"/>
+          <w:szCs w:val="32"/>
+        </w:rPr>
+      </w:pPr>
+      <w:r>
+        <w:rPr>
+          <w:b/>
+          <w:bCs/>
+          <w:color w:val="60CAF3" w:themeColor="accent4" w:themeTint="99"/>
+          <w:sz w:val="32"/>
+          <w:szCs w:val="32"/>
+        </w:rPr>
+        <w:t xml:space="preserve">dart run </w:t>
+      </w:r>
+      <w:proofErr w:type="spellStart"/>
+      <w:r>
+        <w:rPr>
+          <w:b/>
+          <w:bCs/>
+          <w:color w:val="60CAF3" w:themeColor="accent4" w:themeTint="99"/>
+          <w:sz w:val="32"/>
+          <w:szCs w:val="32"/>
+        </w:rPr>
+        <w:t>build_runner</w:t>
+      </w:r>
+      <w:proofErr w:type="spellEnd"/>
+      <w:r>
+        <w:rPr>
+          <w:b/>
+          <w:bCs/>
+          <w:color w:val="60CAF3" w:themeColor="accent4" w:themeTint="99"/>
+          <w:sz w:val="32"/>
+          <w:szCs w:val="32"/>
+        </w:rPr>
+        <w:t xml:space="preserve"> watch</w:t>
+      </w:r>
+    </w:p>
+    <w:p>
+      <w:pPr>
+        <w:jc w:val="both"/>
+        <w:rPr>
+          <w:sz w:val="32"/>
+          <w:szCs w:val="32"/>
+        </w:rPr>
+      </w:pPr>
+      <w:r>
+        <w:rPr>
+          <w:sz w:val="32"/>
+          <w:szCs w:val="32"/>
+        </w:rPr>
+        <w:t># Resolve conflicts by detecting old outputs</w:t>
+      </w:r>
+    </w:p>
+    <w:p>
+      <w:pPr>
+        <w:jc w:val="both"/>
+        <w:rPr>
+          <w:b/>
+          <w:bCs/>
+          <w:color w:val="60CAF3" w:themeColor="accent4" w:themeTint="99"/>
+          <w:sz w:val="32"/>
+          <w:szCs w:val="32"/>
+        </w:rPr>
+      </w:pPr>
+      <w:r>
+        <w:rPr>
+          <w:b/>
+          <w:bCs/>
+          <w:color w:val="60CAF3" w:themeColor="accent4" w:themeTint="99"/>
+          <w:sz w:val="32"/>
+          <w:szCs w:val="32"/>
+        </w:rPr>
+        <w:lastRenderedPageBreak/>
+        <w:t xml:space="preserve">dart run </w:t>
+      </w:r>
+      <w:proofErr w:type="spellStart"/>
+      <w:r>
+        <w:rPr>
+          <w:b/>
+          <w:bCs/>
+          <w:color w:val="60CAF3" w:themeColor="accent4" w:themeTint="99"/>
+          <w:sz w:val="32"/>
+          <w:szCs w:val="32"/>
+        </w:rPr>
+        <w:t>build_runner</w:t>
+      </w:r>
+      <w:proofErr w:type="spellEnd"/>
+      <w:r>
+        <w:rPr>
+          <w:b/>
+          <w:bCs/>
+          <w:color w:val="60CAF3" w:themeColor="accent4" w:themeTint="99"/>
+          <w:sz w:val="32"/>
+          <w:szCs w:val="32"/>
+        </w:rPr>
+        <w:t xml:space="preserve"> build --delete-conflicting-outputs</w:t>
+      </w:r>
+    </w:p>
+    <w:p>
+      <w:pPr>
+        <w:jc w:val="both"/>
+        <w:rPr>
+          <w:sz w:val="32"/>
+          <w:szCs w:val="32"/>
+        </w:rPr>
+      </w:pPr>
+    </w:p>
+    <w:p>
+      <w:pPr>
+        <w:pStyle w:val="ListParagraph"/>
+        <w:numPr>
+          <w:ilvl w:val="0"/>
+          <w:numId w:val="7"/>
+        </w:numPr>
+        <w:jc w:val="both"/>
+        <w:rPr>
+          <w:sz w:val="32"/>
+          <w:szCs w:val="32"/>
+        </w:rPr>
+      </w:pPr>
+      <w:r>
+        <w:rPr>
+          <w:sz w:val="32"/>
+          <w:szCs w:val="32"/>
+        </w:rPr>
         <w:t>Code Generation (Very Important)</w:t>
       </w:r>
       <w:r>
@@ -3328,14 +4420,25 @@
           <w:szCs w:val="32"/>
         </w:rPr>
       </w:pPr>
-      <w:r>
-        <w:rPr>
-          <w:b/>
-          <w:bCs/>
-          <w:sz w:val="32"/>
-          <w:szCs w:val="32"/>
-        </w:rPr>
-        <w:t xml:space="preserve">Freezed </w:t>
+      <w:proofErr w:type="spellStart"/>
+      <w:r>
+        <w:rPr>
+          <w:b/>
+          <w:bCs/>
+          <w:sz w:val="32"/>
+          <w:szCs w:val="32"/>
+        </w:rPr>
+        <w:t>Freezed</w:t>
+      </w:r>
+      <w:proofErr w:type="spellEnd"/>
+      <w:r>
+        <w:rPr>
+          <w:b/>
+          <w:bCs/>
+          <w:sz w:val="32"/>
+          <w:szCs w:val="32"/>
+        </w:rPr>
+        <w:t xml:space="preserve"> </w:t>
       </w:r>
     </w:p>
     <w:p>
@@ -3353,14 +4456,25 @@
           <w:szCs w:val="32"/>
         </w:rPr>
       </w:pPr>
-      <w:r>
-        <w:rPr>
-          <w:b/>
-          <w:bCs/>
-          <w:sz w:val="32"/>
-          <w:szCs w:val="32"/>
-        </w:rPr>
-        <w:t xml:space="preserve">Riverpod </w:t>
+      <w:proofErr w:type="spellStart"/>
+      <w:r>
+        <w:rPr>
+          <w:b/>
+          <w:bCs/>
+          <w:sz w:val="32"/>
+          <w:szCs w:val="32"/>
+        </w:rPr>
+        <w:t>Riverpod</w:t>
+      </w:r>
+      <w:proofErr w:type="spellEnd"/>
+      <w:r>
+        <w:rPr>
+          <w:b/>
+          <w:bCs/>
+          <w:sz w:val="32"/>
+          <w:szCs w:val="32"/>
+        </w:rPr>
+        <w:t xml:space="preserve"> </w:t>
       </w:r>
     </w:p>
     <w:p>
@@ -3447,7 +4561,29 @@
           <w:sz w:val="32"/>
           <w:szCs w:val="32"/>
         </w:rPr>
-        <w:t>dart run build_runner build</w:t>
+        <w:t xml:space="preserve">dart run </w:t>
+      </w:r>
+      <w:proofErr w:type="spellStart"/>
+      <w:r>
+        <w:rPr>
+          <w:b/>
+          <w:bCs/>
+          <w:color w:val="60CAF3" w:themeColor="accent4" w:themeTint="99"/>
+          <w:sz w:val="32"/>
+          <w:szCs w:val="32"/>
+        </w:rPr>
+        <w:t>build_runner</w:t>
+      </w:r>
+      <w:proofErr w:type="spellEnd"/>
+      <w:r>
+        <w:rPr>
+          <w:b/>
+          <w:bCs/>
+          <w:color w:val="60CAF3" w:themeColor="accent4" w:themeTint="99"/>
+          <w:sz w:val="32"/>
+          <w:szCs w:val="32"/>
+        </w:rPr>
+        <w:t xml:space="preserve"> build</w:t>
       </w:r>
     </w:p>
     <w:p>
@@ -3492,7 +4628,29 @@
           <w:sz w:val="32"/>
           <w:szCs w:val="32"/>
         </w:rPr>
-        <w:t>dart run build_runner watch</w:t>
+        <w:t xml:space="preserve">dart run </w:t>
+      </w:r>
+      <w:proofErr w:type="spellStart"/>
+      <w:r>
+        <w:rPr>
+          <w:b/>
+          <w:bCs/>
+          <w:color w:val="60CAF3" w:themeColor="accent4" w:themeTint="99"/>
+          <w:sz w:val="32"/>
+          <w:szCs w:val="32"/>
+        </w:rPr>
+        <w:t>build_runner</w:t>
+      </w:r>
+      <w:proofErr w:type="spellEnd"/>
+      <w:r>
+        <w:rPr>
+          <w:b/>
+          <w:bCs/>
+          <w:color w:val="60CAF3" w:themeColor="accent4" w:themeTint="99"/>
+          <w:sz w:val="32"/>
+          <w:szCs w:val="32"/>
+        </w:rPr>
+        <w:t xml:space="preserve"> watch</w:t>
       </w:r>
     </w:p>
     <w:p>
@@ -3534,7 +4692,29 @@
           <w:sz w:val="32"/>
           <w:szCs w:val="32"/>
         </w:rPr>
-        <w:t>dart run build_runner build --delete-conflicting-outputs</w:t>
+        <w:t xml:space="preserve">dart run </w:t>
+      </w:r>
+      <w:proofErr w:type="spellStart"/>
+      <w:r>
+        <w:rPr>
+          <w:b/>
+          <w:bCs/>
+          <w:color w:val="60CAF3" w:themeColor="accent4" w:themeTint="99"/>
+          <w:sz w:val="32"/>
+          <w:szCs w:val="32"/>
+        </w:rPr>
+        <w:t>build_runner</w:t>
+      </w:r>
+      <w:proofErr w:type="spellEnd"/>
+      <w:r>
+        <w:rPr>
+          <w:b/>
+          <w:bCs/>
+          <w:color w:val="60CAF3" w:themeColor="accent4" w:themeTint="99"/>
+          <w:sz w:val="32"/>
+          <w:szCs w:val="32"/>
+        </w:rPr>
+        <w:t xml:space="preserve"> build --delete-conflicting-outputs</w:t>
       </w:r>
     </w:p>
     <w:p>
@@ -3684,7 +4864,23 @@
           <w:sz w:val="32"/>
           <w:szCs w:val="32"/>
         </w:rPr>
-        <w:t>Paste the above path in Dart sdk and check the plugin is downloaded. Check the box for all files.</w:t>
+        <w:t xml:space="preserve">Paste the above path in Dart </w:t>
+      </w:r>
+      <w:proofErr w:type="spellStart"/>
+      <w:r>
+        <w:rPr>
+          <w:sz w:val="32"/>
+          <w:szCs w:val="32"/>
+        </w:rPr>
+        <w:t>sdk</w:t>
+      </w:r>
+      <w:proofErr w:type="spellEnd"/>
+      <w:r>
+        <w:rPr>
+          <w:sz w:val="32"/>
+          <w:szCs w:val="32"/>
+        </w:rPr>
+        <w:t xml:space="preserve"> and check the plugin is downloaded. Check the box for all files.</w:t>
       </w:r>
     </w:p>
     <w:p>
@@ -3798,7 +4994,23 @@
           <w:szCs w:val="32"/>
         </w:rPr>
         <w:br/>
-        <w:t>2. Click on connections, if you have ethernet it will show ethernet or wifi name.</w:t>
+        <w:t xml:space="preserve">2. Click on connections, if you have ethernet it will show ethernet or </w:t>
+      </w:r>
+      <w:proofErr w:type="spellStart"/>
+      <w:r>
+        <w:rPr>
+          <w:sz w:val="32"/>
+          <w:szCs w:val="32"/>
+        </w:rPr>
+        <w:t>wifi</w:t>
+      </w:r>
+      <w:proofErr w:type="spellEnd"/>
+      <w:r>
+        <w:rPr>
+          <w:sz w:val="32"/>
+          <w:szCs w:val="32"/>
+        </w:rPr>
+        <w:t xml:space="preserve"> name.</w:t>
       </w:r>
       <w:r>
         <w:rPr>
@@ -3878,32 +5090,107 @@
       <w:pPr>
         <w:jc w:val="both"/>
         <w:rPr>
-          <w:sz w:val="32"/>
-          <w:szCs w:val="32"/>
-        </w:rPr>
-      </w:pPr>
-      <w:r>
-        <w:rPr>
-          <w:sz w:val="32"/>
-          <w:szCs w:val="32"/>
-        </w:rPr>
-        <w:t>We might need to add this in androidmanifest.xml before the &lt;application.</w:t>
-      </w:r>
-    </w:p>
-    <w:p>
-      <w:pPr>
-        <w:jc w:val="both"/>
-        <w:rPr>
-          <w:sz w:val="32"/>
-          <w:szCs w:val="32"/>
-        </w:rPr>
-      </w:pPr>
-      <w:r>
-        <w:rPr>
-          <w:sz w:val="32"/>
-          <w:szCs w:val="32"/>
-        </w:rPr>
-        <w:t>&lt;uses-permission android:name="android.permission.INTERNET" /&gt;</w:t>
+          <w:b/>
+          <w:bCs/>
+          <w:color w:val="D86DCB" w:themeColor="accent5" w:themeTint="99"/>
+          <w:sz w:val="32"/>
+          <w:szCs w:val="32"/>
+        </w:rPr>
+      </w:pPr>
+      <w:r>
+        <w:rPr>
+          <w:sz w:val="32"/>
+          <w:szCs w:val="32"/>
+        </w:rPr>
+        <w:t xml:space="preserve">We might need to add this in androidmanifest.xml before the </w:t>
+      </w:r>
+      <w:r>
+        <w:rPr>
+          <w:b/>
+          <w:bCs/>
+          <w:color w:val="D86DCB" w:themeColor="accent5" w:themeTint="99"/>
+          <w:sz w:val="32"/>
+          <w:szCs w:val="32"/>
+        </w:rPr>
+        <w:t>&lt;application.</w:t>
+      </w:r>
+    </w:p>
+    <w:p>
+      <w:pPr>
+        <w:jc w:val="both"/>
+        <w:rPr>
+          <w:b/>
+          <w:bCs/>
+          <w:color w:val="D86DCB" w:themeColor="accent5" w:themeTint="99"/>
+          <w:sz w:val="32"/>
+          <w:szCs w:val="32"/>
+        </w:rPr>
+      </w:pPr>
+      <w:r>
+        <w:rPr>
+          <w:b/>
+          <w:bCs/>
+          <w:color w:val="D86DCB" w:themeColor="accent5" w:themeTint="99"/>
+          <w:sz w:val="32"/>
+          <w:szCs w:val="32"/>
+        </w:rPr>
+        <w:t xml:space="preserve">&lt;uses-permission </w:t>
+      </w:r>
+      <w:proofErr w:type="spellStart"/>
+      <w:r>
+        <w:rPr>
+          <w:b/>
+          <w:bCs/>
+          <w:color w:val="D86DCB" w:themeColor="accent5" w:themeTint="99"/>
+          <w:sz w:val="32"/>
+          <w:szCs w:val="32"/>
+        </w:rPr>
+        <w:t>android:name</w:t>
+      </w:r>
+      <w:proofErr w:type="spellEnd"/>
+      <w:r>
+        <w:rPr>
+          <w:b/>
+          <w:bCs/>
+          <w:color w:val="D86DCB" w:themeColor="accent5" w:themeTint="99"/>
+          <w:sz w:val="32"/>
+          <w:szCs w:val="32"/>
+        </w:rPr>
+        <w:t>="</w:t>
+      </w:r>
+      <w:proofErr w:type="spellStart"/>
+      <w:proofErr w:type="gramStart"/>
+      <w:r>
+        <w:rPr>
+          <w:b/>
+          <w:bCs/>
+          <w:color w:val="D86DCB" w:themeColor="accent5" w:themeTint="99"/>
+          <w:sz w:val="32"/>
+          <w:szCs w:val="32"/>
+        </w:rPr>
+        <w:t>android.permission</w:t>
+      </w:r>
+      <w:proofErr w:type="gramEnd"/>
+      <w:r>
+        <w:rPr>
+          <w:b/>
+          <w:bCs/>
+          <w:color w:val="D86DCB" w:themeColor="accent5" w:themeTint="99"/>
+          <w:sz w:val="32"/>
+          <w:szCs w:val="32"/>
+        </w:rPr>
+        <w:t>.INTERNET</w:t>
+      </w:r>
+      <w:proofErr w:type="spellEnd"/>
+      <w:r>
+        <w:rPr>
+          <w:b/>
+          <w:bCs/>
+          <w:color w:val="D86DCB" w:themeColor="accent5" w:themeTint="99"/>
+          <w:sz w:val="32"/>
+          <w:szCs w:val="32"/>
+        </w:rPr>
+        <w:t>" /&gt;</w:t>
       </w:r>
     </w:p>
     <w:p>
@@ -3946,7 +5233,41 @@
           <w:sz w:val="32"/>
           <w:szCs w:val="32"/>
         </w:rPr>
-        <w:t>Here are common issues gradle not connected just open it and click on the settings.gradle in root project file, hit import, issue solved.</w:t>
+        <w:t xml:space="preserve">Here are common issues </w:t>
+      </w:r>
+      <w:proofErr w:type="spellStart"/>
+      <w:r>
+        <w:rPr>
+          <w:sz w:val="32"/>
+          <w:szCs w:val="32"/>
+        </w:rPr>
+        <w:t>gradle</w:t>
+      </w:r>
+      <w:proofErr w:type="spellEnd"/>
+      <w:r>
+        <w:rPr>
+          <w:sz w:val="32"/>
+          <w:szCs w:val="32"/>
+        </w:rPr>
+        <w:t xml:space="preserve"> not connected just open it and click on the </w:t>
+      </w:r>
+      <w:proofErr w:type="spellStart"/>
+      <w:proofErr w:type="gramStart"/>
+      <w:r>
+        <w:rPr>
+          <w:sz w:val="32"/>
+          <w:szCs w:val="32"/>
+        </w:rPr>
+        <w:t>settings.gradle</w:t>
+      </w:r>
+      <w:proofErr w:type="spellEnd"/>
+      <w:proofErr w:type="gramEnd"/>
+      <w:r>
+        <w:rPr>
+          <w:sz w:val="32"/>
+          <w:szCs w:val="32"/>
+        </w:rPr>
+        <w:t xml:space="preserve"> in root project file, hit import, issue solved.</w:t>
       </w:r>
     </w:p>
     <w:p>
@@ -3963,23 +5284,103 @@
           <w:szCs w:val="32"/>
         </w:rPr>
         <w:lastRenderedPageBreak/>
-        <w:t>To reset gradle just delete .idea in project file and in c drive user delete .gradle file.</w:t>
-      </w:r>
-    </w:p>
-    <w:p>
-      <w:pPr>
-        <w:jc w:val="both"/>
-        <w:rPr>
-          <w:sz w:val="32"/>
-          <w:szCs w:val="32"/>
-        </w:rPr>
-      </w:pPr>
-      <w:r>
-        <w:rPr>
-          <w:sz w:val="32"/>
-          <w:szCs w:val="32"/>
-        </w:rPr>
-        <w:t>Click on files then tap on sync gradle with project to sync the gradle with entire project.</w:t>
+        <w:t xml:space="preserve">To reset </w:t>
+      </w:r>
+      <w:proofErr w:type="spellStart"/>
+      <w:r>
+        <w:rPr>
+          <w:sz w:val="32"/>
+          <w:szCs w:val="32"/>
+        </w:rPr>
+        <w:t>gradle</w:t>
+      </w:r>
+      <w:proofErr w:type="spellEnd"/>
+      <w:r>
+        <w:rPr>
+          <w:sz w:val="32"/>
+          <w:szCs w:val="32"/>
+        </w:rPr>
+        <w:t xml:space="preserve"> just </w:t>
+      </w:r>
+      <w:proofErr w:type="gramStart"/>
+      <w:r>
+        <w:rPr>
+          <w:sz w:val="32"/>
+          <w:szCs w:val="32"/>
+        </w:rPr>
+        <w:t>delete .idea</w:t>
+      </w:r>
+      <w:proofErr w:type="gramEnd"/>
+      <w:r>
+        <w:rPr>
+          <w:sz w:val="32"/>
+          <w:szCs w:val="32"/>
+        </w:rPr>
+        <w:t xml:space="preserve"> in project file and in c drive user delete .</w:t>
+      </w:r>
+      <w:proofErr w:type="spellStart"/>
+      <w:r>
+        <w:rPr>
+          <w:sz w:val="32"/>
+          <w:szCs w:val="32"/>
+        </w:rPr>
+        <w:t>gradle</w:t>
+      </w:r>
+      <w:proofErr w:type="spellEnd"/>
+      <w:r>
+        <w:rPr>
+          <w:sz w:val="32"/>
+          <w:szCs w:val="32"/>
+        </w:rPr>
+        <w:t xml:space="preserve"> file.</w:t>
+      </w:r>
+    </w:p>
+    <w:p>
+      <w:pPr>
+        <w:jc w:val="both"/>
+        <w:rPr>
+          <w:sz w:val="32"/>
+          <w:szCs w:val="32"/>
+        </w:rPr>
+      </w:pPr>
+      <w:r>
+        <w:rPr>
+          <w:sz w:val="32"/>
+          <w:szCs w:val="32"/>
+        </w:rPr>
+        <w:t xml:space="preserve">Click on files then tap on sync </w:t>
+      </w:r>
+      <w:proofErr w:type="spellStart"/>
+      <w:r>
+        <w:rPr>
+          <w:sz w:val="32"/>
+          <w:szCs w:val="32"/>
+        </w:rPr>
+        <w:t>gradle</w:t>
+      </w:r>
+      <w:proofErr w:type="spellEnd"/>
+      <w:r>
+        <w:rPr>
+          <w:sz w:val="32"/>
+          <w:szCs w:val="32"/>
+        </w:rPr>
+        <w:t xml:space="preserve"> with project to sync the </w:t>
+      </w:r>
+      <w:proofErr w:type="spellStart"/>
+      <w:r>
+        <w:rPr>
+          <w:sz w:val="32"/>
+          <w:szCs w:val="32"/>
+        </w:rPr>
+        <w:t>gradle</w:t>
+      </w:r>
+      <w:proofErr w:type="spellEnd"/>
+      <w:r>
+        <w:rPr>
+          <w:sz w:val="32"/>
+          <w:szCs w:val="32"/>
+        </w:rPr>
+        <w:t xml:space="preserve"> with entire project.</w:t>
       </w:r>
     </w:p>
     <w:p>
@@ -4037,30 +5438,57 @@
           <w:szCs w:val="32"/>
         </w:rPr>
       </w:pPr>
-      <w:r>
-        <w:rPr>
-          <w:b/>
-          <w:bCs/>
-          <w:sz w:val="32"/>
-          <w:szCs w:val="32"/>
-        </w:rPr>
-        <w:t>Main.dart shows Cross icon:</w:t>
-      </w:r>
-    </w:p>
-    <w:p>
-      <w:pPr>
-        <w:jc w:val="both"/>
-        <w:rPr>
-          <w:sz w:val="32"/>
-          <w:szCs w:val="32"/>
-        </w:rPr>
-      </w:pPr>
-      <w:r>
-        <w:rPr>
-          <w:sz w:val="32"/>
-          <w:szCs w:val="32"/>
-        </w:rPr>
-        <w:t>Click on it then edit it to set it as apk or android in module.</w:t>
+      <w:proofErr w:type="spellStart"/>
+      <w:r>
+        <w:rPr>
+          <w:b/>
+          <w:bCs/>
+          <w:sz w:val="32"/>
+          <w:szCs w:val="32"/>
+        </w:rPr>
+        <w:t>Main.dart</w:t>
+      </w:r>
+      <w:proofErr w:type="spellEnd"/>
+      <w:r>
+        <w:rPr>
+          <w:b/>
+          <w:bCs/>
+          <w:sz w:val="32"/>
+          <w:szCs w:val="32"/>
+        </w:rPr>
+        <w:t xml:space="preserve"> shows Cross icon:</w:t>
+      </w:r>
+    </w:p>
+    <w:p>
+      <w:pPr>
+        <w:jc w:val="both"/>
+        <w:rPr>
+          <w:sz w:val="32"/>
+          <w:szCs w:val="32"/>
+        </w:rPr>
+      </w:pPr>
+      <w:r>
+        <w:rPr>
+          <w:sz w:val="32"/>
+          <w:szCs w:val="32"/>
+        </w:rPr>
+        <w:t xml:space="preserve">Click on it then edit it to set it as </w:t>
+      </w:r>
+      <w:proofErr w:type="spellStart"/>
+      <w:r>
+        <w:rPr>
+          <w:sz w:val="32"/>
+          <w:szCs w:val="32"/>
+        </w:rPr>
+        <w:t>apk</w:t>
+      </w:r>
+      <w:proofErr w:type="spellEnd"/>
+      <w:r>
+        <w:rPr>
+          <w:sz w:val="32"/>
+          <w:szCs w:val="32"/>
+        </w:rPr>
+        <w:t xml:space="preserve"> or android in module.</w:t>
       </w:r>
     </w:p>
     <w:p>
@@ -4121,7 +5549,23 @@
           <w:sz w:val="32"/>
           <w:szCs w:val="32"/>
         </w:rPr>
-        <w:t>flutter upgrade in administrator mode in cmd and make sure android studio is closed.</w:t>
+        <w:t xml:space="preserve">flutter upgrade in administrator mode in </w:t>
+      </w:r>
+      <w:proofErr w:type="spellStart"/>
+      <w:r>
+        <w:rPr>
+          <w:sz w:val="32"/>
+          <w:szCs w:val="32"/>
+        </w:rPr>
+        <w:t>cmd</w:t>
+      </w:r>
+      <w:proofErr w:type="spellEnd"/>
+      <w:r>
+        <w:rPr>
+          <w:sz w:val="32"/>
+          <w:szCs w:val="32"/>
+        </w:rPr>
+        <w:t xml:space="preserve"> and make sure android studio is closed.</w:t>
       </w:r>
     </w:p>
     <w:p>
@@ -4181,7 +5625,23 @@
           <w:szCs w:val="32"/>
         </w:rPr>
         <w:br/>
-        <w:t xml:space="preserve">1. First make sure your, application id. Create. an app in the firebase project with that Id. you'll find that id in the project/android/app/build.gradle file. </w:t>
+        <w:t>1. First make sure your, application id. Create. an app in the firebase project with that Id. you'll find that id in the project/android/app/</w:t>
+      </w:r>
+      <w:proofErr w:type="spellStart"/>
+      <w:r>
+        <w:rPr>
+          <w:sz w:val="32"/>
+          <w:szCs w:val="32"/>
+        </w:rPr>
+        <w:t>build.gradle</w:t>
+      </w:r>
+      <w:proofErr w:type="spellEnd"/>
+      <w:r>
+        <w:rPr>
+          <w:sz w:val="32"/>
+          <w:szCs w:val="32"/>
+        </w:rPr>
+        <w:t xml:space="preserve"> file. </w:t>
       </w:r>
       <w:r>
         <w:rPr>
@@ -4205,7 +5665,23 @@
         </w:rPr>
         <w:lastRenderedPageBreak/>
         <w:br/>
-        <w:t xml:space="preserve">2. Download the google json file and paste in the app/ path. </w:t>
+        <w:t xml:space="preserve">2. Download the google </w:t>
+      </w:r>
+      <w:proofErr w:type="spellStart"/>
+      <w:r>
+        <w:rPr>
+          <w:sz w:val="32"/>
+          <w:szCs w:val="32"/>
+        </w:rPr>
+        <w:t>json</w:t>
+      </w:r>
+      <w:proofErr w:type="spellEnd"/>
+      <w:r>
+        <w:rPr>
+          <w:sz w:val="32"/>
+          <w:szCs w:val="32"/>
+        </w:rPr>
+        <w:t xml:space="preserve"> file and paste in the app/ path. </w:t>
       </w:r>
       <w:r>
         <w:rPr>
@@ -4220,7 +5696,73 @@
           <w:szCs w:val="32"/>
         </w:rPr>
         <w:br/>
-        <w:t>3. Adjust the dependencies and plug-ins in build.gradle in root project and build gradle in app by following the instructions of firebase. you also have to add firebase core version and Firebase_auth version in pubsec.yaml file.</w:t>
+        <w:t xml:space="preserve">3. Adjust the dependencies and plug-ins in </w:t>
+      </w:r>
+      <w:proofErr w:type="spellStart"/>
+      <w:proofErr w:type="gramStart"/>
+      <w:r>
+        <w:rPr>
+          <w:sz w:val="32"/>
+          <w:szCs w:val="32"/>
+        </w:rPr>
+        <w:t>build.gradle</w:t>
+      </w:r>
+      <w:proofErr w:type="spellEnd"/>
+      <w:proofErr w:type="gramEnd"/>
+      <w:r>
+        <w:rPr>
+          <w:sz w:val="32"/>
+          <w:szCs w:val="32"/>
+        </w:rPr>
+        <w:t xml:space="preserve"> in root project and build </w:t>
+      </w:r>
+      <w:proofErr w:type="spellStart"/>
+      <w:r>
+        <w:rPr>
+          <w:sz w:val="32"/>
+          <w:szCs w:val="32"/>
+        </w:rPr>
+        <w:t>gradle</w:t>
+      </w:r>
+      <w:proofErr w:type="spellEnd"/>
+      <w:r>
+        <w:rPr>
+          <w:sz w:val="32"/>
+          <w:szCs w:val="32"/>
+        </w:rPr>
+        <w:t xml:space="preserve"> in app by following the instructions of firebase. you also have to add firebase core version and </w:t>
+      </w:r>
+      <w:proofErr w:type="spellStart"/>
+      <w:r>
+        <w:rPr>
+          <w:sz w:val="32"/>
+          <w:szCs w:val="32"/>
+        </w:rPr>
+        <w:t>Firebase_auth</w:t>
+      </w:r>
+      <w:proofErr w:type="spellEnd"/>
+      <w:r>
+        <w:rPr>
+          <w:sz w:val="32"/>
+          <w:szCs w:val="32"/>
+        </w:rPr>
+        <w:t xml:space="preserve"> version in </w:t>
+      </w:r>
+      <w:proofErr w:type="spellStart"/>
+      <w:r>
+        <w:rPr>
+          <w:sz w:val="32"/>
+          <w:szCs w:val="32"/>
+        </w:rPr>
+        <w:t>pubsec.yaml</w:t>
+      </w:r>
+      <w:proofErr w:type="spellEnd"/>
+      <w:r>
+        <w:rPr>
+          <w:sz w:val="32"/>
+          <w:szCs w:val="32"/>
+        </w:rPr>
+        <w:t xml:space="preserve"> file.</w:t>
       </w:r>
       <w:r>
         <w:rPr>
@@ -4235,7 +5777,57 @@
           <w:szCs w:val="32"/>
         </w:rPr>
         <w:br/>
-        <w:t>4. Import firebase_core in main.dart and initialize Firebase.initialize app() in the main function to use firebase services.</w:t>
+        <w:t xml:space="preserve">4. Import </w:t>
+      </w:r>
+      <w:proofErr w:type="spellStart"/>
+      <w:r>
+        <w:rPr>
+          <w:sz w:val="32"/>
+          <w:szCs w:val="32"/>
+        </w:rPr>
+        <w:t>firebase_core</w:t>
+      </w:r>
+      <w:proofErr w:type="spellEnd"/>
+      <w:r>
+        <w:rPr>
+          <w:sz w:val="32"/>
+          <w:szCs w:val="32"/>
+        </w:rPr>
+        <w:t xml:space="preserve"> in </w:t>
+      </w:r>
+      <w:proofErr w:type="spellStart"/>
+      <w:proofErr w:type="gramStart"/>
+      <w:r>
+        <w:rPr>
+          <w:sz w:val="32"/>
+          <w:szCs w:val="32"/>
+        </w:rPr>
+        <w:t>main.dart</w:t>
+      </w:r>
+      <w:proofErr w:type="spellEnd"/>
+      <w:proofErr w:type="gramEnd"/>
+      <w:r>
+        <w:rPr>
+          <w:sz w:val="32"/>
+          <w:szCs w:val="32"/>
+        </w:rPr>
+        <w:t xml:space="preserve"> and initialize </w:t>
+      </w:r>
+      <w:proofErr w:type="spellStart"/>
+      <w:r>
+        <w:rPr>
+          <w:sz w:val="32"/>
+          <w:szCs w:val="32"/>
+        </w:rPr>
+        <w:t>Firebase.initialize</w:t>
+      </w:r>
+      <w:proofErr w:type="spellEnd"/>
+      <w:r>
+        <w:rPr>
+          <w:sz w:val="32"/>
+          <w:szCs w:val="32"/>
+        </w:rPr>
+        <w:t xml:space="preserve"> app() in the main function to use firebase services.</w:t>
       </w:r>
       <w:r>
         <w:rPr>
@@ -4250,7 +5842,23 @@
           <w:szCs w:val="32"/>
         </w:rPr>
         <w:br/>
-        <w:t xml:space="preserve">5. Run pub get and sync gradle. </w:t>
+        <w:t xml:space="preserve">5. Run pub get and sync </w:t>
+      </w:r>
+      <w:proofErr w:type="spellStart"/>
+      <w:r>
+        <w:rPr>
+          <w:sz w:val="32"/>
+          <w:szCs w:val="32"/>
+        </w:rPr>
+        <w:t>gradle</w:t>
+      </w:r>
+      <w:proofErr w:type="spellEnd"/>
+      <w:r>
+        <w:rPr>
+          <w:sz w:val="32"/>
+          <w:szCs w:val="32"/>
+        </w:rPr>
+        <w:t xml:space="preserve">. </w:t>
       </w:r>
       <w:r>
         <w:rPr>
@@ -4265,7 +5873,105 @@
           <w:szCs w:val="32"/>
         </w:rPr>
         <w:br/>
-        <w:t>6. You might find issues with ndk and mindk adjust them in the build.gradle the one in the app folder. Use sdk tools and get the desired ndk by clicking on the edit package, choose and download the required ndk.</w:t>
+        <w:t xml:space="preserve">6. You might find issues with </w:t>
+      </w:r>
+      <w:proofErr w:type="spellStart"/>
+      <w:r>
+        <w:rPr>
+          <w:sz w:val="32"/>
+          <w:szCs w:val="32"/>
+        </w:rPr>
+        <w:t>ndk</w:t>
+      </w:r>
+      <w:proofErr w:type="spellEnd"/>
+      <w:r>
+        <w:rPr>
+          <w:sz w:val="32"/>
+          <w:szCs w:val="32"/>
+        </w:rPr>
+        <w:t xml:space="preserve"> and </w:t>
+      </w:r>
+      <w:proofErr w:type="spellStart"/>
+      <w:r>
+        <w:rPr>
+          <w:sz w:val="32"/>
+          <w:szCs w:val="32"/>
+        </w:rPr>
+        <w:t>mindk</w:t>
+      </w:r>
+      <w:proofErr w:type="spellEnd"/>
+      <w:r>
+        <w:rPr>
+          <w:sz w:val="32"/>
+          <w:szCs w:val="32"/>
+        </w:rPr>
+        <w:t xml:space="preserve"> adjust them in the </w:t>
+      </w:r>
+      <w:proofErr w:type="spellStart"/>
+      <w:proofErr w:type="gramStart"/>
+      <w:r>
+        <w:rPr>
+          <w:sz w:val="32"/>
+          <w:szCs w:val="32"/>
+        </w:rPr>
+        <w:t>build.gradle</w:t>
+      </w:r>
+      <w:proofErr w:type="spellEnd"/>
+      <w:proofErr w:type="gramEnd"/>
+      <w:r>
+        <w:rPr>
+          <w:sz w:val="32"/>
+          <w:szCs w:val="32"/>
+        </w:rPr>
+        <w:t xml:space="preserve"> the one in the app folder. Use </w:t>
+      </w:r>
+      <w:proofErr w:type="spellStart"/>
+      <w:r>
+        <w:rPr>
+          <w:sz w:val="32"/>
+          <w:szCs w:val="32"/>
+        </w:rPr>
+        <w:t>sdk</w:t>
+      </w:r>
+      <w:proofErr w:type="spellEnd"/>
+      <w:r>
+        <w:rPr>
+          <w:sz w:val="32"/>
+          <w:szCs w:val="32"/>
+        </w:rPr>
+        <w:t xml:space="preserve"> tools and get the desired </w:t>
+      </w:r>
+      <w:proofErr w:type="spellStart"/>
+      <w:r>
+        <w:rPr>
+          <w:sz w:val="32"/>
+          <w:szCs w:val="32"/>
+        </w:rPr>
+        <w:t>ndk</w:t>
+      </w:r>
+      <w:proofErr w:type="spellEnd"/>
+      <w:r>
+        <w:rPr>
+          <w:sz w:val="32"/>
+          <w:szCs w:val="32"/>
+        </w:rPr>
+        <w:t xml:space="preserve"> by clicking on the edit package, choose and download the required </w:t>
+      </w:r>
+      <w:proofErr w:type="spellStart"/>
+      <w:r>
+        <w:rPr>
+          <w:sz w:val="32"/>
+          <w:szCs w:val="32"/>
+        </w:rPr>
+        <w:t>ndk</w:t>
+      </w:r>
+      <w:proofErr w:type="spellEnd"/>
+      <w:r>
+        <w:rPr>
+          <w:sz w:val="32"/>
+          <w:szCs w:val="32"/>
+        </w:rPr>
+        <w:t>.</w:t>
       </w:r>
       <w:r>
         <w:rPr>
@@ -4280,7 +5986,41 @@
           <w:szCs w:val="32"/>
         </w:rPr>
         <w:br/>
-        <w:t>7. Here are common issues gradle not connected just open it and click on the settings.gradle in root project file, hit import, issue solved.</w:t>
+        <w:t xml:space="preserve">7. Here are common issues </w:t>
+      </w:r>
+      <w:proofErr w:type="spellStart"/>
+      <w:r>
+        <w:rPr>
+          <w:sz w:val="32"/>
+          <w:szCs w:val="32"/>
+        </w:rPr>
+        <w:t>gradle</w:t>
+      </w:r>
+      <w:proofErr w:type="spellEnd"/>
+      <w:r>
+        <w:rPr>
+          <w:sz w:val="32"/>
+          <w:szCs w:val="32"/>
+        </w:rPr>
+        <w:t xml:space="preserve"> not connected just open it and click on the </w:t>
+      </w:r>
+      <w:proofErr w:type="spellStart"/>
+      <w:proofErr w:type="gramStart"/>
+      <w:r>
+        <w:rPr>
+          <w:sz w:val="32"/>
+          <w:szCs w:val="32"/>
+        </w:rPr>
+        <w:t>settings.gradle</w:t>
+      </w:r>
+      <w:proofErr w:type="spellEnd"/>
+      <w:proofErr w:type="gramEnd"/>
+      <w:r>
+        <w:rPr>
+          <w:sz w:val="32"/>
+          <w:szCs w:val="32"/>
+        </w:rPr>
+        <w:t xml:space="preserve"> in root project file, hit import, issue solved.</w:t>
       </w:r>
       <w:r>
         <w:rPr>
@@ -4372,7 +6112,41 @@
           <w:sz w:val="32"/>
           <w:szCs w:val="32"/>
         </w:rPr>
-        <w:t>Here are common issues gradle not connected just open it and click on the settings.gradle in root project file, hit import, issue solved.</w:t>
+        <w:t xml:space="preserve">Here are common issues </w:t>
+      </w:r>
+      <w:proofErr w:type="spellStart"/>
+      <w:r>
+        <w:rPr>
+          <w:sz w:val="32"/>
+          <w:szCs w:val="32"/>
+        </w:rPr>
+        <w:t>gradle</w:t>
+      </w:r>
+      <w:proofErr w:type="spellEnd"/>
+      <w:r>
+        <w:rPr>
+          <w:sz w:val="32"/>
+          <w:szCs w:val="32"/>
+        </w:rPr>
+        <w:t xml:space="preserve"> not connected just open it and click on the </w:t>
+      </w:r>
+      <w:proofErr w:type="spellStart"/>
+      <w:proofErr w:type="gramStart"/>
+      <w:r>
+        <w:rPr>
+          <w:sz w:val="32"/>
+          <w:szCs w:val="32"/>
+        </w:rPr>
+        <w:t>settings.gradle</w:t>
+      </w:r>
+      <w:proofErr w:type="spellEnd"/>
+      <w:proofErr w:type="gramEnd"/>
+      <w:r>
+        <w:rPr>
+          <w:sz w:val="32"/>
+          <w:szCs w:val="32"/>
+        </w:rPr>
+        <w:t xml:space="preserve"> in root project file, hit import, issue solved.</w:t>
       </w:r>
     </w:p>
     <w:p>
@@ -4395,14 +6169,78 @@
           <w:sz w:val="32"/>
           <w:szCs w:val="32"/>
         </w:rPr>
-        <w:t xml:space="preserve">Download the reuired ndk </w:t>
-      </w:r>
-      <w:r>
-        <w:rPr>
-          <w:sz w:val="32"/>
-          <w:szCs w:val="32"/>
-        </w:rPr>
-        <w:t>version from the sdk manager settings and sync gradle problem solved.</w:t>
+        <w:t xml:space="preserve">Download the </w:t>
+      </w:r>
+      <w:proofErr w:type="spellStart"/>
+      <w:r>
+        <w:rPr>
+          <w:sz w:val="32"/>
+          <w:szCs w:val="32"/>
+        </w:rPr>
+        <w:t>reuired</w:t>
+      </w:r>
+      <w:proofErr w:type="spellEnd"/>
+      <w:r>
+        <w:rPr>
+          <w:sz w:val="32"/>
+          <w:szCs w:val="32"/>
+        </w:rPr>
+        <w:t xml:space="preserve"> </w:t>
+      </w:r>
+      <w:proofErr w:type="spellStart"/>
+      <w:r>
+        <w:rPr>
+          <w:sz w:val="32"/>
+          <w:szCs w:val="32"/>
+        </w:rPr>
+        <w:t>ndk</w:t>
+      </w:r>
+      <w:proofErr w:type="spellEnd"/>
+      <w:r>
+        <w:rPr>
+          <w:sz w:val="32"/>
+          <w:szCs w:val="32"/>
+        </w:rPr>
+        <w:t xml:space="preserve"> </w:t>
+      </w:r>
+      <w:r>
+        <w:rPr>
+          <w:sz w:val="32"/>
+          <w:szCs w:val="32"/>
+        </w:rPr>
+        <w:t xml:space="preserve">version from the </w:t>
+      </w:r>
+      <w:proofErr w:type="spellStart"/>
+      <w:r>
+        <w:rPr>
+          <w:sz w:val="32"/>
+          <w:szCs w:val="32"/>
+        </w:rPr>
+        <w:t>sdk</w:t>
+      </w:r>
+      <w:proofErr w:type="spellEnd"/>
+      <w:r>
+        <w:rPr>
+          <w:sz w:val="32"/>
+          <w:szCs w:val="32"/>
+        </w:rPr>
+        <w:t xml:space="preserve"> manager settings and sync </w:t>
+      </w:r>
+      <w:proofErr w:type="spellStart"/>
+      <w:r>
+        <w:rPr>
+          <w:sz w:val="32"/>
+          <w:szCs w:val="32"/>
+        </w:rPr>
+        <w:t>gradle</w:t>
+      </w:r>
+      <w:proofErr w:type="spellEnd"/>
+      <w:r>
+        <w:rPr>
+          <w:sz w:val="32"/>
+          <w:szCs w:val="32"/>
+        </w:rPr>
+        <w:t xml:space="preserve"> problem solved.</w:t>
       </w:r>
     </w:p>
     <w:p>
@@ -4504,7 +6342,51 @@
           <w:sz w:val="32"/>
           <w:szCs w:val="32"/>
         </w:rPr>
-        <w:t>Position position = await Geolocator.getCurrentPosition();</w:t>
+        <w:t xml:space="preserve">Position </w:t>
+      </w:r>
+      <w:proofErr w:type="spellStart"/>
+      <w:r>
+        <w:rPr>
+          <w:b/>
+          <w:bCs/>
+          <w:color w:val="D86DCB" w:themeColor="accent5" w:themeTint="99"/>
+          <w:sz w:val="32"/>
+          <w:szCs w:val="32"/>
+        </w:rPr>
+        <w:t>position</w:t>
+      </w:r>
+      <w:proofErr w:type="spellEnd"/>
+      <w:r>
+        <w:rPr>
+          <w:b/>
+          <w:bCs/>
+          <w:color w:val="D86DCB" w:themeColor="accent5" w:themeTint="99"/>
+          <w:sz w:val="32"/>
+          <w:szCs w:val="32"/>
+        </w:rPr>
+        <w:t xml:space="preserve"> = await </w:t>
+      </w:r>
+      <w:proofErr w:type="spellStart"/>
+      <w:r>
+        <w:rPr>
+          <w:b/>
+          <w:bCs/>
+          <w:color w:val="D86DCB" w:themeColor="accent5" w:themeTint="99"/>
+          <w:sz w:val="32"/>
+          <w:szCs w:val="32"/>
+        </w:rPr>
+        <w:t>Geolocator.getCurrentPosition</w:t>
+      </w:r>
+      <w:proofErr w:type="spellEnd"/>
+      <w:r>
+        <w:rPr>
+          <w:b/>
+          <w:bCs/>
+          <w:color w:val="D86DCB" w:themeColor="accent5" w:themeTint="99"/>
+          <w:sz w:val="32"/>
+          <w:szCs w:val="32"/>
+        </w:rPr>
+        <w:t>();</w:t>
       </w:r>
     </w:p>
     <w:p>
@@ -4548,7 +6430,23 @@
           <w:sz w:val="32"/>
           <w:szCs w:val="32"/>
         </w:rPr>
-        <w:t>(placemarkFromCoordinates) converts those coordinates into “Mountain View”.</w:t>
+        <w:t>(</w:t>
+      </w:r>
+      <w:proofErr w:type="spellStart"/>
+      <w:r>
+        <w:rPr>
+          <w:sz w:val="32"/>
+          <w:szCs w:val="32"/>
+        </w:rPr>
+        <w:t>placemarkFromCoordinates</w:t>
+      </w:r>
+      <w:proofErr w:type="spellEnd"/>
+      <w:r>
+        <w:rPr>
+          <w:sz w:val="32"/>
+          <w:szCs w:val="32"/>
+        </w:rPr>
+        <w:t>) converts those coordinates into “Mountain View”.</w:t>
       </w:r>
     </w:p>
     <w:p>
@@ -4689,7 +6587,23 @@
           <w:sz w:val="32"/>
           <w:szCs w:val="32"/>
         </w:rPr>
-        <w:t>In the latitude / longitude fields, enter coordinates for our real location (e.g., Feni) or search the location and set it on map.</w:t>
+        <w:t xml:space="preserve">In the latitude / longitude fields, enter coordinates for our real location (e.g., </w:t>
+      </w:r>
+      <w:proofErr w:type="spellStart"/>
+      <w:r>
+        <w:rPr>
+          <w:sz w:val="32"/>
+          <w:szCs w:val="32"/>
+        </w:rPr>
+        <w:t>Feni</w:t>
+      </w:r>
+      <w:proofErr w:type="spellEnd"/>
+      <w:r>
+        <w:rPr>
+          <w:sz w:val="32"/>
+          <w:szCs w:val="32"/>
+        </w:rPr>
+        <w:t>) or search the location and set it on map.</w:t>
       </w:r>
     </w:p>
     <w:p>
@@ -4740,8 +6654,17 @@
           <w:sz w:val="32"/>
           <w:szCs w:val="32"/>
         </w:rPr>
-        <w:t>Now, the emulator will act like it’s in Feni</w:t>
-      </w:r>
+        <w:t xml:space="preserve">Now, the emulator will act like it’s in </w:t>
+      </w:r>
+      <w:proofErr w:type="spellStart"/>
+      <w:r>
+        <w:rPr>
+          <w:sz w:val="32"/>
+          <w:szCs w:val="32"/>
+        </w:rPr>
+        <w:t>Feni</w:t>
+      </w:r>
+      <w:proofErr w:type="spellEnd"/>
       <w:r>
         <w:rPr>
           <w:sz w:val="32"/>
@@ -4780,21 +6703,59 @@
         </w:rPr>
         <w:t xml:space="preserve">After this, when you rerun your app, </w:t>
       </w:r>
-      <w:r>
-        <w:rPr>
-          <w:b/>
-          <w:bCs/>
-          <w:sz w:val="32"/>
-          <w:szCs w:val="32"/>
-        </w:rPr>
-        <w:t>placemarkFromCoordinates()</w:t>
-      </w:r>
-      <w:r>
-        <w:rPr>
-          <w:sz w:val="32"/>
-          <w:szCs w:val="32"/>
-        </w:rPr>
-        <w:t xml:space="preserve"> will return “Feni” instead of “Mountain View”.</w:t>
+      <w:proofErr w:type="spellStart"/>
+      <w:proofErr w:type="gramStart"/>
+      <w:r>
+        <w:rPr>
+          <w:b/>
+          <w:bCs/>
+          <w:sz w:val="32"/>
+          <w:szCs w:val="32"/>
+        </w:rPr>
+        <w:t>placemarkFromCoordinates</w:t>
+      </w:r>
+      <w:proofErr w:type="spellEnd"/>
+      <w:r>
+        <w:rPr>
+          <w:b/>
+          <w:bCs/>
+          <w:sz w:val="32"/>
+          <w:szCs w:val="32"/>
+        </w:rPr>
+        <w:t>(</w:t>
+      </w:r>
+      <w:proofErr w:type="gramEnd"/>
+      <w:r>
+        <w:rPr>
+          <w:b/>
+          <w:bCs/>
+          <w:sz w:val="32"/>
+          <w:szCs w:val="32"/>
+        </w:rPr>
+        <w:t>)</w:t>
+      </w:r>
+      <w:r>
+        <w:rPr>
+          <w:sz w:val="32"/>
+          <w:szCs w:val="32"/>
+        </w:rPr>
+        <w:t xml:space="preserve"> will return “</w:t>
+      </w:r>
+      <w:proofErr w:type="spellStart"/>
+      <w:r>
+        <w:rPr>
+          <w:sz w:val="32"/>
+          <w:szCs w:val="32"/>
+        </w:rPr>
+        <w:t>Feni</w:t>
+      </w:r>
+      <w:proofErr w:type="spellEnd"/>
+      <w:r>
+        <w:rPr>
+          <w:sz w:val="32"/>
+          <w:szCs w:val="32"/>
+        </w:rPr>
+        <w:t>” instead of “Mountain View”.</w:t>
       </w:r>
     </w:p>
     <w:p>
@@ -4842,7 +6803,23 @@
           <w:sz w:val="32"/>
           <w:szCs w:val="32"/>
         </w:rPr>
-        <w:t xml:space="preserve"># When we uninstall our app SharedPreferences and backup data </w:t>
+        <w:t xml:space="preserve"># When we uninstall our app </w:t>
+      </w:r>
+      <w:proofErr w:type="spellStart"/>
+      <w:r>
+        <w:rPr>
+          <w:sz w:val="32"/>
+          <w:szCs w:val="32"/>
+        </w:rPr>
+        <w:t>SharedPreferences</w:t>
+      </w:r>
+      <w:proofErr w:type="spellEnd"/>
+      <w:r>
+        <w:rPr>
+          <w:sz w:val="32"/>
+          <w:szCs w:val="32"/>
+        </w:rPr>
+        <w:t xml:space="preserve"> and backup data </w:t>
       </w:r>
       <w:r>
         <w:rPr>
@@ -4934,7 +6911,27 @@
           <w:sz w:val="32"/>
           <w:szCs w:val="32"/>
         </w:rPr>
-        <w:t xml:space="preserve"> src </w:t>
+        <w:t xml:space="preserve"> </w:t>
+      </w:r>
+      <w:proofErr w:type="spellStart"/>
+      <w:r>
+        <w:rPr>
+          <w:b/>
+          <w:bCs/>
+          <w:sz w:val="32"/>
+          <w:szCs w:val="32"/>
+        </w:rPr>
+        <w:t>src</w:t>
+      </w:r>
+      <w:proofErr w:type="spellEnd"/>
+      <w:r>
+        <w:rPr>
+          <w:b/>
+          <w:bCs/>
+          <w:sz w:val="32"/>
+          <w:szCs w:val="32"/>
+        </w:rPr>
+        <w:t xml:space="preserve"> </w:t>
       </w:r>
       <w:r>
         <w:rPr>
@@ -5046,8 +7043,9 @@
           <w:szCs w:val="32"/>
         </w:rPr>
         <w:tab/>
-        <w:t>android:allowBackup=</w:t>
-      </w:r>
+      </w:r>
+      <w:proofErr w:type="spellStart"/>
+      <w:proofErr w:type="gramStart"/>
       <w:r>
         <w:rPr>
           <w:b/>
@@ -5056,6 +7054,28 @@
           <w:sz w:val="32"/>
           <w:szCs w:val="32"/>
         </w:rPr>
+        <w:t>android:allowBackup</w:t>
+      </w:r>
+      <w:proofErr w:type="spellEnd"/>
+      <w:proofErr w:type="gramEnd"/>
+      <w:r>
+        <w:rPr>
+          <w:b/>
+          <w:bCs/>
+          <w:color w:val="D86DCB" w:themeColor="accent5" w:themeTint="99"/>
+          <w:sz w:val="32"/>
+          <w:szCs w:val="32"/>
+        </w:rPr>
+        <w:t>=</w:t>
+      </w:r>
+      <w:r>
+        <w:rPr>
+          <w:b/>
+          <w:bCs/>
+          <w:color w:val="D86DCB" w:themeColor="accent5" w:themeTint="99"/>
+          <w:sz w:val="32"/>
+          <w:szCs w:val="32"/>
+        </w:rPr>
         <w:t>"false"</w:t>
       </w:r>
     </w:p>
@@ -5079,6 +7099,17 @@
           <w:szCs w:val="32"/>
         </w:rPr>
         <w:tab/>
+      </w:r>
+      <w:proofErr w:type="spellStart"/>
+      <w:proofErr w:type="gramStart"/>
+      <w:r>
+        <w:rPr>
+          <w:b/>
+          <w:bCs/>
+          <w:color w:val="D86DCB" w:themeColor="accent5" w:themeTint="99"/>
+          <w:sz w:val="32"/>
+          <w:szCs w:val="32"/>
+        </w:rPr>
         <w:t>android:fullBackup</w:t>
       </w:r>
       <w:r>
@@ -5091,6 +7122,8 @@
         </w:rPr>
         <w:t>Content</w:t>
       </w:r>
+      <w:proofErr w:type="spellEnd"/>
+      <w:proofErr w:type="gramEnd"/>
       <w:r>
         <w:rPr>
           <w:b/>
@@ -5201,6 +7234,7 @@
         </w:rPr>
         <w:t xml:space="preserve"># When we try to push code to </w:t>
       </w:r>
+      <w:proofErr w:type="spellStart"/>
       <w:r>
         <w:rPr>
           <w:b/>
@@ -5210,6 +7244,7 @@
         </w:rPr>
         <w:t>Github</w:t>
       </w:r>
+      <w:proofErr w:type="spellEnd"/>
       <w:r>
         <w:rPr>
           <w:sz w:val="32"/>
@@ -5280,6 +7315,7 @@
         <w:lastRenderedPageBreak/>
         <w:t xml:space="preserve">OS + Play Store level. Android treats apps with different </w:t>
       </w:r>
+      <w:proofErr w:type="spellStart"/>
       <w:r>
         <w:rPr>
           <w:b/>
@@ -5289,6 +7325,7 @@
         </w:rPr>
         <w:t>applicationIds</w:t>
       </w:r>
+      <w:proofErr w:type="spellEnd"/>
       <w:r>
         <w:rPr>
           <w:sz w:val="32"/>
@@ -5313,16 +7350,30 @@
           <w:szCs w:val="32"/>
         </w:rPr>
       </w:pPr>
-      <w:r>
-        <w:rPr>
-          <w:b/>
-          <w:bCs/>
-          <w:color w:val="60CAF3" w:themeColor="accent4" w:themeTint="99"/>
-          <w:sz w:val="32"/>
-          <w:szCs w:val="32"/>
-        </w:rPr>
-        <w:t>com.spotify.music</w:t>
-      </w:r>
+      <w:proofErr w:type="spellStart"/>
+      <w:proofErr w:type="gramStart"/>
+      <w:r>
+        <w:rPr>
+          <w:b/>
+          <w:bCs/>
+          <w:color w:val="60CAF3" w:themeColor="accent4" w:themeTint="99"/>
+          <w:sz w:val="32"/>
+          <w:szCs w:val="32"/>
+        </w:rPr>
+        <w:t>com.spotify</w:t>
+      </w:r>
+      <w:proofErr w:type="gramEnd"/>
+      <w:r>
+        <w:rPr>
+          <w:b/>
+          <w:bCs/>
+          <w:color w:val="60CAF3" w:themeColor="accent4" w:themeTint="99"/>
+          <w:sz w:val="32"/>
+          <w:szCs w:val="32"/>
+        </w:rPr>
+        <w:t>.music</w:t>
+      </w:r>
+      <w:proofErr w:type="spellEnd"/>
     </w:p>
     <w:p>
       <w:pPr>
@@ -5340,6 +7391,8 @@
           <w:szCs w:val="32"/>
         </w:rPr>
       </w:pPr>
+      <w:proofErr w:type="spellStart"/>
+      <w:proofErr w:type="gramStart"/>
       <w:r>
         <w:rPr>
           <w:b/>
@@ -5350,6 +7403,8 @@
         </w:rPr>
         <w:t>com.whatsapp</w:t>
       </w:r>
+      <w:proofErr w:type="spellEnd"/>
+      <w:proofErr w:type="gramEnd"/>
     </w:p>
     <w:p>
       <w:pPr>
@@ -5367,16 +7422,30 @@
           <w:szCs w:val="32"/>
         </w:rPr>
       </w:pPr>
-      <w:r>
-        <w:rPr>
-          <w:b/>
-          <w:bCs/>
-          <w:color w:val="60CAF3" w:themeColor="accent4" w:themeTint="99"/>
-          <w:sz w:val="32"/>
-          <w:szCs w:val="32"/>
-        </w:rPr>
-        <w:t>com.yourname.myapp</w:t>
-      </w:r>
+      <w:proofErr w:type="spellStart"/>
+      <w:proofErr w:type="gramStart"/>
+      <w:r>
+        <w:rPr>
+          <w:b/>
+          <w:bCs/>
+          <w:color w:val="60CAF3" w:themeColor="accent4" w:themeTint="99"/>
+          <w:sz w:val="32"/>
+          <w:szCs w:val="32"/>
+        </w:rPr>
+        <w:t>com.yourname</w:t>
+      </w:r>
+      <w:proofErr w:type="gramEnd"/>
+      <w:r>
+        <w:rPr>
+          <w:b/>
+          <w:bCs/>
+          <w:color w:val="60CAF3" w:themeColor="accent4" w:themeTint="99"/>
+          <w:sz w:val="32"/>
+          <w:szCs w:val="32"/>
+        </w:rPr>
+        <w:t>.myapp</w:t>
+      </w:r>
+      <w:proofErr w:type="spellEnd"/>
     </w:p>
     <w:p>
       <w:pPr>
@@ -5393,14 +7462,25 @@
         </w:rPr>
         <w:t xml:space="preserve"># Flutter puts </w:t>
       </w:r>
-      <w:r>
-        <w:rPr>
-          <w:b/>
-          <w:bCs/>
-          <w:sz w:val="32"/>
-          <w:szCs w:val="32"/>
-        </w:rPr>
-        <w:t>com.example...</w:t>
+      <w:proofErr w:type="spellStart"/>
+      <w:r>
+        <w:rPr>
+          <w:b/>
+          <w:bCs/>
+          <w:sz w:val="32"/>
+          <w:szCs w:val="32"/>
+        </w:rPr>
+        <w:t>com.example</w:t>
+      </w:r>
+      <w:proofErr w:type="spellEnd"/>
+      <w:r>
+        <w:rPr>
+          <w:b/>
+          <w:bCs/>
+          <w:sz w:val="32"/>
+          <w:szCs w:val="32"/>
+        </w:rPr>
+        <w:t>...</w:t>
       </w:r>
       <w:r>
         <w:rPr>
@@ -5451,8 +7531,19 @@
           <w:sz w:val="32"/>
           <w:szCs w:val="32"/>
         </w:rPr>
-        <w:t>com.example.*</w:t>
-      </w:r>
+        <w:t>com.</w:t>
+      </w:r>
+      <w:proofErr w:type="gramStart"/>
+      <w:r>
+        <w:rPr>
+          <w:b/>
+          <w:bCs/>
+          <w:sz w:val="32"/>
+          <w:szCs w:val="32"/>
+        </w:rPr>
+        <w:t>example.*</w:t>
+      </w:r>
+      <w:proofErr w:type="gramEnd"/>
       <w:r>
         <w:rPr>
           <w:sz w:val="32"/>
@@ -5488,14 +7579,25 @@
         </w:rPr>
         <w:t xml:space="preserve">Two apps cannot share the same </w:t>
       </w:r>
-      <w:r>
-        <w:rPr>
-          <w:b/>
-          <w:bCs/>
-          <w:sz w:val="32"/>
-          <w:szCs w:val="32"/>
-        </w:rPr>
-        <w:t xml:space="preserve">applicationId </w:t>
+      <w:proofErr w:type="spellStart"/>
+      <w:r>
+        <w:rPr>
+          <w:b/>
+          <w:bCs/>
+          <w:sz w:val="32"/>
+          <w:szCs w:val="32"/>
+        </w:rPr>
+        <w:t>applicationId</w:t>
+      </w:r>
+      <w:proofErr w:type="spellEnd"/>
+      <w:r>
+        <w:rPr>
+          <w:b/>
+          <w:bCs/>
+          <w:sz w:val="32"/>
+          <w:szCs w:val="32"/>
+        </w:rPr>
+        <w:t xml:space="preserve"> </w:t>
       </w:r>
       <w:r>
         <w:rPr>
@@ -5541,7 +7643,49 @@
           <w:sz w:val="32"/>
           <w:szCs w:val="32"/>
         </w:rPr>
-        <w:t>com.&lt;your_domain_or_name&gt;.&lt;app_name&gt;</w:t>
+        <w:t>com.&lt;</w:t>
+      </w:r>
+      <w:proofErr w:type="spellStart"/>
+      <w:r>
+        <w:rPr>
+          <w:b/>
+          <w:bCs/>
+          <w:sz w:val="32"/>
+          <w:szCs w:val="32"/>
+        </w:rPr>
+        <w:t>your_domain_or_name</w:t>
+      </w:r>
+      <w:proofErr w:type="spellEnd"/>
+      <w:proofErr w:type="gramStart"/>
+      <w:r>
+        <w:rPr>
+          <w:b/>
+          <w:bCs/>
+          <w:sz w:val="32"/>
+          <w:szCs w:val="32"/>
+        </w:rPr>
+        <w:t>&gt;.&lt;</w:t>
+      </w:r>
+      <w:proofErr w:type="spellStart"/>
+      <w:proofErr w:type="gramEnd"/>
+      <w:r>
+        <w:rPr>
+          <w:b/>
+          <w:bCs/>
+          <w:sz w:val="32"/>
+          <w:szCs w:val="32"/>
+        </w:rPr>
+        <w:t>app_name</w:t>
+      </w:r>
+      <w:proofErr w:type="spellEnd"/>
+      <w:r>
+        <w:rPr>
+          <w:b/>
+          <w:bCs/>
+          <w:sz w:val="32"/>
+          <w:szCs w:val="32"/>
+        </w:rPr>
+        <w:t>&gt;</w:t>
       </w:r>
       <w:r>
         <w:rPr>
@@ -5569,15 +7713,61 @@
           <w:szCs w:val="32"/>
         </w:rPr>
       </w:pPr>
-      <w:r>
-        <w:rPr>
-          <w:b/>
-          <w:bCs/>
-          <w:color w:val="60CAF3" w:themeColor="accent4" w:themeTint="99"/>
-          <w:sz w:val="32"/>
-          <w:szCs w:val="32"/>
-        </w:rPr>
-        <w:t>applicationId = "com.nazmul.musicplayer"</w:t>
+      <w:proofErr w:type="spellStart"/>
+      <w:r>
+        <w:rPr>
+          <w:b/>
+          <w:bCs/>
+          <w:color w:val="60CAF3" w:themeColor="accent4" w:themeTint="99"/>
+          <w:sz w:val="32"/>
+          <w:szCs w:val="32"/>
+        </w:rPr>
+        <w:t>applicationId</w:t>
+      </w:r>
+      <w:proofErr w:type="spellEnd"/>
+      <w:r>
+        <w:rPr>
+          <w:b/>
+          <w:bCs/>
+          <w:color w:val="60CAF3" w:themeColor="accent4" w:themeTint="99"/>
+          <w:sz w:val="32"/>
+          <w:szCs w:val="32"/>
+        </w:rPr>
+        <w:t xml:space="preserve"> = "</w:t>
+      </w:r>
+      <w:proofErr w:type="spellStart"/>
+      <w:proofErr w:type="gramStart"/>
+      <w:r>
+        <w:rPr>
+          <w:b/>
+          <w:bCs/>
+          <w:color w:val="60CAF3" w:themeColor="accent4" w:themeTint="99"/>
+          <w:sz w:val="32"/>
+          <w:szCs w:val="32"/>
+        </w:rPr>
+        <w:t>com.nazmul</w:t>
+      </w:r>
+      <w:proofErr w:type="gramEnd"/>
+      <w:r>
+        <w:rPr>
+          <w:b/>
+          <w:bCs/>
+          <w:color w:val="60CAF3" w:themeColor="accent4" w:themeTint="99"/>
+          <w:sz w:val="32"/>
+          <w:szCs w:val="32"/>
+        </w:rPr>
+        <w:t>.musicplayer</w:t>
+      </w:r>
+      <w:proofErr w:type="spellEnd"/>
+      <w:r>
+        <w:rPr>
+          <w:b/>
+          <w:bCs/>
+          <w:color w:val="60CAF3" w:themeColor="accent4" w:themeTint="99"/>
+          <w:sz w:val="32"/>
+          <w:szCs w:val="32"/>
+        </w:rPr>
+        <w:t>"</w:t>
       </w:r>
     </w:p>
     <w:p>
@@ -5697,6 +7887,7 @@
         </w:rPr>
         <w:t xml:space="preserve"> Changing the </w:t>
       </w:r>
+      <w:proofErr w:type="spellStart"/>
       <w:r>
         <w:rPr>
           <w:b/>
@@ -5706,6 +7897,7 @@
         </w:rPr>
         <w:t>applicationId</w:t>
       </w:r>
+      <w:proofErr w:type="spellEnd"/>
       <w:r>
         <w:rPr>
           <w:sz w:val="32"/>
@@ -5755,7 +7947,27 @@
           <w:sz w:val="32"/>
           <w:szCs w:val="32"/>
         </w:rPr>
-        <w:t xml:space="preserve"> applicationId </w:t>
+        <w:t xml:space="preserve"> </w:t>
+      </w:r>
+      <w:proofErr w:type="spellStart"/>
+      <w:r>
+        <w:rPr>
+          <w:b/>
+          <w:bCs/>
+          <w:sz w:val="32"/>
+          <w:szCs w:val="32"/>
+        </w:rPr>
+        <w:t>applicationId</w:t>
+      </w:r>
+      <w:proofErr w:type="spellEnd"/>
+      <w:r>
+        <w:rPr>
+          <w:b/>
+          <w:bCs/>
+          <w:sz w:val="32"/>
+          <w:szCs w:val="32"/>
+        </w:rPr>
+        <w:t xml:space="preserve"> </w:t>
       </w:r>
       <w:r>
         <w:rPr>
@@ -5792,6 +8004,7 @@
         </w:rPr>
         <w:t xml:space="preserve">after changing the </w:t>
       </w:r>
+      <w:proofErr w:type="spellStart"/>
       <w:r>
         <w:rPr>
           <w:b/>
@@ -5801,6 +8014,7 @@
         </w:rPr>
         <w:t>applicationId</w:t>
       </w:r>
+      <w:proofErr w:type="spellEnd"/>
       <w:r>
         <w:rPr>
           <w:sz w:val="32"/>
@@ -5808,14 +8022,25 @@
         </w:rPr>
         <w:t xml:space="preserve"> run </w:t>
       </w:r>
-      <w:r>
-        <w:rPr>
-          <w:b/>
-          <w:bCs/>
-          <w:sz w:val="32"/>
-          <w:szCs w:val="32"/>
-        </w:rPr>
-        <w:t>flutterfire configure</w:t>
+      <w:proofErr w:type="spellStart"/>
+      <w:r>
+        <w:rPr>
+          <w:b/>
+          <w:bCs/>
+          <w:sz w:val="32"/>
+          <w:szCs w:val="32"/>
+        </w:rPr>
+        <w:t>flutterfire</w:t>
+      </w:r>
+      <w:proofErr w:type="spellEnd"/>
+      <w:r>
+        <w:rPr>
+          <w:b/>
+          <w:bCs/>
+          <w:sz w:val="32"/>
+          <w:szCs w:val="32"/>
+        </w:rPr>
+        <w:t xml:space="preserve"> configure</w:t>
       </w:r>
       <w:r>
         <w:rPr>
@@ -5831,6 +8056,7 @@
         </w:rPr>
         <w:t xml:space="preserve">. </w:t>
       </w:r>
+      <w:proofErr w:type="spellStart"/>
       <w:r>
         <w:rPr>
           <w:b/>
@@ -5840,6 +8066,7 @@
         </w:rPr>
         <w:t>Flutterfire</w:t>
       </w:r>
+      <w:proofErr w:type="spellEnd"/>
       <w:r>
         <w:rPr>
           <w:sz w:val="32"/>
@@ -5994,30 +8221,76 @@
           <w:sz w:val="32"/>
           <w:szCs w:val="32"/>
         </w:rPr>
-        <w:t xml:space="preserve"> Android App: com.example.of11_music_app</w:t>
-      </w:r>
-    </w:p>
-    <w:p>
-      <w:pPr>
-        <w:jc w:val="both"/>
-        <w:rPr>
-          <w:b/>
-          <w:bCs/>
-          <w:color w:val="60CAF3" w:themeColor="accent4" w:themeTint="99"/>
-          <w:sz w:val="32"/>
-          <w:szCs w:val="32"/>
-        </w:rPr>
-      </w:pPr>
-      <w:r>
-        <w:rPr>
-          <w:b/>
-          <w:bCs/>
-          <w:color w:val="60CAF3" w:themeColor="accent4" w:themeTint="99"/>
-          <w:sz w:val="32"/>
-          <w:szCs w:val="32"/>
-        </w:rPr>
-        <w:t xml:space="preserve"> └─ Android App: com.nazmul.musicplayer</w:t>
-      </w:r>
+        <w:t xml:space="preserve"> Android App: com.</w:t>
+      </w:r>
+      <w:proofErr w:type="gramStart"/>
+      <w:r>
+        <w:rPr>
+          <w:b/>
+          <w:bCs/>
+          <w:color w:val="60CAF3" w:themeColor="accent4" w:themeTint="99"/>
+          <w:sz w:val="32"/>
+          <w:szCs w:val="32"/>
+        </w:rPr>
+        <w:t>example.of</w:t>
+      </w:r>
+      <w:proofErr w:type="gramEnd"/>
+      <w:r>
+        <w:rPr>
+          <w:b/>
+          <w:bCs/>
+          <w:color w:val="60CAF3" w:themeColor="accent4" w:themeTint="99"/>
+          <w:sz w:val="32"/>
+          <w:szCs w:val="32"/>
+        </w:rPr>
+        <w:t>11_music_app</w:t>
+      </w:r>
+    </w:p>
+    <w:p>
+      <w:pPr>
+        <w:jc w:val="both"/>
+        <w:rPr>
+          <w:b/>
+          <w:bCs/>
+          <w:color w:val="60CAF3" w:themeColor="accent4" w:themeTint="99"/>
+          <w:sz w:val="32"/>
+          <w:szCs w:val="32"/>
+        </w:rPr>
+      </w:pPr>
+      <w:r>
+        <w:rPr>
+          <w:b/>
+          <w:bCs/>
+          <w:color w:val="60CAF3" w:themeColor="accent4" w:themeTint="99"/>
+          <w:sz w:val="32"/>
+          <w:szCs w:val="32"/>
+        </w:rPr>
+        <w:t xml:space="preserve"> └─ Android App: </w:t>
+      </w:r>
+      <w:proofErr w:type="spellStart"/>
+      <w:proofErr w:type="gramStart"/>
+      <w:r>
+        <w:rPr>
+          <w:b/>
+          <w:bCs/>
+          <w:color w:val="60CAF3" w:themeColor="accent4" w:themeTint="99"/>
+          <w:sz w:val="32"/>
+          <w:szCs w:val="32"/>
+        </w:rPr>
+        <w:t>com.nazmul</w:t>
+      </w:r>
+      <w:proofErr w:type="gramEnd"/>
+      <w:r>
+        <w:rPr>
+          <w:b/>
+          <w:bCs/>
+          <w:color w:val="60CAF3" w:themeColor="accent4" w:themeTint="99"/>
+          <w:sz w:val="32"/>
+          <w:szCs w:val="32"/>
+        </w:rPr>
+        <w:t>.musicplayer</w:t>
+      </w:r>
+      <w:proofErr w:type="spellEnd"/>
     </w:p>
     <w:p>
       <w:pPr>
@@ -6267,6 +8540,7 @@
         </w:rPr>
         <w:t xml:space="preserve">Second </w:t>
       </w:r>
+      <w:proofErr w:type="spellStart"/>
       <w:r>
         <w:rPr>
           <w:b/>
@@ -6276,6 +8550,7 @@
         </w:rPr>
         <w:t>CMake</w:t>
       </w:r>
+      <w:proofErr w:type="spellEnd"/>
       <w:r>
         <w:rPr>
           <w:sz w:val="32"/>
@@ -6373,7 +8648,23 @@
           <w:sz w:val="32"/>
           <w:szCs w:val="32"/>
         </w:rPr>
-        <w:t>Eclipse Temurin JDK 21 (x64)</w:t>
+        <w:t xml:space="preserve">Eclipse </w:t>
+      </w:r>
+      <w:proofErr w:type="spellStart"/>
+      <w:r>
+        <w:rPr>
+          <w:sz w:val="32"/>
+          <w:szCs w:val="32"/>
+        </w:rPr>
+        <w:t>Temurin</w:t>
+      </w:r>
+      <w:proofErr w:type="spellEnd"/>
+      <w:r>
+        <w:rPr>
+          <w:sz w:val="32"/>
+          <w:szCs w:val="32"/>
+        </w:rPr>
+        <w:t xml:space="preserve"> JDK 21 (x64)</w:t>
       </w:r>
       <w:r>
         <w:rPr>
@@ -6491,7 +8782,51 @@
           <w:sz w:val="32"/>
           <w:szCs w:val="32"/>
         </w:rPr>
-        <w:t>flutter config --jdk-dir "C:\Program Files\Eclipse Adoptium\jdk-21</w:t>
+        <w:t>flutter config --</w:t>
+      </w:r>
+      <w:proofErr w:type="spellStart"/>
+      <w:r>
+        <w:rPr>
+          <w:b/>
+          <w:bCs/>
+          <w:color w:val="60CAF3" w:themeColor="accent4" w:themeTint="99"/>
+          <w:sz w:val="32"/>
+          <w:szCs w:val="32"/>
+        </w:rPr>
+        <w:t>jdk-dir</w:t>
+      </w:r>
+      <w:proofErr w:type="spellEnd"/>
+      <w:r>
+        <w:rPr>
+          <w:b/>
+          <w:bCs/>
+          <w:color w:val="60CAF3" w:themeColor="accent4" w:themeTint="99"/>
+          <w:sz w:val="32"/>
+          <w:szCs w:val="32"/>
+        </w:rPr>
+        <w:t xml:space="preserve"> "C:\Program Files\Eclipse </w:t>
+      </w:r>
+      <w:proofErr w:type="spellStart"/>
+      <w:r>
+        <w:rPr>
+          <w:b/>
+          <w:bCs/>
+          <w:color w:val="60CAF3" w:themeColor="accent4" w:themeTint="99"/>
+          <w:sz w:val="32"/>
+          <w:szCs w:val="32"/>
+        </w:rPr>
+        <w:t>Adoptium</w:t>
+      </w:r>
+      <w:proofErr w:type="spellEnd"/>
+      <w:r>
+        <w:rPr>
+          <w:b/>
+          <w:bCs/>
+          <w:color w:val="60CAF3" w:themeColor="accent4" w:themeTint="99"/>
+          <w:sz w:val="32"/>
+          <w:szCs w:val="32"/>
+        </w:rPr>
+        <w:t>\jdk-21</w:t>
       </w:r>
       <w:r>
         <w:rPr>
@@ -6536,7 +8871,23 @@
           <w:sz w:val="32"/>
           <w:szCs w:val="32"/>
         </w:rPr>
-        <w:t xml:space="preserve"> Go to Program Files/Eclipse Adoptium/ and make sure to match the exact JDK 21 file name in the command</w:t>
+        <w:t xml:space="preserve"> Go to Program Files/Eclipse </w:t>
+      </w:r>
+      <w:proofErr w:type="spellStart"/>
+      <w:r>
+        <w:rPr>
+          <w:sz w:val="32"/>
+          <w:szCs w:val="32"/>
+        </w:rPr>
+        <w:t>Adoptium</w:t>
+      </w:r>
+      <w:proofErr w:type="spellEnd"/>
+      <w:r>
+        <w:rPr>
+          <w:sz w:val="32"/>
+          <w:szCs w:val="32"/>
+        </w:rPr>
+        <w:t>/ and make sure to match the exact JDK 21 file name in the command</w:t>
       </w:r>
     </w:p>
     <w:p>
@@ -7415,8 +9766,42 @@
           <w:sz w:val="32"/>
           <w:szCs w:val="32"/>
         </w:rPr>
-        <w:t>flutter config --clear-jdk-dir</w:t>
-      </w:r>
+        <w:t>flutter config --clear-</w:t>
+      </w:r>
+      <w:proofErr w:type="spellStart"/>
+      <w:r>
+        <w:rPr>
+          <w:b/>
+          <w:bCs/>
+          <w:color w:val="60CAF3" w:themeColor="accent4" w:themeTint="99"/>
+          <w:sz w:val="32"/>
+          <w:szCs w:val="32"/>
+        </w:rPr>
+        <w:t>jdk</w:t>
+      </w:r>
+      <w:proofErr w:type="spellEnd"/>
+      <w:r>
+        <w:rPr>
+          <w:b/>
+          <w:bCs/>
+          <w:color w:val="60CAF3" w:themeColor="accent4" w:themeTint="99"/>
+          <w:sz w:val="32"/>
+          <w:szCs w:val="32"/>
+        </w:rPr>
+        <w:t>-</w:t>
+      </w:r>
+      <w:proofErr w:type="spellStart"/>
+      <w:r>
+        <w:rPr>
+          <w:b/>
+          <w:bCs/>
+          <w:color w:val="60CAF3" w:themeColor="accent4" w:themeTint="99"/>
+          <w:sz w:val="32"/>
+          <w:szCs w:val="32"/>
+        </w:rPr>
+        <w:t>dir</w:t>
+      </w:r>
+      <w:proofErr w:type="spellEnd"/>
     </w:p>
     <w:p>
       <w:pPr>
@@ -7468,7 +9853,29 @@
           <w:szCs w:val="32"/>
         </w:rPr>
         <w:lastRenderedPageBreak/>
-        <w:t>flutter config --jdk-dir "&lt;new JDK&gt;"</w:t>
+        <w:t>flutter config --</w:t>
+      </w:r>
+      <w:proofErr w:type="spellStart"/>
+      <w:r>
+        <w:rPr>
+          <w:b/>
+          <w:bCs/>
+          <w:color w:val="60CAF3" w:themeColor="accent4" w:themeTint="99"/>
+          <w:sz w:val="32"/>
+          <w:szCs w:val="32"/>
+        </w:rPr>
+        <w:t>jdk-dir</w:t>
+      </w:r>
+      <w:proofErr w:type="spellEnd"/>
+      <w:r>
+        <w:rPr>
+          <w:b/>
+          <w:bCs/>
+          <w:color w:val="60CAF3" w:themeColor="accent4" w:themeTint="99"/>
+          <w:sz w:val="32"/>
+          <w:szCs w:val="32"/>
+        </w:rPr>
+        <w:t xml:space="preserve"> "&lt;new JDK&gt;"</w:t>
       </w:r>
     </w:p>
     <w:p>
@@ -7608,14 +10015,25 @@
           <w:szCs w:val="32"/>
         </w:rPr>
       </w:pPr>
-      <w:r>
-        <w:rPr>
-          <w:b/>
-          <w:bCs/>
-          <w:sz w:val="32"/>
-          <w:szCs w:val="32"/>
-        </w:rPr>
-        <w:t>Temurin/</w:t>
+      <w:proofErr w:type="spellStart"/>
+      <w:r>
+        <w:rPr>
+          <w:b/>
+          <w:bCs/>
+          <w:sz w:val="32"/>
+          <w:szCs w:val="32"/>
+        </w:rPr>
+        <w:t>Temurin</w:t>
+      </w:r>
+      <w:proofErr w:type="spellEnd"/>
+      <w:r>
+        <w:rPr>
+          <w:b/>
+          <w:bCs/>
+          <w:sz w:val="32"/>
+          <w:szCs w:val="32"/>
+        </w:rPr>
+        <w:t>/</w:t>
       </w:r>
     </w:p>
     <w:p>
@@ -9326,6 +11744,96 @@
     </w:lvl>
   </w:abstractNum>
   <w:abstractNum w:abstractNumId="11" w15:restartNumberingAfterBreak="0">
+    <w:nsid w:val="76C2401D"/>
+    <w:multiLevelType w:val="hybridMultilevel"/>
+    <w:tmpl w:val="12F0D616"/>
+    <w:lvl w:ilvl="0" w:tplc="9384B0D2">
+      <w:start w:val="1"/>
+      <w:numFmt w:val="decimal"/>
+      <w:lvlText w:val="%1."/>
+      <w:lvlJc w:val="left"/>
+      <w:pPr>
+        <w:ind w:left="360" w:hanging="360"/>
+      </w:pPr>
+      <w:rPr>
+        <w:b/>
+        <w:bCs/>
+      </w:rPr>
+    </w:lvl>
+    <w:lvl w:ilvl="1" w:tplc="04090019" w:tentative="1">
+      <w:start w:val="1"/>
+      <w:numFmt w:val="lowerLetter"/>
+      <w:lvlText w:val="%2."/>
+      <w:lvlJc w:val="left"/>
+      <w:pPr>
+        <w:ind w:left="1080" w:hanging="360"/>
+      </w:pPr>
+    </w:lvl>
+    <w:lvl w:ilvl="2" w:tplc="0409001B" w:tentative="1">
+      <w:start w:val="1"/>
+      <w:numFmt w:val="lowerRoman"/>
+      <w:lvlText w:val="%3."/>
+      <w:lvlJc w:val="right"/>
+      <w:pPr>
+        <w:ind w:left="1800" w:hanging="180"/>
+      </w:pPr>
+    </w:lvl>
+    <w:lvl w:ilvl="3" w:tplc="0409000F" w:tentative="1">
+      <w:start w:val="1"/>
+      <w:numFmt w:val="decimal"/>
+      <w:lvlText w:val="%4."/>
+      <w:lvlJc w:val="left"/>
+      <w:pPr>
+        <w:ind w:left="2520" w:hanging="360"/>
+      </w:pPr>
+    </w:lvl>
+    <w:lvl w:ilvl="4" w:tplc="04090019" w:tentative="1">
+      <w:start w:val="1"/>
+      <w:numFmt w:val="lowerLetter"/>
+      <w:lvlText w:val="%5."/>
+      <w:lvlJc w:val="left"/>
+      <w:pPr>
+        <w:ind w:left="3240" w:hanging="360"/>
+      </w:pPr>
+    </w:lvl>
+    <w:lvl w:ilvl="5" w:tplc="0409001B" w:tentative="1">
+      <w:start w:val="1"/>
+      <w:numFmt w:val="lowerRoman"/>
+      <w:lvlText w:val="%6."/>
+      <w:lvlJc w:val="right"/>
+      <w:pPr>
+        <w:ind w:left="3960" w:hanging="180"/>
+      </w:pPr>
+    </w:lvl>
+    <w:lvl w:ilvl="6" w:tplc="0409000F" w:tentative="1">
+      <w:start w:val="1"/>
+      <w:numFmt w:val="decimal"/>
+      <w:lvlText w:val="%7."/>
+      <w:lvlJc w:val="left"/>
+      <w:pPr>
+        <w:ind w:left="4680" w:hanging="360"/>
+      </w:pPr>
+    </w:lvl>
+    <w:lvl w:ilvl="7" w:tplc="04090019" w:tentative="1">
+      <w:start w:val="1"/>
+      <w:numFmt w:val="lowerLetter"/>
+      <w:lvlText w:val="%8."/>
+      <w:lvlJc w:val="left"/>
+      <w:pPr>
+        <w:ind w:left="5400" w:hanging="360"/>
+      </w:pPr>
+    </w:lvl>
+    <w:lvl w:ilvl="8" w:tplc="0409001B" w:tentative="1">
+      <w:start w:val="1"/>
+      <w:numFmt w:val="lowerRoman"/>
+      <w:lvlText w:val="%9."/>
+      <w:lvlJc w:val="right"/>
+      <w:pPr>
+        <w:ind w:left="6120" w:hanging="180"/>
+      </w:pPr>
+    </w:lvl>
+  </w:abstractNum>
+  <w:abstractNum w:abstractNumId="12" w15:restartNumberingAfterBreak="0">
     <w:nsid w:val="78EF4E71"/>
     <w:multiLevelType w:val="multilevel"/>
     <w:tmpl w:val="2956191A"/>
@@ -9439,7 +11947,7 @@
     </w:lvl>
   </w:abstractNum>
   <w:num w:numId="1" w16cid:durableId="916863352">
-    <w:abstractNumId w:val="11"/>
+    <w:abstractNumId w:val="12"/>
   </w:num>
   <w:num w:numId="2" w16cid:durableId="1291395783">
     <w:abstractNumId w:val="10"/>
@@ -9503,6 +12011,9 @@
   </w:num>
   <w:num w:numId="13" w16cid:durableId="644898392">
     <w:abstractNumId w:val="1"/>
+  </w:num>
+  <w:num w:numId="14" w16cid:durableId="590436957">
+    <w:abstractNumId w:val="11"/>
   </w:num>
 </w:numbering>
 </file>
